--- a/Job Posting samples/JD mapping to my exp..docx
+++ b/Job Posting samples/JD mapping to my exp..docx
@@ -9,8 +9,8 @@
           <w:rFonts w:cstheme="minorHAnsi"/>
           <w:b/>
           <w:bCs/>
-          <w:sz w:val="22"/>
-          <w:szCs w:val="22"/>
+          <w:sz w:val="20"/>
+          <w:szCs w:val="20"/>
           <w:u w:val="single"/>
         </w:rPr>
       </w:pPr>
@@ -19,8 +19,8 @@
           <w:rFonts w:cstheme="minorHAnsi"/>
           <w:b/>
           <w:bCs/>
-          <w:sz w:val="22"/>
-          <w:szCs w:val="22"/>
+          <w:sz w:val="20"/>
+          <w:szCs w:val="20"/>
           <w:u w:val="single"/>
         </w:rPr>
         <w:t>Job Posting samples</w:t>
@@ -31,8 +31,8 @@
         <w:shd w:val="clear" w:color="auto" w:fill="FFFFFF" w:themeFill="background1"/>
         <w:rPr>
           <w:rFonts w:cstheme="minorHAnsi"/>
-          <w:sz w:val="22"/>
-          <w:szCs w:val="22"/>
+          <w:sz w:val="20"/>
+          <w:szCs w:val="20"/>
         </w:rPr>
       </w:pPr>
     </w:p>
@@ -41,15 +41,15 @@
         <w:shd w:val="clear" w:color="auto" w:fill="FFFFFF" w:themeFill="background1"/>
         <w:rPr>
           <w:rFonts w:cstheme="minorHAnsi"/>
-          <w:sz w:val="22"/>
-          <w:szCs w:val="22"/>
+          <w:sz w:val="20"/>
+          <w:szCs w:val="20"/>
         </w:rPr>
       </w:pPr>
       <w:r>
         <w:rPr>
           <w:rFonts w:cstheme="minorHAnsi"/>
-          <w:sz w:val="22"/>
-          <w:szCs w:val="22"/>
+          <w:sz w:val="20"/>
+          <w:szCs w:val="20"/>
         </w:rPr>
         <w:t>Job #1: Very relevant</w:t>
       </w:r>
@@ -60,8 +60,8 @@
         <w:rPr>
           <w:rFonts w:cstheme="minorHAnsi"/>
           <w:color w:val="F8F8F6"/>
-          <w:sz w:val="22"/>
-          <w:szCs w:val="22"/>
+          <w:sz w:val="20"/>
+          <w:szCs w:val="20"/>
           <w:shd w:val="clear" w:color="auto" w:fill="121212"/>
         </w:rPr>
       </w:pPr>
@@ -69,34 +69,36 @@
         <w:rPr>
           <w:rFonts w:cstheme="minorHAnsi"/>
           <w:color w:val="F8F8F6"/>
-          <w:sz w:val="22"/>
-          <w:szCs w:val="22"/>
+          <w:sz w:val="20"/>
+          <w:szCs w:val="20"/>
           <w:shd w:val="clear" w:color="auto" w:fill="121212"/>
         </w:rPr>
-        <w:t xml:space="preserve">Wise is a global technology company, building the best way to move and manage the world’s money. Min fees. Max ease. Full speed. Whether people and businesses are sending money to another country, spending abroad, or making and receiving international payments, Wise is on a mission to make their lives easier and save them money. As part of our team, you will be helping us create an entirely new network for the world's money. For everyone, everywhere. More about our mission and what we offer. Job Description We want to make moving money internationally instant, convenient, transparent and eventually free.  For businesses, this means helping them to do business from anywhere and expand everywhere. To help them do this, we're building a world class business bank account, which allows them to get paid and pay people no matter where they are in the world, without getting ripped off by unfair exchange rates.  Many of our customers rely on us to get paid – from sending invoices all over the world, to collecting payments via payment links. We want to build best-in-class solutions for them to get paid easier domestically and internationally, in whatever currency, payment method, or format they want. Our focus is on solving problems for high growth SMBs, and we want to help them get paid fast, reliably, and by anyone. You'll start by identifying, scoping, and shipping impactful changes in our Invoicing product for customers all over the world. From there, you’ll own our entire product suite and roadmap that aims to help businesses get paid with easy, low/no-code solutions. You’ll ultimately be responsible for growing the volume of payments that businesses collect with us, by spearheading the roadmap for building tools that fit straight into our customers’ sales and revenue workflows. You’ll collaborate with teams across all of Wise Business and over many regions to ensure that these tools work for different types of businesses all over the world. Qualifications * You have an understanding and relevant experience of building new products end-to-end, with strong focus on user experience * You have at least 5+ </w:t>
-      </w:r>
-      <w:proofErr w:type="spellStart"/>
-      <w:r>
+        <w:t>Wise is a global technology company, building the best way to move and manage the world’s money. Min fees. Max ease. Full speed. Whether people and businesses are sending money to another country, spending abroad, or making and receiving international payments, Wise is on a mission to make their lives easier and save them money. As part of our team, you will be helping us create an entirely new network for the world's money. For everyone, everywhere. More about our mission and what we offer. Job Description We want to make moving money internationally instant, convenient, transparent and eventually free.  For businesses, this means helping them to do business from anywhere and expand everywhere. To help them do this, we're building a world class business bank account, which allows them to get paid and pay people no matter where they are in the world, without getting ripped off by unfair exchange rates.  Many of our customers rely on us to get paid – from sending invoices all over the world, to collecting payments via payment links. We want to build best-in-class solutions for them to get paid easier domestically and internationally, in whatever currency, payment method, or format they want. Our focus is on solving problems for high growth SMBs, and we want to help them get paid fast, reliably, and by anyone. You'll start by identifying, scoping, and shipping impactful changes in our Invoicing product for customers all over the world. From there, you’ll own our entire product suite and roadmap that aims to help businesses get paid with easy, low/no-code solutions. You’ll ultimately be responsible for growing the volume of payments that businesses collect with us, by spearheading the roadmap for building tools that fit straight into our customers’ sales and revenue workflows. You’ll collaborate with teams across all of Wise Business and over many regions to ensure that these tools work for different types of businesses all over the world. Qualifications * You have an understanding and relevant experience of building new products end-to-end, with strong focus on user experience * You have at least 5+ years experience in a PM role with demonstrable experience developing and implementing successful product strategies with measurable, successful outcomes  * You’re highly analytical and are comfortable using data - both quantitative and qualitative - to identify opportunities, prioritize initiatives and refine the product strategy. * You can demonstrate how you’ve collaborated with engineers and analysts to successfully launch a new feature or product to market and/or can demonstrate how you’ve made significant improvements to an existing product  * You’ve worked closely with back-end engineers and are comfortable making technical trade-offs to deliver faster for customers  * You’re comfortable with ambiguity and not knowing all the answers, and can take complex situations and bring structure, focus, and direction. You can unblock the team tactically and transform paralysis into action. Bonus: * You have experience building B2B software * You have experience managing 3rd party relationships</w:t>
+      </w:r>
+    </w:p>
+    <w:p>
+      <w:pPr>
+        <w:shd w:val="clear" w:color="auto" w:fill="FFFFFF" w:themeFill="background1"/>
         <w:rPr>
           <w:rFonts w:cstheme="minorHAnsi"/>
           <w:color w:val="F8F8F6"/>
-          <w:sz w:val="22"/>
-          <w:szCs w:val="22"/>
+          <w:sz w:val="20"/>
+          <w:szCs w:val="20"/>
           <w:shd w:val="clear" w:color="auto" w:fill="121212"/>
         </w:rPr>
-        <w:t>years experience</w:t>
-      </w:r>
-      <w:proofErr w:type="spellEnd"/>
-      <w:r>
+      </w:pPr>
+    </w:p>
+    <w:p>
+      <w:pPr>
+        <w:shd w:val="clear" w:color="auto" w:fill="FFFFFF" w:themeFill="background1"/>
         <w:rPr>
           <w:rFonts w:cstheme="minorHAnsi"/>
           <w:color w:val="F8F8F6"/>
-          <w:sz w:val="22"/>
-          <w:szCs w:val="22"/>
+          <w:sz w:val="20"/>
+          <w:szCs w:val="20"/>
           <w:shd w:val="clear" w:color="auto" w:fill="121212"/>
         </w:rPr>
-        <w:t xml:space="preserve"> in a PM role with demonstrable experience developing and implementing successful product strategies with measurable, successful outcomes  * You’re highly analytical and are comfortable using data - both quantitative and qualitative - to identify opportunities, prioritize initiatives and refine the product strategy. * You can demonstrate how you’ve collaborated with engineers and analysts to successfully launch a new feature or product to market and/or can demonstrate how you’ve made significant improvements to an existing product  * You’ve worked closely with back-end engineers and are comfortable making technical trade-offs to deliver faster for customers  * You’re comfortable with ambiguity and not knowing all the answers, and can take complex situations and bring structure, focus, and direction. You can unblock the team tactically and transform paralysis into action. Bonus: * You have experience building B2B software * You have experience managing 3rd party relationships</w:t>
-      </w:r>
+      </w:pPr>
     </w:p>
     <w:p>
       <w:pPr>
@@ -104,8 +106,8 @@
         <w:rPr>
           <w:rFonts w:cstheme="minorHAnsi"/>
           <w:color w:val="F8F8F6"/>
-          <w:sz w:val="22"/>
-          <w:szCs w:val="22"/>
+          <w:sz w:val="20"/>
+          <w:szCs w:val="20"/>
           <w:shd w:val="clear" w:color="auto" w:fill="121212"/>
         </w:rPr>
       </w:pPr>
@@ -116,55 +118,20 @@
         <w:rPr>
           <w:rFonts w:cstheme="minorHAnsi"/>
           <w:color w:val="F8F8F6"/>
-          <w:sz w:val="22"/>
-          <w:szCs w:val="22"/>
+          <w:sz w:val="20"/>
+          <w:szCs w:val="20"/>
           <w:shd w:val="clear" w:color="auto" w:fill="121212"/>
         </w:rPr>
       </w:pPr>
-    </w:p>
-    <w:p>
-      <w:pPr>
-        <w:shd w:val="clear" w:color="auto" w:fill="FFFFFF" w:themeFill="background1"/>
+      <w:r>
         <w:rPr>
           <w:rFonts w:cstheme="minorHAnsi"/>
           <w:color w:val="F8F8F6"/>
-          <w:sz w:val="22"/>
-          <w:szCs w:val="22"/>
+          <w:sz w:val="20"/>
+          <w:szCs w:val="20"/>
           <w:shd w:val="clear" w:color="auto" w:fill="121212"/>
         </w:rPr>
-      </w:pPr>
-    </w:p>
-    <w:p>
-      <w:pPr>
-        <w:shd w:val="clear" w:color="auto" w:fill="FFFFFF" w:themeFill="background1"/>
-        <w:rPr>
-          <w:rFonts w:cstheme="minorHAnsi"/>
-          <w:color w:val="F8F8F6"/>
-          <w:sz w:val="22"/>
-          <w:szCs w:val="22"/>
-          <w:shd w:val="clear" w:color="auto" w:fill="121212"/>
-        </w:rPr>
-      </w:pPr>
-      <w:r>
-        <w:rPr>
-          <w:rFonts w:cstheme="minorHAnsi"/>
-          <w:color w:val="F8F8F6"/>
-          <w:sz w:val="22"/>
-          <w:szCs w:val="22"/>
-          <w:shd w:val="clear" w:color="auto" w:fill="121212"/>
-        </w:rPr>
-        <w:lastRenderedPageBreak/>
-        <w:t>Job #2: Recruiter reached out to me</w:t>
-      </w:r>
-      <w:r>
-        <w:rPr>
-          <w:rFonts w:cstheme="minorHAnsi"/>
-          <w:color w:val="F8F8F6"/>
-          <w:sz w:val="22"/>
-          <w:szCs w:val="22"/>
-          <w:shd w:val="clear" w:color="auto" w:fill="121212"/>
-        </w:rPr>
-        <w:t xml:space="preserve"> for this role</w:t>
+        <w:t>Job #2: Recruiter reached out to me for this role</w:t>
       </w:r>
     </w:p>
     <w:p>
@@ -177,8 +144,8 @@
           <w:b/>
           <w:bCs/>
           <w:kern w:val="0"/>
-          <w:sz w:val="22"/>
-          <w:szCs w:val="22"/>
+          <w:sz w:val="20"/>
+          <w:szCs w:val="20"/>
           <w14:ligatures w14:val="none"/>
         </w:rPr>
       </w:pPr>
@@ -188,8 +155,8 @@
           <w:b/>
           <w:bCs/>
           <w:kern w:val="0"/>
-          <w:sz w:val="22"/>
-          <w:szCs w:val="22"/>
+          <w:sz w:val="20"/>
+          <w:szCs w:val="20"/>
           <w14:ligatures w14:val="none"/>
         </w:rPr>
         <w:t>Company Description</w:t>
@@ -202,17 +169,17 @@
         <w:rPr>
           <w:rFonts w:eastAsia="Times New Roman" w:cstheme="minorHAnsi"/>
           <w:kern w:val="0"/>
-          <w:sz w:val="22"/>
-          <w:szCs w:val="22"/>
-          <w14:ligatures w14:val="none"/>
-        </w:rPr>
-      </w:pPr>
-      <w:r>
-        <w:rPr>
-          <w:rFonts w:eastAsia="Times New Roman" w:cstheme="minorHAnsi"/>
-          <w:kern w:val="0"/>
-          <w:sz w:val="22"/>
-          <w:szCs w:val="22"/>
+          <w:sz w:val="20"/>
+          <w:szCs w:val="20"/>
+          <w14:ligatures w14:val="none"/>
+        </w:rPr>
+      </w:pPr>
+      <w:r>
+        <w:rPr>
+          <w:rFonts w:eastAsia="Times New Roman" w:cstheme="minorHAnsi"/>
+          <w:kern w:val="0"/>
+          <w:sz w:val="20"/>
+          <w:szCs w:val="20"/>
           <w14:ligatures w14:val="none"/>
         </w:rPr>
         <w:t>Wise is a global technology company, building the best way to move and manage the world’s money.</w:t>
@@ -221,8 +188,8 @@
         <w:rPr>
           <w:rFonts w:eastAsia="Times New Roman" w:cstheme="minorHAnsi"/>
           <w:kern w:val="0"/>
-          <w:sz w:val="22"/>
-          <w:szCs w:val="22"/>
+          <w:sz w:val="20"/>
+          <w:szCs w:val="20"/>
           <w14:ligatures w14:val="none"/>
         </w:rPr>
         <w:br/>
@@ -233,8 +200,8 @@
           <w:b/>
           <w:bCs/>
           <w:kern w:val="0"/>
-          <w:sz w:val="22"/>
-          <w:szCs w:val="22"/>
+          <w:sz w:val="20"/>
+          <w:szCs w:val="20"/>
           <w14:ligatures w14:val="none"/>
         </w:rPr>
         <w:t>Min fees. Max ease. Full speed.</w:t>
@@ -247,19 +214,20 @@
         <w:rPr>
           <w:rFonts w:eastAsia="Times New Roman" w:cstheme="minorHAnsi"/>
           <w:kern w:val="0"/>
-          <w:sz w:val="22"/>
-          <w:szCs w:val="22"/>
-          <w14:ligatures w14:val="none"/>
-        </w:rPr>
-      </w:pPr>
-      <w:r>
-        <w:rPr>
-          <w:rFonts w:eastAsia="Times New Roman" w:cstheme="minorHAnsi"/>
-          <w:kern w:val="0"/>
-          <w:sz w:val="22"/>
-          <w:szCs w:val="22"/>
-          <w14:ligatures w14:val="none"/>
-        </w:rPr>
+          <w:sz w:val="20"/>
+          <w:szCs w:val="20"/>
+          <w14:ligatures w14:val="none"/>
+        </w:rPr>
+      </w:pPr>
+      <w:r>
+        <w:rPr>
+          <w:rFonts w:eastAsia="Times New Roman" w:cstheme="minorHAnsi"/>
+          <w:kern w:val="0"/>
+          <w:sz w:val="20"/>
+          <w:szCs w:val="20"/>
+          <w14:ligatures w14:val="none"/>
+        </w:rPr>
+        <w:lastRenderedPageBreak/>
         <w:t>Whether people and businesses are sending money to another country, spending abroad, or making and receiving international payments, Wise is on a mission to make their lives easier and save them money.</w:t>
       </w:r>
     </w:p>
@@ -270,17 +238,17 @@
         <w:rPr>
           <w:rFonts w:eastAsia="Times New Roman" w:cstheme="minorHAnsi"/>
           <w:kern w:val="0"/>
-          <w:sz w:val="22"/>
-          <w:szCs w:val="22"/>
-          <w14:ligatures w14:val="none"/>
-        </w:rPr>
-      </w:pPr>
-      <w:r>
-        <w:rPr>
-          <w:rFonts w:eastAsia="Times New Roman" w:cstheme="minorHAnsi"/>
-          <w:kern w:val="0"/>
-          <w:sz w:val="22"/>
-          <w:szCs w:val="22"/>
+          <w:sz w:val="20"/>
+          <w:szCs w:val="20"/>
+          <w14:ligatures w14:val="none"/>
+        </w:rPr>
+      </w:pPr>
+      <w:r>
+        <w:rPr>
+          <w:rFonts w:eastAsia="Times New Roman" w:cstheme="minorHAnsi"/>
+          <w:kern w:val="0"/>
+          <w:sz w:val="20"/>
+          <w:szCs w:val="20"/>
           <w14:ligatures w14:val="none"/>
         </w:rPr>
         <w:t>As part of our team, you will be helping us create an entirely new network for the world's money.</w:t>
@@ -289,8 +257,8 @@
         <w:rPr>
           <w:rFonts w:eastAsia="Times New Roman" w:cstheme="minorHAnsi"/>
           <w:kern w:val="0"/>
-          <w:sz w:val="22"/>
-          <w:szCs w:val="22"/>
+          <w:sz w:val="20"/>
+          <w:szCs w:val="20"/>
           <w14:ligatures w14:val="none"/>
         </w:rPr>
         <w:br/>
@@ -301,8 +269,8 @@
           <w:b/>
           <w:bCs/>
           <w:kern w:val="0"/>
-          <w:sz w:val="22"/>
-          <w:szCs w:val="22"/>
+          <w:sz w:val="20"/>
+          <w:szCs w:val="20"/>
           <w14:ligatures w14:val="none"/>
         </w:rPr>
         <w:t>For everyone, everywhere.</w:t>
@@ -315,17 +283,17 @@
         <w:rPr>
           <w:rFonts w:eastAsia="Times New Roman" w:cstheme="minorHAnsi"/>
           <w:kern w:val="0"/>
-          <w:sz w:val="22"/>
-          <w:szCs w:val="22"/>
-          <w14:ligatures w14:val="none"/>
-        </w:rPr>
-      </w:pPr>
-      <w:r>
-        <w:rPr>
-          <w:rFonts w:eastAsia="Times New Roman" w:cstheme="minorHAnsi"/>
-          <w:kern w:val="0"/>
-          <w:sz w:val="22"/>
-          <w:szCs w:val="22"/>
+          <w:sz w:val="20"/>
+          <w:szCs w:val="20"/>
+          <w14:ligatures w14:val="none"/>
+        </w:rPr>
+      </w:pPr>
+      <w:r>
+        <w:rPr>
+          <w:rFonts w:eastAsia="Times New Roman" w:cstheme="minorHAnsi"/>
+          <w:kern w:val="0"/>
+          <w:sz w:val="20"/>
+          <w:szCs w:val="20"/>
           <w14:ligatures w14:val="none"/>
         </w:rPr>
         <w:t>More about </w:t>
@@ -338,8 +306,8 @@
             <w:bCs/>
             <w:color w:val="0070CD"/>
             <w:kern w:val="0"/>
-            <w:sz w:val="22"/>
-            <w:szCs w:val="22"/>
+            <w:sz w:val="20"/>
+            <w:szCs w:val="20"/>
             <w14:ligatures w14:val="none"/>
           </w:rPr>
           <w:t>our mission</w:t>
@@ -349,8 +317,8 @@
         <w:rPr>
           <w:rFonts w:eastAsia="Times New Roman" w:cstheme="minorHAnsi"/>
           <w:kern w:val="0"/>
-          <w:sz w:val="22"/>
-          <w:szCs w:val="22"/>
+          <w:sz w:val="20"/>
+          <w:szCs w:val="20"/>
           <w14:ligatures w14:val="none"/>
         </w:rPr>
         <w:t> and </w:t>
@@ -363,8 +331,8 @@
             <w:bCs/>
             <w:color w:val="0070CD"/>
             <w:kern w:val="0"/>
-            <w:sz w:val="22"/>
-            <w:szCs w:val="22"/>
+            <w:sz w:val="20"/>
+            <w:szCs w:val="20"/>
             <w14:ligatures w14:val="none"/>
           </w:rPr>
           <w:t>what we offer</w:t>
@@ -374,8 +342,8 @@
         <w:rPr>
           <w:rFonts w:eastAsia="Times New Roman" w:cstheme="minorHAnsi"/>
           <w:kern w:val="0"/>
-          <w:sz w:val="22"/>
-          <w:szCs w:val="22"/>
+          <w:sz w:val="20"/>
+          <w:szCs w:val="20"/>
           <w14:ligatures w14:val="none"/>
         </w:rPr>
         <w:t>.</w:t>
@@ -391,8 +359,8 @@
           <w:b/>
           <w:bCs/>
           <w:kern w:val="0"/>
-          <w:sz w:val="22"/>
-          <w:szCs w:val="22"/>
+          <w:sz w:val="20"/>
+          <w:szCs w:val="20"/>
           <w14:ligatures w14:val="none"/>
         </w:rPr>
       </w:pPr>
@@ -402,8 +370,8 @@
           <w:b/>
           <w:bCs/>
           <w:kern w:val="0"/>
-          <w:sz w:val="22"/>
-          <w:szCs w:val="22"/>
+          <w:sz w:val="20"/>
+          <w:szCs w:val="20"/>
           <w14:ligatures w14:val="none"/>
         </w:rPr>
         <w:t>Job Description</w:t>
@@ -416,8 +384,8 @@
         <w:rPr>
           <w:rFonts w:eastAsia="Times New Roman" w:cstheme="minorHAnsi"/>
           <w:kern w:val="0"/>
-          <w:sz w:val="22"/>
-          <w:szCs w:val="22"/>
+          <w:sz w:val="20"/>
+          <w:szCs w:val="20"/>
           <w14:ligatures w14:val="none"/>
         </w:rPr>
       </w:pPr>
@@ -427,8 +395,8 @@
           <w:b/>
           <w:bCs/>
           <w:kern w:val="0"/>
-          <w:sz w:val="22"/>
-          <w:szCs w:val="22"/>
+          <w:sz w:val="20"/>
+          <w:szCs w:val="20"/>
           <w14:ligatures w14:val="none"/>
         </w:rPr>
         <w:t>Your Mission: Data Integrity, Real timeliness, and Controls</w:t>
@@ -441,42 +409,20 @@
         <w:rPr>
           <w:rFonts w:eastAsia="Times New Roman" w:cstheme="minorHAnsi"/>
           <w:kern w:val="0"/>
-          <w:sz w:val="22"/>
-          <w:szCs w:val="22"/>
-          <w14:ligatures w14:val="none"/>
-        </w:rPr>
-      </w:pPr>
-      <w:r>
-        <w:rPr>
-          <w:rFonts w:eastAsia="Times New Roman" w:cstheme="minorHAnsi"/>
-          <w:kern w:val="0"/>
-          <w:sz w:val="22"/>
-          <w:szCs w:val="22"/>
-          <w14:ligatures w14:val="none"/>
-        </w:rPr>
-        <w:t xml:space="preserve">Your mandate is to build and maintain the foundational Treasury Ledger platform that guarantees the real time integrity and compliance of every transaction across Wise’s global ecosystem. The systems you own secure the integrity of our cross currency monthly volume across all of Wise. You will also transform the platform from </w:t>
-      </w:r>
-      <w:proofErr w:type="gramStart"/>
-      <w:r>
-        <w:rPr>
-          <w:rFonts w:eastAsia="Times New Roman" w:cstheme="minorHAnsi"/>
-          <w:kern w:val="0"/>
-          <w:sz w:val="22"/>
-          <w:szCs w:val="22"/>
-          <w14:ligatures w14:val="none"/>
-        </w:rPr>
-        <w:t>a  ledgering</w:t>
-      </w:r>
-      <w:proofErr w:type="gramEnd"/>
-      <w:r>
-        <w:rPr>
-          <w:rFonts w:eastAsia="Times New Roman" w:cstheme="minorHAnsi"/>
-          <w:kern w:val="0"/>
-          <w:sz w:val="22"/>
-          <w:szCs w:val="22"/>
-          <w14:ligatures w14:val="none"/>
-        </w:rPr>
-        <w:t xml:space="preserve"> tool into a proactive control mechanism. </w:t>
+          <w:sz w:val="20"/>
+          <w:szCs w:val="20"/>
+          <w14:ligatures w14:val="none"/>
+        </w:rPr>
+      </w:pPr>
+      <w:r>
+        <w:rPr>
+          <w:rFonts w:eastAsia="Times New Roman" w:cstheme="minorHAnsi"/>
+          <w:kern w:val="0"/>
+          <w:sz w:val="20"/>
+          <w:szCs w:val="20"/>
+          <w14:ligatures w14:val="none"/>
+        </w:rPr>
+        <w:t>Your mandate is to build and maintain the foundational Treasury Ledger platform that guarantees the real time integrity and compliance of every transaction across Wise’s global ecosystem. The systems you own secure the integrity of our cross currency monthly volume across all of Wise. You will also transform the platform from a  ledgering tool into a proactive control mechanism. </w:t>
       </w:r>
     </w:p>
     <w:p>
@@ -486,8 +432,8 @@
         <w:rPr>
           <w:rFonts w:eastAsia="Times New Roman" w:cstheme="minorHAnsi"/>
           <w:kern w:val="0"/>
-          <w:sz w:val="22"/>
-          <w:szCs w:val="22"/>
+          <w:sz w:val="20"/>
+          <w:szCs w:val="20"/>
           <w14:ligatures w14:val="none"/>
         </w:rPr>
       </w:pPr>
@@ -497,8 +443,8 @@
           <w:b/>
           <w:bCs/>
           <w:kern w:val="0"/>
-          <w:sz w:val="22"/>
-          <w:szCs w:val="22"/>
+          <w:sz w:val="20"/>
+          <w:szCs w:val="20"/>
           <w14:ligatures w14:val="none"/>
         </w:rPr>
         <w:t>Your impact:  The Core of Global Treasury Operations</w:t>
@@ -511,17 +457,17 @@
         <w:rPr>
           <w:rFonts w:eastAsia="Times New Roman" w:cstheme="minorHAnsi"/>
           <w:kern w:val="0"/>
-          <w:sz w:val="22"/>
-          <w:szCs w:val="22"/>
-          <w14:ligatures w14:val="none"/>
-        </w:rPr>
-      </w:pPr>
-      <w:r>
-        <w:rPr>
-          <w:rFonts w:eastAsia="Times New Roman" w:cstheme="minorHAnsi"/>
-          <w:kern w:val="0"/>
-          <w:sz w:val="22"/>
-          <w:szCs w:val="22"/>
+          <w:sz w:val="20"/>
+          <w:szCs w:val="20"/>
+          <w14:ligatures w14:val="none"/>
+        </w:rPr>
+      </w:pPr>
+      <w:r>
+        <w:rPr>
+          <w:rFonts w:eastAsia="Times New Roman" w:cstheme="minorHAnsi"/>
+          <w:kern w:val="0"/>
+          <w:sz w:val="20"/>
+          <w:szCs w:val="20"/>
           <w14:ligatures w14:val="none"/>
         </w:rPr>
         <w:t>Within the Treasury Product team, you will lead the Treasury Ledger workstream. This system is the unquestionable source of truth for:</w:t>
@@ -538,17 +484,17 @@
         <w:rPr>
           <w:rFonts w:eastAsia="Times New Roman" w:cstheme="minorHAnsi"/>
           <w:kern w:val="0"/>
-          <w:sz w:val="22"/>
-          <w:szCs w:val="22"/>
-          <w14:ligatures w14:val="none"/>
-        </w:rPr>
-      </w:pPr>
-      <w:r>
-        <w:rPr>
-          <w:rFonts w:eastAsia="Times New Roman" w:cstheme="minorHAnsi"/>
-          <w:kern w:val="0"/>
-          <w:sz w:val="22"/>
-          <w:szCs w:val="22"/>
+          <w:sz w:val="20"/>
+          <w:szCs w:val="20"/>
+          <w14:ligatures w14:val="none"/>
+        </w:rPr>
+      </w:pPr>
+      <w:r>
+        <w:rPr>
+          <w:rFonts w:eastAsia="Times New Roman" w:cstheme="minorHAnsi"/>
+          <w:kern w:val="0"/>
+          <w:sz w:val="20"/>
+          <w:szCs w:val="20"/>
           <w14:ligatures w14:val="none"/>
         </w:rPr>
         <w:t>Financial Visibility: Providing a real-time, globally reconciled view of cross-currency exposures, cash balances, and liquidity funding requirements </w:t>
@@ -565,17 +511,17 @@
         <w:rPr>
           <w:rFonts w:eastAsia="Times New Roman" w:cstheme="minorHAnsi"/>
           <w:kern w:val="0"/>
-          <w:sz w:val="22"/>
-          <w:szCs w:val="22"/>
-          <w14:ligatures w14:val="none"/>
-        </w:rPr>
-      </w:pPr>
-      <w:r>
-        <w:rPr>
-          <w:rFonts w:eastAsia="Times New Roman" w:cstheme="minorHAnsi"/>
-          <w:kern w:val="0"/>
-          <w:sz w:val="22"/>
-          <w:szCs w:val="22"/>
+          <w:sz w:val="20"/>
+          <w:szCs w:val="20"/>
+          <w14:ligatures w14:val="none"/>
+        </w:rPr>
+      </w:pPr>
+      <w:r>
+        <w:rPr>
+          <w:rFonts w:eastAsia="Times New Roman" w:cstheme="minorHAnsi"/>
+          <w:kern w:val="0"/>
+          <w:sz w:val="20"/>
+          <w:szCs w:val="20"/>
           <w14:ligatures w14:val="none"/>
         </w:rPr>
         <w:t>Control and Auditability: Designing, owning, and implementing the definitive controls framework within the ledger (e.g., balance integrity checks, reconciliation processes) to ensure completeness, accuracy, and compliance.</w:t>
@@ -592,17 +538,17 @@
         <w:rPr>
           <w:rFonts w:eastAsia="Times New Roman" w:cstheme="minorHAnsi"/>
           <w:kern w:val="0"/>
-          <w:sz w:val="22"/>
-          <w:szCs w:val="22"/>
-          <w14:ligatures w14:val="none"/>
-        </w:rPr>
-      </w:pPr>
-      <w:r>
-        <w:rPr>
-          <w:rFonts w:eastAsia="Times New Roman" w:cstheme="minorHAnsi"/>
-          <w:kern w:val="0"/>
-          <w:sz w:val="22"/>
-          <w:szCs w:val="22"/>
+          <w:sz w:val="20"/>
+          <w:szCs w:val="20"/>
+          <w14:ligatures w14:val="none"/>
+        </w:rPr>
+      </w:pPr>
+      <w:r>
+        <w:rPr>
+          <w:rFonts w:eastAsia="Times New Roman" w:cstheme="minorHAnsi"/>
+          <w:kern w:val="0"/>
+          <w:sz w:val="20"/>
+          <w:szCs w:val="20"/>
           <w14:ligatures w14:val="none"/>
         </w:rPr>
         <w:t>Downstream Execution: Empowering critical teams with actionable, trusted data, including Traders (for execution and hedging) and Operational teams (for money movement, settlement, and reconciliation).</w:t>
@@ -615,81 +561,90 @@
         <w:rPr>
           <w:rFonts w:eastAsia="Times New Roman" w:cstheme="minorHAnsi"/>
           <w:kern w:val="0"/>
-          <w:sz w:val="22"/>
-          <w:szCs w:val="22"/>
-          <w14:ligatures w14:val="none"/>
-        </w:rPr>
-      </w:pPr>
-      <w:proofErr w:type="spellStart"/>
+          <w:sz w:val="20"/>
+          <w:szCs w:val="20"/>
+          <w14:ligatures w14:val="none"/>
+        </w:rPr>
+      </w:pPr>
       <w:r>
         <w:rPr>
           <w:rFonts w:eastAsia="Times New Roman" w:cstheme="minorHAnsi"/>
           <w:b/>
           <w:bCs/>
           <w:kern w:val="0"/>
-          <w:sz w:val="22"/>
-          <w:szCs w:val="22"/>
-          <w14:ligatures w14:val="none"/>
-        </w:rPr>
-        <w:t>Organisational</w:t>
-      </w:r>
-      <w:proofErr w:type="spellEnd"/>
+          <w:sz w:val="20"/>
+          <w:szCs w:val="20"/>
+          <w14:ligatures w14:val="none"/>
+        </w:rPr>
+        <w:t>Organisational Role: </w:t>
+      </w:r>
+      <w:r>
+        <w:rPr>
+          <w:rFonts w:eastAsia="Times New Roman" w:cstheme="minorHAnsi"/>
+          <w:kern w:val="0"/>
+          <w:sz w:val="20"/>
+          <w:szCs w:val="20"/>
+          <w14:ligatures w14:val="none"/>
+        </w:rPr>
+        <w:t>Your team's systems are the single source of consumable data (the ledger of record) that underpins all critical downstream functions, including hedging, safeguarding, as well as strategic decision-making by executive leadership.</w:t>
+      </w:r>
+    </w:p>
+    <w:p>
+      <w:pPr>
+        <w:shd w:val="clear" w:color="auto" w:fill="FFFFFF" w:themeFill="background1"/>
+        <w:spacing w:beforeAutospacing="1" w:after="0" w:afterAutospacing="1" w:line="240" w:lineRule="auto"/>
+        <w:rPr>
+          <w:rFonts w:eastAsia="Times New Roman" w:cstheme="minorHAnsi"/>
+          <w:kern w:val="0"/>
+          <w:sz w:val="20"/>
+          <w:szCs w:val="20"/>
+          <w14:ligatures w14:val="none"/>
+        </w:rPr>
+      </w:pPr>
       <w:r>
         <w:rPr>
           <w:rFonts w:eastAsia="Times New Roman" w:cstheme="minorHAnsi"/>
           <w:b/>
           <w:bCs/>
           <w:kern w:val="0"/>
-          <w:sz w:val="22"/>
-          <w:szCs w:val="22"/>
-          <w14:ligatures w14:val="none"/>
-        </w:rPr>
-        <w:t xml:space="preserve"> Role: </w:t>
-      </w:r>
-      <w:r>
-        <w:rPr>
-          <w:rFonts w:eastAsia="Times New Roman" w:cstheme="minorHAnsi"/>
-          <w:kern w:val="0"/>
-          <w:sz w:val="22"/>
-          <w:szCs w:val="22"/>
-          <w14:ligatures w14:val="none"/>
-        </w:rPr>
-        <w:t>Your team's systems are the single source of consumable data (the ledger of record) that underpins all critical downstream functions, including hedging, safeguarding, as well as strategic decision-making by executive leadership.</w:t>
+          <w:sz w:val="20"/>
+          <w:szCs w:val="20"/>
+          <w14:ligatures w14:val="none"/>
+        </w:rPr>
+        <w:t>The Scale: </w:t>
+      </w:r>
+      <w:r>
+        <w:rPr>
+          <w:rFonts w:eastAsia="Times New Roman" w:cstheme="minorHAnsi"/>
+          <w:kern w:val="0"/>
+          <w:sz w:val="20"/>
+          <w:szCs w:val="20"/>
+          <w14:ligatures w14:val="none"/>
+        </w:rPr>
+        <w:t>You will be leading the vision for a ledgering system currently processing over 2bn+ journal entries a month.</w:t>
       </w:r>
     </w:p>
     <w:p>
       <w:pPr>
         <w:shd w:val="clear" w:color="auto" w:fill="FFFFFF" w:themeFill="background1"/>
-        <w:spacing w:beforeAutospacing="1" w:after="0" w:afterAutospacing="1" w:line="240" w:lineRule="auto"/>
-        <w:rPr>
-          <w:rFonts w:eastAsia="Times New Roman" w:cstheme="minorHAnsi"/>
-          <w:kern w:val="0"/>
-          <w:sz w:val="22"/>
-          <w:szCs w:val="22"/>
-          <w14:ligatures w14:val="none"/>
-        </w:rPr>
-      </w:pPr>
-      <w:r>
-        <w:rPr>
-          <w:rFonts w:eastAsia="Times New Roman" w:cstheme="minorHAnsi"/>
-          <w:b/>
-          <w:bCs/>
-          <w:kern w:val="0"/>
-          <w:sz w:val="22"/>
-          <w:szCs w:val="22"/>
-          <w14:ligatures w14:val="none"/>
-        </w:rPr>
-        <w:t>The Scale: </w:t>
-      </w:r>
-      <w:r>
-        <w:rPr>
-          <w:rFonts w:eastAsia="Times New Roman" w:cstheme="minorHAnsi"/>
-          <w:kern w:val="0"/>
-          <w:sz w:val="22"/>
-          <w:szCs w:val="22"/>
-          <w14:ligatures w14:val="none"/>
-        </w:rPr>
-        <w:t>You will be leading the vision for a ledgering system currently processing over 2bn+ journal entries a month.</w:t>
+        <w:spacing w:before="100" w:beforeAutospacing="1" w:after="100" w:afterAutospacing="1" w:line="240" w:lineRule="auto"/>
+        <w:rPr>
+          <w:rFonts w:eastAsia="Times New Roman" w:cstheme="minorHAnsi"/>
+          <w:kern w:val="0"/>
+          <w:sz w:val="20"/>
+          <w:szCs w:val="20"/>
+          <w14:ligatures w14:val="none"/>
+        </w:rPr>
+      </w:pPr>
+      <w:r>
+        <w:rPr>
+          <w:rFonts w:eastAsia="Times New Roman" w:cstheme="minorHAnsi"/>
+          <w:kern w:val="0"/>
+          <w:sz w:val="20"/>
+          <w:szCs w:val="20"/>
+          <w14:ligatures w14:val="none"/>
+        </w:rPr>
+        <w:t>You will also be owning the processes around prioritising and Implementing new product flows into the Ledger </w:t>
       </w:r>
     </w:p>
     <w:p>
@@ -699,87 +654,19 @@
         <w:rPr>
           <w:rFonts w:eastAsia="Times New Roman" w:cstheme="minorHAnsi"/>
           <w:kern w:val="0"/>
-          <w:sz w:val="22"/>
-          <w:szCs w:val="22"/>
-          <w14:ligatures w14:val="none"/>
-        </w:rPr>
-      </w:pPr>
-      <w:r>
-        <w:rPr>
-          <w:rFonts w:eastAsia="Times New Roman" w:cstheme="minorHAnsi"/>
-          <w:kern w:val="0"/>
-          <w:sz w:val="22"/>
-          <w:szCs w:val="22"/>
-          <w14:ligatures w14:val="none"/>
-        </w:rPr>
-        <w:t xml:space="preserve">You will also be owning the processes around </w:t>
-      </w:r>
-      <w:proofErr w:type="spellStart"/>
-      <w:r>
-        <w:rPr>
-          <w:rFonts w:eastAsia="Times New Roman" w:cstheme="minorHAnsi"/>
-          <w:kern w:val="0"/>
-          <w:sz w:val="22"/>
-          <w:szCs w:val="22"/>
-          <w14:ligatures w14:val="none"/>
-        </w:rPr>
-        <w:t>prioritising</w:t>
-      </w:r>
-      <w:proofErr w:type="spellEnd"/>
-      <w:r>
-        <w:rPr>
-          <w:rFonts w:eastAsia="Times New Roman" w:cstheme="minorHAnsi"/>
-          <w:kern w:val="0"/>
-          <w:sz w:val="22"/>
-          <w:szCs w:val="22"/>
-          <w14:ligatures w14:val="none"/>
-        </w:rPr>
-        <w:t xml:space="preserve"> and </w:t>
-      </w:r>
-      <w:proofErr w:type="gramStart"/>
-      <w:r>
-        <w:rPr>
-          <w:rFonts w:eastAsia="Times New Roman" w:cstheme="minorHAnsi"/>
-          <w:kern w:val="0"/>
-          <w:sz w:val="22"/>
-          <w:szCs w:val="22"/>
-          <w14:ligatures w14:val="none"/>
-        </w:rPr>
-        <w:t>Implementing</w:t>
-      </w:r>
-      <w:proofErr w:type="gramEnd"/>
-      <w:r>
-        <w:rPr>
-          <w:rFonts w:eastAsia="Times New Roman" w:cstheme="minorHAnsi"/>
-          <w:kern w:val="0"/>
-          <w:sz w:val="22"/>
-          <w:szCs w:val="22"/>
-          <w14:ligatures w14:val="none"/>
-        </w:rPr>
-        <w:t xml:space="preserve"> new product flows into the Ledger </w:t>
-      </w:r>
-    </w:p>
-    <w:p>
-      <w:pPr>
-        <w:shd w:val="clear" w:color="auto" w:fill="FFFFFF" w:themeFill="background1"/>
-        <w:spacing w:before="100" w:beforeAutospacing="1" w:after="100" w:afterAutospacing="1" w:line="240" w:lineRule="auto"/>
-        <w:rPr>
-          <w:rFonts w:eastAsia="Times New Roman" w:cstheme="minorHAnsi"/>
-          <w:kern w:val="0"/>
-          <w:sz w:val="22"/>
-          <w:szCs w:val="22"/>
-          <w14:ligatures w14:val="none"/>
-        </w:rPr>
-      </w:pPr>
-      <w:r>
-        <w:rPr>
-          <w:rFonts w:eastAsia="Times New Roman" w:cstheme="minorHAnsi"/>
-          <w:kern w:val="0"/>
-          <w:sz w:val="22"/>
-          <w:szCs w:val="22"/>
-          <w14:ligatures w14:val="none"/>
-        </w:rPr>
-        <w:lastRenderedPageBreak/>
+          <w:sz w:val="20"/>
+          <w:szCs w:val="20"/>
+          <w14:ligatures w14:val="none"/>
+        </w:rPr>
+      </w:pPr>
+      <w:r>
+        <w:rPr>
+          <w:rFonts w:eastAsia="Times New Roman" w:cstheme="minorHAnsi"/>
+          <w:kern w:val="0"/>
+          <w:sz w:val="20"/>
+          <w:szCs w:val="20"/>
+          <w14:ligatures w14:val="none"/>
+        </w:rPr>
         <w:t>The core questions that you will answer in your role are -</w:t>
       </w:r>
     </w:p>
@@ -794,17 +681,17 @@
         <w:rPr>
           <w:rFonts w:eastAsia="Times New Roman" w:cstheme="minorHAnsi"/>
           <w:kern w:val="0"/>
-          <w:sz w:val="22"/>
-          <w:szCs w:val="22"/>
-          <w14:ligatures w14:val="none"/>
-        </w:rPr>
-      </w:pPr>
-      <w:r>
-        <w:rPr>
-          <w:rFonts w:eastAsia="Times New Roman" w:cstheme="minorHAnsi"/>
-          <w:kern w:val="0"/>
-          <w:sz w:val="22"/>
-          <w:szCs w:val="22"/>
+          <w:sz w:val="20"/>
+          <w:szCs w:val="20"/>
+          <w14:ligatures w14:val="none"/>
+        </w:rPr>
+      </w:pPr>
+      <w:r>
+        <w:rPr>
+          <w:rFonts w:eastAsia="Times New Roman" w:cstheme="minorHAnsi"/>
+          <w:kern w:val="0"/>
+          <w:sz w:val="20"/>
+          <w:szCs w:val="20"/>
           <w14:ligatures w14:val="none"/>
         </w:rPr>
         <w:t>How do you build systems and controls that ensure completeness and accuracy of product flows?</w:t>
@@ -821,17 +708,17 @@
         <w:rPr>
           <w:rFonts w:eastAsia="Times New Roman" w:cstheme="minorHAnsi"/>
           <w:kern w:val="0"/>
-          <w:sz w:val="22"/>
-          <w:szCs w:val="22"/>
-          <w14:ligatures w14:val="none"/>
-        </w:rPr>
-      </w:pPr>
-      <w:r>
-        <w:rPr>
-          <w:rFonts w:eastAsia="Times New Roman" w:cstheme="minorHAnsi"/>
-          <w:kern w:val="0"/>
-          <w:sz w:val="22"/>
-          <w:szCs w:val="22"/>
+          <w:sz w:val="20"/>
+          <w:szCs w:val="20"/>
+          <w14:ligatures w14:val="none"/>
+        </w:rPr>
+      </w:pPr>
+      <w:r>
+        <w:rPr>
+          <w:rFonts w:eastAsia="Times New Roman" w:cstheme="minorHAnsi"/>
+          <w:kern w:val="0"/>
+          <w:sz w:val="20"/>
+          <w:szCs w:val="20"/>
           <w14:ligatures w14:val="none"/>
         </w:rPr>
         <w:t>How do you identify and eliminate operational risks?</w:t>
@@ -844,33 +731,21 @@
         <w:rPr>
           <w:rFonts w:eastAsia="Times New Roman" w:cstheme="minorHAnsi"/>
           <w:kern w:val="0"/>
-          <w:sz w:val="22"/>
-          <w:szCs w:val="22"/>
-          <w14:ligatures w14:val="none"/>
-        </w:rPr>
-      </w:pPr>
-      <w:r>
-        <w:rPr>
-          <w:rFonts w:eastAsia="Times New Roman" w:cstheme="minorHAnsi"/>
-          <w:kern w:val="0"/>
-          <w:sz w:val="22"/>
-          <w:szCs w:val="22"/>
-          <w14:ligatures w14:val="none"/>
-        </w:rPr>
-        <w:t xml:space="preserve">You will define and execute the product strategy to achieve real-time reconciliation and assurance at global scale, providing treasury teams with systems they need to operate effectively, compliantly, and efficiently </w:t>
-      </w:r>
-      <w:proofErr w:type="gramStart"/>
-      <w:r>
-        <w:rPr>
-          <w:rFonts w:eastAsia="Times New Roman" w:cstheme="minorHAnsi"/>
-          <w:kern w:val="0"/>
-          <w:sz w:val="22"/>
-          <w:szCs w:val="22"/>
-          <w14:ligatures w14:val="none"/>
-        </w:rPr>
-        <w:t>across  currencies</w:t>
-      </w:r>
-      <w:proofErr w:type="gramEnd"/>
+          <w:sz w:val="20"/>
+          <w:szCs w:val="20"/>
+          <w14:ligatures w14:val="none"/>
+        </w:rPr>
+      </w:pPr>
+      <w:r>
+        <w:rPr>
+          <w:rFonts w:eastAsia="Times New Roman" w:cstheme="minorHAnsi"/>
+          <w:kern w:val="0"/>
+          <w:sz w:val="20"/>
+          <w:szCs w:val="20"/>
+          <w14:ligatures w14:val="none"/>
+        </w:rPr>
+        <w:t>You will define and execute the product strategy to achieve real-time reconciliation and assurance at global scale, providing treasury teams with systems they need to operate effectively, compliantly, and efficiently across  currencies</w:t>
+      </w:r>
     </w:p>
     <w:p>
       <w:pPr>
@@ -882,8 +757,8 @@
           <w:b/>
           <w:bCs/>
           <w:kern w:val="0"/>
-          <w:sz w:val="22"/>
-          <w:szCs w:val="22"/>
+          <w:sz w:val="20"/>
+          <w:szCs w:val="20"/>
           <w14:ligatures w14:val="none"/>
         </w:rPr>
       </w:pPr>
@@ -893,8 +768,8 @@
           <w:b/>
           <w:bCs/>
           <w:kern w:val="0"/>
-          <w:sz w:val="22"/>
-          <w:szCs w:val="22"/>
+          <w:sz w:val="20"/>
+          <w:szCs w:val="20"/>
           <w14:ligatures w14:val="none"/>
         </w:rPr>
         <w:t>Qualifications</w:t>
@@ -907,19 +782,20 @@
         <w:rPr>
           <w:rFonts w:eastAsia="Times New Roman" w:cstheme="minorHAnsi"/>
           <w:kern w:val="0"/>
-          <w:sz w:val="22"/>
-          <w:szCs w:val="22"/>
-          <w14:ligatures w14:val="none"/>
-        </w:rPr>
-      </w:pPr>
-      <w:r>
-        <w:rPr>
-          <w:rFonts w:eastAsia="Times New Roman" w:cstheme="minorHAnsi"/>
-          <w:kern w:val="0"/>
-          <w:sz w:val="22"/>
-          <w:szCs w:val="22"/>
-          <w14:ligatures w14:val="none"/>
-        </w:rPr>
+          <w:sz w:val="20"/>
+          <w:szCs w:val="20"/>
+          <w14:ligatures w14:val="none"/>
+        </w:rPr>
+      </w:pPr>
+      <w:r>
+        <w:rPr>
+          <w:rFonts w:eastAsia="Times New Roman" w:cstheme="minorHAnsi"/>
+          <w:kern w:val="0"/>
+          <w:sz w:val="20"/>
+          <w:szCs w:val="20"/>
+          <w14:ligatures w14:val="none"/>
+        </w:rPr>
+        <w:lastRenderedPageBreak/>
         <w:t>What we’re looking for: </w:t>
       </w:r>
     </w:p>
@@ -930,17 +806,17 @@
         <w:rPr>
           <w:rFonts w:eastAsia="Times New Roman" w:cstheme="minorHAnsi"/>
           <w:kern w:val="0"/>
-          <w:sz w:val="22"/>
-          <w:szCs w:val="22"/>
-          <w14:ligatures w14:val="none"/>
-        </w:rPr>
-      </w:pPr>
-      <w:r>
-        <w:rPr>
-          <w:rFonts w:eastAsia="Times New Roman" w:cstheme="minorHAnsi"/>
-          <w:kern w:val="0"/>
-          <w:sz w:val="22"/>
-          <w:szCs w:val="22"/>
+          <w:sz w:val="20"/>
+          <w:szCs w:val="20"/>
+          <w14:ligatures w14:val="none"/>
+        </w:rPr>
+      </w:pPr>
+      <w:r>
+        <w:rPr>
+          <w:rFonts w:eastAsia="Times New Roman" w:cstheme="minorHAnsi"/>
+          <w:kern w:val="0"/>
+          <w:sz w:val="20"/>
+          <w:szCs w:val="20"/>
           <w:u w:val="single"/>
           <w14:ligatures w14:val="none"/>
         </w:rPr>
@@ -958,17 +834,17 @@
         <w:rPr>
           <w:rFonts w:eastAsia="Times New Roman" w:cstheme="minorHAnsi"/>
           <w:kern w:val="0"/>
-          <w:sz w:val="22"/>
-          <w:szCs w:val="22"/>
-          <w14:ligatures w14:val="none"/>
-        </w:rPr>
-      </w:pPr>
-      <w:r>
-        <w:rPr>
-          <w:rFonts w:eastAsia="Times New Roman" w:cstheme="minorHAnsi"/>
-          <w:kern w:val="0"/>
-          <w:sz w:val="22"/>
-          <w:szCs w:val="22"/>
+          <w:sz w:val="20"/>
+          <w:szCs w:val="20"/>
+          <w14:ligatures w14:val="none"/>
+        </w:rPr>
+      </w:pPr>
+      <w:r>
+        <w:rPr>
+          <w:rFonts w:eastAsia="Times New Roman" w:cstheme="minorHAnsi"/>
+          <w:kern w:val="0"/>
+          <w:sz w:val="20"/>
+          <w:szCs w:val="20"/>
           <w14:ligatures w14:val="none"/>
         </w:rPr>
         <w:t>Understanding of treasury systems in either an engineering, data or product role</w:t>
@@ -981,17 +857,17 @@
         <w:rPr>
           <w:rFonts w:eastAsia="Times New Roman" w:cstheme="minorHAnsi"/>
           <w:kern w:val="0"/>
-          <w:sz w:val="22"/>
-          <w:szCs w:val="22"/>
-          <w14:ligatures w14:val="none"/>
-        </w:rPr>
-      </w:pPr>
-      <w:r>
-        <w:rPr>
-          <w:rFonts w:eastAsia="Times New Roman" w:cstheme="minorHAnsi"/>
-          <w:kern w:val="0"/>
-          <w:sz w:val="22"/>
-          <w:szCs w:val="22"/>
+          <w:sz w:val="20"/>
+          <w:szCs w:val="20"/>
+          <w14:ligatures w14:val="none"/>
+        </w:rPr>
+      </w:pPr>
+      <w:r>
+        <w:rPr>
+          <w:rFonts w:eastAsia="Times New Roman" w:cstheme="minorHAnsi"/>
+          <w:kern w:val="0"/>
+          <w:sz w:val="20"/>
+          <w:szCs w:val="20"/>
           <w:u w:val="single"/>
           <w14:ligatures w14:val="none"/>
         </w:rPr>
@@ -1009,17 +885,17 @@
         <w:rPr>
           <w:rFonts w:eastAsia="Times New Roman" w:cstheme="minorHAnsi"/>
           <w:kern w:val="0"/>
-          <w:sz w:val="22"/>
-          <w:szCs w:val="22"/>
-          <w14:ligatures w14:val="none"/>
-        </w:rPr>
-      </w:pPr>
-      <w:r>
-        <w:rPr>
-          <w:rFonts w:eastAsia="Times New Roman" w:cstheme="minorHAnsi"/>
-          <w:kern w:val="0"/>
-          <w:sz w:val="22"/>
-          <w:szCs w:val="22"/>
+          <w:sz w:val="20"/>
+          <w:szCs w:val="20"/>
+          <w14:ligatures w14:val="none"/>
+        </w:rPr>
+      </w:pPr>
+      <w:r>
+        <w:rPr>
+          <w:rFonts w:eastAsia="Times New Roman" w:cstheme="minorHAnsi"/>
+          <w:kern w:val="0"/>
+          <w:sz w:val="20"/>
+          <w:szCs w:val="20"/>
           <w14:ligatures w14:val="none"/>
         </w:rPr>
         <w:t>Multiple years of product building experience, either as an engineering or product or operations leader in a hands-on role. </w:t>
@@ -1036,55 +912,21 @@
         <w:rPr>
           <w:rFonts w:eastAsia="Times New Roman" w:cstheme="minorHAnsi"/>
           <w:kern w:val="0"/>
-          <w:sz w:val="22"/>
-          <w:szCs w:val="22"/>
-          <w14:ligatures w14:val="none"/>
-        </w:rPr>
-      </w:pPr>
-      <w:r>
-        <w:rPr>
-          <w:rFonts w:eastAsia="Times New Roman" w:cstheme="minorHAnsi"/>
-          <w:kern w:val="0"/>
-          <w:sz w:val="22"/>
-          <w:szCs w:val="22"/>
-          <w14:ligatures w14:val="none"/>
-        </w:rPr>
-        <w:t xml:space="preserve">Proven technical leadership: You are not just willing, but capable and expected to deep-dive into the technical architecture with discussions with engineers. This includes taking part in the </w:t>
-      </w:r>
-      <w:proofErr w:type="spellStart"/>
-      <w:r>
-        <w:rPr>
-          <w:rFonts w:eastAsia="Times New Roman" w:cstheme="minorHAnsi"/>
-          <w:kern w:val="0"/>
-          <w:sz w:val="22"/>
-          <w:szCs w:val="22"/>
-          <w14:ligatures w14:val="none"/>
-        </w:rPr>
-        <w:t>the</w:t>
-      </w:r>
-      <w:proofErr w:type="spellEnd"/>
-      <w:r>
-        <w:rPr>
-          <w:rFonts w:eastAsia="Times New Roman" w:cstheme="minorHAnsi"/>
-          <w:kern w:val="0"/>
-          <w:sz w:val="22"/>
-          <w:szCs w:val="22"/>
-          <w14:ligatures w14:val="none"/>
-        </w:rPr>
-        <w:t xml:space="preserve"> decision-making process around ledger design, data models, infrastructure choices </w:t>
-      </w:r>
-      <w:proofErr w:type="spellStart"/>
-      <w:r>
-        <w:rPr>
-          <w:rFonts w:eastAsia="Times New Roman" w:cstheme="minorHAnsi"/>
-          <w:kern w:val="0"/>
-          <w:sz w:val="22"/>
-          <w:szCs w:val="22"/>
-          <w14:ligatures w14:val="none"/>
-        </w:rPr>
-        <w:t>etc</w:t>
-      </w:r>
-      <w:proofErr w:type="spellEnd"/>
+          <w:sz w:val="20"/>
+          <w:szCs w:val="20"/>
+          <w14:ligatures w14:val="none"/>
+        </w:rPr>
+      </w:pPr>
+      <w:r>
+        <w:rPr>
+          <w:rFonts w:eastAsia="Times New Roman" w:cstheme="minorHAnsi"/>
+          <w:kern w:val="0"/>
+          <w:sz w:val="20"/>
+          <w:szCs w:val="20"/>
+          <w14:ligatures w14:val="none"/>
+        </w:rPr>
+        <w:t>Proven technical leadership: You are not just willing, but capable and expected to deep-dive into the technical architecture with discussions with engineers. This includes taking part in the the decision-making process around ledger design, data models, infrastructure choices etc</w:t>
+      </w:r>
     </w:p>
     <w:p>
       <w:pPr>
@@ -1097,64 +939,20 @@
         <w:rPr>
           <w:rFonts w:eastAsia="Times New Roman" w:cstheme="minorHAnsi"/>
           <w:kern w:val="0"/>
-          <w:sz w:val="22"/>
-          <w:szCs w:val="22"/>
-          <w14:ligatures w14:val="none"/>
-        </w:rPr>
-      </w:pPr>
-      <w:r>
-        <w:rPr>
-          <w:rFonts w:eastAsia="Times New Roman" w:cstheme="minorHAnsi"/>
-          <w:kern w:val="0"/>
-          <w:sz w:val="22"/>
-          <w:szCs w:val="22"/>
-          <w14:ligatures w14:val="none"/>
-        </w:rPr>
-        <w:t xml:space="preserve">Strong individual contributor, willing to get your hands dirty and build product yourself. </w:t>
-      </w:r>
-      <w:proofErr w:type="gramStart"/>
-      <w:r>
-        <w:rPr>
-          <w:rFonts w:eastAsia="Times New Roman" w:cstheme="minorHAnsi"/>
-          <w:kern w:val="0"/>
-          <w:sz w:val="22"/>
-          <w:szCs w:val="22"/>
-          <w14:ligatures w14:val="none"/>
-        </w:rPr>
-        <w:t>Typically</w:t>
-      </w:r>
-      <w:proofErr w:type="gramEnd"/>
-      <w:r>
-        <w:rPr>
-          <w:rFonts w:eastAsia="Times New Roman" w:cstheme="minorHAnsi"/>
-          <w:kern w:val="0"/>
-          <w:sz w:val="22"/>
-          <w:szCs w:val="22"/>
-          <w14:ligatures w14:val="none"/>
-        </w:rPr>
-        <w:t xml:space="preserve"> will have a background that shows they have a superpower (engineer, analyst, consultant, serial entrepreneur, </w:t>
-      </w:r>
-      <w:proofErr w:type="spellStart"/>
-      <w:r>
-        <w:rPr>
-          <w:rFonts w:eastAsia="Times New Roman" w:cstheme="minorHAnsi"/>
-          <w:kern w:val="0"/>
-          <w:sz w:val="22"/>
-          <w:szCs w:val="22"/>
-          <w14:ligatures w14:val="none"/>
-        </w:rPr>
-        <w:t>etc</w:t>
-      </w:r>
-      <w:proofErr w:type="spellEnd"/>
-      <w:r>
-        <w:rPr>
-          <w:rFonts w:eastAsia="Times New Roman" w:cstheme="minorHAnsi"/>
-          <w:kern w:val="0"/>
-          <w:sz w:val="22"/>
-          <w:szCs w:val="22"/>
-          <w14:ligatures w14:val="none"/>
-        </w:rPr>
-        <w:t>).</w:t>
+          <w:sz w:val="20"/>
+          <w:szCs w:val="20"/>
+          <w14:ligatures w14:val="none"/>
+        </w:rPr>
+      </w:pPr>
+      <w:r>
+        <w:rPr>
+          <w:rFonts w:eastAsia="Times New Roman" w:cstheme="minorHAnsi"/>
+          <w:kern w:val="0"/>
+          <w:sz w:val="20"/>
+          <w:szCs w:val="20"/>
+          <w14:ligatures w14:val="none"/>
+        </w:rPr>
+        <w:t>Strong individual contributor, willing to get your hands dirty and build product yourself. Typically will have a background that shows they have a superpower (engineer, analyst, consultant, serial entrepreneur, etc).</w:t>
       </w:r>
     </w:p>
     <w:p>
@@ -1168,17 +966,17 @@
         <w:rPr>
           <w:rFonts w:eastAsia="Times New Roman" w:cstheme="minorHAnsi"/>
           <w:kern w:val="0"/>
-          <w:sz w:val="22"/>
-          <w:szCs w:val="22"/>
-          <w14:ligatures w14:val="none"/>
-        </w:rPr>
-      </w:pPr>
-      <w:r>
-        <w:rPr>
-          <w:rFonts w:eastAsia="Times New Roman" w:cstheme="minorHAnsi"/>
-          <w:kern w:val="0"/>
-          <w:sz w:val="22"/>
-          <w:szCs w:val="22"/>
+          <w:sz w:val="20"/>
+          <w:szCs w:val="20"/>
+          <w14:ligatures w14:val="none"/>
+        </w:rPr>
+      </w:pPr>
+      <w:r>
+        <w:rPr>
+          <w:rFonts w:eastAsia="Times New Roman" w:cstheme="minorHAnsi"/>
+          <w:kern w:val="0"/>
+          <w:sz w:val="20"/>
+          <w:szCs w:val="20"/>
           <w14:ligatures w14:val="none"/>
         </w:rPr>
         <w:t>Held multiple product roles, and can draw on different experiences and roles when forming opinions and executing. </w:t>
@@ -1195,17 +993,17 @@
         <w:rPr>
           <w:rFonts w:eastAsia="Times New Roman" w:cstheme="minorHAnsi"/>
           <w:kern w:val="0"/>
-          <w:sz w:val="22"/>
-          <w:szCs w:val="22"/>
-          <w14:ligatures w14:val="none"/>
-        </w:rPr>
-      </w:pPr>
-      <w:r>
-        <w:rPr>
-          <w:rFonts w:eastAsia="Times New Roman" w:cstheme="minorHAnsi"/>
-          <w:kern w:val="0"/>
-          <w:sz w:val="22"/>
-          <w:szCs w:val="22"/>
+          <w:sz w:val="20"/>
+          <w:szCs w:val="20"/>
+          <w14:ligatures w14:val="none"/>
+        </w:rPr>
+      </w:pPr>
+      <w:r>
+        <w:rPr>
+          <w:rFonts w:eastAsia="Times New Roman" w:cstheme="minorHAnsi"/>
+          <w:kern w:val="0"/>
+          <w:sz w:val="20"/>
+          <w:szCs w:val="20"/>
           <w14:ligatures w14:val="none"/>
         </w:rPr>
         <w:t>Have defined and moved KPIs with features shipped.</w:t>
@@ -1222,17 +1020,17 @@
         <w:rPr>
           <w:rFonts w:eastAsia="Times New Roman" w:cstheme="minorHAnsi"/>
           <w:kern w:val="0"/>
-          <w:sz w:val="22"/>
-          <w:szCs w:val="22"/>
-          <w14:ligatures w14:val="none"/>
-        </w:rPr>
-      </w:pPr>
-      <w:r>
-        <w:rPr>
-          <w:rFonts w:eastAsia="Times New Roman" w:cstheme="minorHAnsi"/>
-          <w:kern w:val="0"/>
-          <w:sz w:val="22"/>
-          <w:szCs w:val="22"/>
+          <w:sz w:val="20"/>
+          <w:szCs w:val="20"/>
+          <w14:ligatures w14:val="none"/>
+        </w:rPr>
+      </w:pPr>
+      <w:r>
+        <w:rPr>
+          <w:rFonts w:eastAsia="Times New Roman" w:cstheme="minorHAnsi"/>
+          <w:kern w:val="0"/>
+          <w:sz w:val="20"/>
+          <w:szCs w:val="20"/>
           <w14:ligatures w14:val="none"/>
         </w:rPr>
         <w:t>Have built roadmaps for teams finding a path from uncertainty/chaos to clarity </w:t>
@@ -1245,17 +1043,17 @@
         <w:rPr>
           <w:rFonts w:eastAsia="Times New Roman" w:cstheme="minorHAnsi"/>
           <w:kern w:val="0"/>
-          <w:sz w:val="22"/>
-          <w:szCs w:val="22"/>
-          <w14:ligatures w14:val="none"/>
-        </w:rPr>
-      </w:pPr>
-      <w:r>
-        <w:rPr>
-          <w:rFonts w:eastAsia="Times New Roman" w:cstheme="minorHAnsi"/>
-          <w:kern w:val="0"/>
-          <w:sz w:val="22"/>
-          <w:szCs w:val="22"/>
+          <w:sz w:val="20"/>
+          <w:szCs w:val="20"/>
+          <w14:ligatures w14:val="none"/>
+        </w:rPr>
+      </w:pPr>
+      <w:r>
+        <w:rPr>
+          <w:rFonts w:eastAsia="Times New Roman" w:cstheme="minorHAnsi"/>
+          <w:kern w:val="0"/>
+          <w:sz w:val="20"/>
+          <w:szCs w:val="20"/>
           <w:u w:val="single"/>
           <w14:ligatures w14:val="none"/>
         </w:rPr>
@@ -1273,17 +1071,17 @@
         <w:rPr>
           <w:rFonts w:eastAsia="Times New Roman" w:cstheme="minorHAnsi"/>
           <w:kern w:val="0"/>
-          <w:sz w:val="22"/>
-          <w:szCs w:val="22"/>
-          <w14:ligatures w14:val="none"/>
-        </w:rPr>
-      </w:pPr>
-      <w:r>
-        <w:rPr>
-          <w:rFonts w:eastAsia="Times New Roman" w:cstheme="minorHAnsi"/>
-          <w:kern w:val="0"/>
-          <w:sz w:val="22"/>
-          <w:szCs w:val="22"/>
+          <w:sz w:val="20"/>
+          <w:szCs w:val="20"/>
+          <w14:ligatures w14:val="none"/>
+        </w:rPr>
+      </w:pPr>
+      <w:r>
+        <w:rPr>
+          <w:rFonts w:eastAsia="Times New Roman" w:cstheme="minorHAnsi"/>
+          <w:kern w:val="0"/>
+          <w:sz w:val="20"/>
+          <w:szCs w:val="20"/>
           <w14:ligatures w14:val="none"/>
         </w:rPr>
         <w:t>Extensive Treasury experience, especially within complex, high-volume financial technology or banking environments.</w:t>
@@ -1300,17 +1098,17 @@
         <w:rPr>
           <w:rFonts w:eastAsia="Times New Roman" w:cstheme="minorHAnsi"/>
           <w:kern w:val="0"/>
-          <w:sz w:val="22"/>
-          <w:szCs w:val="22"/>
-          <w14:ligatures w14:val="none"/>
-        </w:rPr>
-      </w:pPr>
-      <w:r>
-        <w:rPr>
-          <w:rFonts w:eastAsia="Times New Roman" w:cstheme="minorHAnsi"/>
-          <w:kern w:val="0"/>
-          <w:sz w:val="22"/>
-          <w:szCs w:val="22"/>
+          <w:sz w:val="20"/>
+          <w:szCs w:val="20"/>
+          <w14:ligatures w14:val="none"/>
+        </w:rPr>
+      </w:pPr>
+      <w:r>
+        <w:rPr>
+          <w:rFonts w:eastAsia="Times New Roman" w:cstheme="minorHAnsi"/>
+          <w:kern w:val="0"/>
+          <w:sz w:val="20"/>
+          <w:szCs w:val="20"/>
           <w14:ligatures w14:val="none"/>
         </w:rPr>
         <w:t>Flexible in approach - not stuck to a “by the book” product role definition.</w:t>
@@ -1327,17 +1125,17 @@
         <w:rPr>
           <w:rFonts w:eastAsia="Times New Roman" w:cstheme="minorHAnsi"/>
           <w:kern w:val="0"/>
-          <w:sz w:val="22"/>
-          <w:szCs w:val="22"/>
-          <w14:ligatures w14:val="none"/>
-        </w:rPr>
-      </w:pPr>
-      <w:r>
-        <w:rPr>
-          <w:rFonts w:eastAsia="Times New Roman" w:cstheme="minorHAnsi"/>
-          <w:kern w:val="0"/>
-          <w:sz w:val="22"/>
-          <w:szCs w:val="22"/>
+          <w:sz w:val="20"/>
+          <w:szCs w:val="20"/>
+          <w14:ligatures w14:val="none"/>
+        </w:rPr>
+      </w:pPr>
+      <w:r>
+        <w:rPr>
+          <w:rFonts w:eastAsia="Times New Roman" w:cstheme="minorHAnsi"/>
+          <w:kern w:val="0"/>
+          <w:sz w:val="20"/>
+          <w:szCs w:val="20"/>
           <w14:ligatures w14:val="none"/>
         </w:rPr>
         <w:t>Enthusiastic about learning new skills to unblock yourself and your team. </w:t>
@@ -1350,17 +1148,17 @@
         <w:rPr>
           <w:rFonts w:eastAsia="Times New Roman" w:cstheme="minorHAnsi"/>
           <w:kern w:val="0"/>
-          <w:sz w:val="22"/>
-          <w:szCs w:val="22"/>
-          <w14:ligatures w14:val="none"/>
-        </w:rPr>
-      </w:pPr>
-      <w:r>
-        <w:rPr>
-          <w:rFonts w:eastAsia="Times New Roman" w:cstheme="minorHAnsi"/>
-          <w:kern w:val="0"/>
-          <w:sz w:val="22"/>
-          <w:szCs w:val="22"/>
+          <w:sz w:val="20"/>
+          <w:szCs w:val="20"/>
+          <w14:ligatures w14:val="none"/>
+        </w:rPr>
+      </w:pPr>
+      <w:r>
+        <w:rPr>
+          <w:rFonts w:eastAsia="Times New Roman" w:cstheme="minorHAnsi"/>
+          <w:kern w:val="0"/>
+          <w:sz w:val="20"/>
+          <w:szCs w:val="20"/>
           <w:u w:val="single"/>
           <w14:ligatures w14:val="none"/>
         </w:rPr>
@@ -1378,17 +1176,17 @@
         <w:rPr>
           <w:rFonts w:eastAsia="Times New Roman" w:cstheme="minorHAnsi"/>
           <w:kern w:val="0"/>
-          <w:sz w:val="22"/>
-          <w:szCs w:val="22"/>
-          <w14:ligatures w14:val="none"/>
-        </w:rPr>
-      </w:pPr>
-      <w:r>
-        <w:rPr>
-          <w:rFonts w:eastAsia="Times New Roman" w:cstheme="minorHAnsi"/>
-          <w:kern w:val="0"/>
-          <w:sz w:val="22"/>
-          <w:szCs w:val="22"/>
+          <w:sz w:val="20"/>
+          <w:szCs w:val="20"/>
+          <w14:ligatures w14:val="none"/>
+        </w:rPr>
+      </w:pPr>
+      <w:r>
+        <w:rPr>
+          <w:rFonts w:eastAsia="Times New Roman" w:cstheme="minorHAnsi"/>
+          <w:kern w:val="0"/>
+          <w:sz w:val="20"/>
+          <w:szCs w:val="20"/>
           <w14:ligatures w14:val="none"/>
         </w:rPr>
         <w:t>Analytically-minded, can clearly frame problems, articulate hypotheses and solutions, measure them and has used the tools to be able to do this without an analyst</w:t>
@@ -1405,17 +1203,17 @@
         <w:rPr>
           <w:rFonts w:eastAsia="Times New Roman" w:cstheme="minorHAnsi"/>
           <w:kern w:val="0"/>
-          <w:sz w:val="22"/>
-          <w:szCs w:val="22"/>
-          <w14:ligatures w14:val="none"/>
-        </w:rPr>
-      </w:pPr>
-      <w:r>
-        <w:rPr>
-          <w:rFonts w:eastAsia="Times New Roman" w:cstheme="minorHAnsi"/>
-          <w:kern w:val="0"/>
-          <w:sz w:val="22"/>
-          <w:szCs w:val="22"/>
+          <w:sz w:val="20"/>
+          <w:szCs w:val="20"/>
+          <w14:ligatures w14:val="none"/>
+        </w:rPr>
+      </w:pPr>
+      <w:r>
+        <w:rPr>
+          <w:rFonts w:eastAsia="Times New Roman" w:cstheme="minorHAnsi"/>
+          <w:kern w:val="0"/>
+          <w:sz w:val="20"/>
+          <w:szCs w:val="20"/>
           <w14:ligatures w14:val="none"/>
         </w:rPr>
         <w:t>Showcases system-level thinking, a proven ability to look beyond the scope of a single product to design interconnected systems</w:t>
@@ -1428,21 +1226,20 @@
         <w:rPr>
           <w:rFonts w:eastAsia="Times New Roman" w:cstheme="minorHAnsi"/>
           <w:kern w:val="0"/>
-          <w:sz w:val="22"/>
-          <w:szCs w:val="22"/>
-          <w14:ligatures w14:val="none"/>
-        </w:rPr>
-      </w:pPr>
-      <w:r>
-        <w:rPr>
-          <w:rFonts w:eastAsia="Times New Roman" w:cstheme="minorHAnsi"/>
-          <w:kern w:val="0"/>
-          <w:sz w:val="22"/>
-          <w:szCs w:val="22"/>
+          <w:sz w:val="20"/>
+          <w:szCs w:val="20"/>
+          <w14:ligatures w14:val="none"/>
+        </w:rPr>
+      </w:pPr>
+      <w:r>
+        <w:rPr>
+          <w:rFonts w:eastAsia="Times New Roman" w:cstheme="minorHAnsi"/>
+          <w:kern w:val="0"/>
+          <w:sz w:val="20"/>
+          <w:szCs w:val="20"/>
           <w:u w:val="single"/>
           <w14:ligatures w14:val="none"/>
         </w:rPr>
-        <w:lastRenderedPageBreak/>
         <w:t>Nice-to-haves: </w:t>
       </w:r>
     </w:p>
@@ -1457,42 +1254,20 @@
         <w:rPr>
           <w:rFonts w:eastAsia="Times New Roman" w:cstheme="minorHAnsi"/>
           <w:kern w:val="0"/>
-          <w:sz w:val="22"/>
-          <w:szCs w:val="22"/>
-          <w14:ligatures w14:val="none"/>
-        </w:rPr>
-      </w:pPr>
-      <w:r>
-        <w:rPr>
-          <w:rFonts w:eastAsia="Times New Roman" w:cstheme="minorHAnsi"/>
-          <w:kern w:val="0"/>
-          <w:sz w:val="22"/>
-          <w:szCs w:val="22"/>
-          <w14:ligatures w14:val="none"/>
-        </w:rPr>
-        <w:t xml:space="preserve">Treasury, Finance </w:t>
-      </w:r>
-      <w:proofErr w:type="gramStart"/>
-      <w:r>
-        <w:rPr>
-          <w:rFonts w:eastAsia="Times New Roman" w:cstheme="minorHAnsi"/>
-          <w:kern w:val="0"/>
-          <w:sz w:val="22"/>
-          <w:szCs w:val="22"/>
-          <w14:ligatures w14:val="none"/>
-        </w:rPr>
-        <w:t>or  experience</w:t>
-      </w:r>
-      <w:proofErr w:type="gramEnd"/>
-      <w:r>
-        <w:rPr>
-          <w:rFonts w:eastAsia="Times New Roman" w:cstheme="minorHAnsi"/>
-          <w:kern w:val="0"/>
-          <w:sz w:val="22"/>
-          <w:szCs w:val="22"/>
-          <w14:ligatures w14:val="none"/>
-        </w:rPr>
-        <w:t xml:space="preserve"> particularly in Ledgers</w:t>
+          <w:sz w:val="20"/>
+          <w:szCs w:val="20"/>
+          <w14:ligatures w14:val="none"/>
+        </w:rPr>
+      </w:pPr>
+      <w:r>
+        <w:rPr>
+          <w:rFonts w:eastAsia="Times New Roman" w:cstheme="minorHAnsi"/>
+          <w:kern w:val="0"/>
+          <w:sz w:val="20"/>
+          <w:szCs w:val="20"/>
+          <w14:ligatures w14:val="none"/>
+        </w:rPr>
+        <w:t>Treasury, Finance or  experience particularly in Ledgers</w:t>
       </w:r>
     </w:p>
     <w:p>
@@ -1506,17 +1281,17 @@
         <w:rPr>
           <w:rFonts w:eastAsia="Times New Roman" w:cstheme="minorHAnsi"/>
           <w:kern w:val="0"/>
-          <w:sz w:val="22"/>
-          <w:szCs w:val="22"/>
-          <w14:ligatures w14:val="none"/>
-        </w:rPr>
-      </w:pPr>
-      <w:r>
-        <w:rPr>
-          <w:rFonts w:eastAsia="Times New Roman" w:cstheme="minorHAnsi"/>
-          <w:kern w:val="0"/>
-          <w:sz w:val="22"/>
-          <w:szCs w:val="22"/>
+          <w:sz w:val="20"/>
+          <w:szCs w:val="20"/>
+          <w14:ligatures w14:val="none"/>
+        </w:rPr>
+      </w:pPr>
+      <w:r>
+        <w:rPr>
+          <w:rFonts w:eastAsia="Times New Roman" w:cstheme="minorHAnsi"/>
+          <w:kern w:val="0"/>
+          <w:sz w:val="20"/>
+          <w:szCs w:val="20"/>
           <w14:ligatures w14:val="none"/>
         </w:rPr>
         <w:t>Experience with Controls or Audits</w:t>
@@ -1528,8 +1303,8 @@
         <w:rPr>
           <w:rFonts w:cstheme="minorHAnsi"/>
           <w:color w:val="F8F8F6"/>
-          <w:sz w:val="22"/>
-          <w:szCs w:val="22"/>
+          <w:sz w:val="20"/>
+          <w:szCs w:val="20"/>
           <w:shd w:val="clear" w:color="auto" w:fill="121212"/>
         </w:rPr>
       </w:pPr>
@@ -1539,8 +1314,8 @@
         <w:shd w:val="clear" w:color="auto" w:fill="FFFFFF" w:themeFill="background1"/>
         <w:rPr>
           <w:rFonts w:cstheme="minorHAnsi"/>
-          <w:sz w:val="22"/>
-          <w:szCs w:val="22"/>
+          <w:sz w:val="20"/>
+          <w:szCs w:val="20"/>
         </w:rPr>
       </w:pPr>
     </w:p>
@@ -1549,15 +1324,15 @@
         <w:shd w:val="clear" w:color="auto" w:fill="FFFFFF" w:themeFill="background1"/>
         <w:rPr>
           <w:rFonts w:cstheme="minorHAnsi"/>
-          <w:sz w:val="22"/>
-          <w:szCs w:val="22"/>
+          <w:sz w:val="20"/>
+          <w:szCs w:val="20"/>
         </w:rPr>
       </w:pPr>
       <w:r>
         <w:rPr>
           <w:rFonts w:cstheme="minorHAnsi"/>
-          <w:sz w:val="22"/>
-          <w:szCs w:val="22"/>
+          <w:sz w:val="20"/>
+          <w:szCs w:val="20"/>
         </w:rPr>
         <w:t>Job #3: Very relevant</w:t>
       </w:r>
@@ -1566,293 +1341,1420 @@
       <w:pPr>
         <w:shd w:val="clear" w:color="auto" w:fill="FFFFFF" w:themeFill="background1"/>
         <w:rPr>
-          <w:rFonts w:ascii="Courier New" w:hAnsi="Courier New" w:cs="Courier New"/>
+          <w:rFonts w:cstheme="minorHAnsi"/>
           <w:color w:val="F8F8F6"/>
-          <w:sz w:val="18"/>
-          <w:szCs w:val="18"/>
+          <w:sz w:val="20"/>
+          <w:szCs w:val="20"/>
           <w:shd w:val="clear" w:color="auto" w:fill="2C2C2A"/>
         </w:rPr>
       </w:pPr>
       <w:r>
         <w:rPr>
-          <w:rFonts w:ascii="Courier New" w:hAnsi="Courier New" w:cs="Courier New"/>
+          <w:rFonts w:cstheme="minorHAnsi"/>
           <w:color w:val="F8F8F6"/>
-          <w:sz w:val="18"/>
-          <w:szCs w:val="18"/>
+          <w:sz w:val="20"/>
+          <w:szCs w:val="20"/>
           <w:shd w:val="clear" w:color="auto" w:fill="2C2C2A"/>
         </w:rPr>
-        <w:t xml:space="preserve">About our Product Team: Liberis is building the embedded finance platform that lets partners around the world offer innovative funding products to their small business customers. We're a growth-stage fintech with teams in London, Atlanta, Stockholm, Munich and Mumbai, and we're at a point where the platform challenges are genuinely interesting: we're not just adding features, we're building financial infrastructure that didn't exist a year ago. Engineering is going through an AI-first transformation, rethinking how teams are structured and how they ship. It's changing what a small team can do. Product owns outcomes here, not just delivery. You will have real autonomy, a direct partnership with engineering leadership, and the space to make big calls on hard problems. If you've spent time in large </w:t>
-      </w:r>
-      <w:proofErr w:type="spellStart"/>
-      <w:r>
-        <w:rPr>
-          <w:rFonts w:ascii="Courier New" w:hAnsi="Courier New" w:cs="Courier New"/>
+        <w:t xml:space="preserve">About our Product Team: Liberis is building the embedded finance platform that lets partners around the world offer innovative funding products to their small business customers. We're a growth-stage fintech with teams in London, Atlanta, Stockholm, Munich and Mumbai, and we're at a point where the platform challenges are genuinely interesting: we're not just adding features, we're building financial infrastructure that didn't exist a year ago. Engineering is going through an AI-first transformation, rethinking how teams are structured and how they ship. It's changing what a small team can do. Product owns outcomes here, not just delivery. You will have real </w:t>
+      </w:r>
+      <w:r>
+        <w:rPr>
+          <w:rFonts w:cstheme="minorHAnsi"/>
           <w:color w:val="F8F8F6"/>
-          <w:sz w:val="18"/>
-          <w:szCs w:val="18"/>
+          <w:sz w:val="20"/>
+          <w:szCs w:val="20"/>
           <w:shd w:val="clear" w:color="auto" w:fill="2C2C2A"/>
         </w:rPr>
-        <w:t>organisations</w:t>
-      </w:r>
-      <w:proofErr w:type="spellEnd"/>
-      <w:r>
-        <w:rPr>
-          <w:rFonts w:ascii="Courier New" w:hAnsi="Courier New" w:cs="Courier New"/>
+        <w:lastRenderedPageBreak/>
+        <w:t>autonomy, a direct partnership with engineering leadership, and the space to make big calls on hard problems. If you've spent time in large organisations waiting for permission, this is different. The role: We are looking for a Senior Product Manager to own our Financial Systems domain. This is a role for someone who thinks in systems, not features. You will own the foundational layers that the rest of Liberis builds on top of: the payment rails, ledger, merchant revenue intelligence, and identity systems that make our products work. The problems here are genuinely hard. How do you replace a third-party classification engine with an in-house AI model without disrupting live underwriting? How do you build a new repayment capability that opens up partners who sit outside the payment flow? How do you manage payment infrastructure across multiple providers and geographies while migrating the platform underneath? If these are the kinds of challenges that get you out of bed, keep reading. You will partner directly with a Head of Engineering and work across several small, focused engineering teams. We're in the middle of an AI-first engineering transformation: teams of 2-4 engineers work on a problem but execute like a full team, with AI embedded in how they build, test, and ship. There are around 20 engineers across the domain, and the way they work is changing fast. You'll be part of shaping that. What you'll get to do: Own the product vision, roadmap and delivery across Financial Systems (Funding, Ledger, Merchant Revenue) and Merchant Identity. Lead complex platform initiatives end-to-end: vendor-to-AI transitions, new payment rail buildouts, cross-provider infrastructure management, and data model evolution. Several of these involve replacing legacy vendor systems with in-house AI models. These aren't feature requests. They're engineering-heavy, cross-team programmes with real commercial stakes. Sit with engineers daily. Understand the data flows and the API contracts. Be the PM who engineers want in the room because you make technical decisions better, not slower. Drive cross-functional alignment on initiatives that require buy-in from Risk, Finance, Commercial, and Engineering leadership. Build business cases, present pilot data, and make the commercial argument for platform investment. Manage vendor relationships and make build-vs-buy decisions with real contract deadlines and cost implications. Build technical roadmaps that balance architectural health with commercial delivery. Sequence migrations so the business keeps shipping while the platform improves underneath. Who you are: A systems thinker. When someone describes a requirement, you think about the data model underneath, the identity resolution upstream, and the three teams whose work will break if you get this wrong. You find the edge cases before engineering does. Technically deep. You can read a schema, follow a data flow, and have a real conversation with engineers about API design, migration strategies, and system trade-offs. You don't write production code, but engineers respect your judgement because you've earned it. Comfortable with complexity. The domains you will own don't have neat boundaries. Merchant identity touches everything. Financial systems underpin every product. You have led large migrations, platform consolidations, or system redesigns and know that the hard part is sequencing, not architecture. Execution driven. You break large, intimidating platform programmes into deliverable increments. You keep momentum through complexity rather than getting lost in it. Commercially grounded. You can articulate why replacing a vendor saves six figures a year, why a new repayment method unlocks a major revenue stream, or why a migration matters for speed to market. You bring skeptical stakeholders along with data, not slides. A clear communicator. You adjust naturally between a technical deep-dive with an engineer and a strategic update for the exec team. You write well, present clearly, and keep stakeholders informed without being asked. What we think you'll need: Experience owning platform or infrastructure-level product areas: data platforms, identity systems, ledgers, core banking, payments infrastructure, or similar. A track record of leading complex migrations, vendor transitions, or platform redesigns in production, with real deadlines and commercial pressure. Experience in fintech, lending, payments or financial services. You understand payment rails, revenue-based finance, and the regulatory context around financial products. Strong data skills and genuinely excited about using AI tooling to move faster, whether that's interrogating data, drafting specs, or accelerating your own workflow. You'll be joining an org that's betting heavily on AI across both its products and its ways of working.</w:t>
+      </w:r>
+    </w:p>
+    <w:p>
+      <w:pPr>
+        <w:shd w:val="clear" w:color="auto" w:fill="FFFFFF" w:themeFill="background1"/>
+        <w:rPr>
+          <w:rFonts w:cstheme="minorHAnsi"/>
           <w:color w:val="F8F8F6"/>
-          <w:sz w:val="18"/>
-          <w:szCs w:val="18"/>
+          <w:sz w:val="20"/>
+          <w:szCs w:val="20"/>
           <w:shd w:val="clear" w:color="auto" w:fill="2C2C2A"/>
         </w:rPr>
-        <w:t xml:space="preserve"> waiting for permission, this is different. The role: We are looking for a Senior Product Manager to own our Financial Systems domain. This is a role for someone who thinks in systems, not features. You will own the foundational layers that the rest of Liberis builds on top of: the payment rails, ledger, merchant revenue intelligence, and identity systems that make our products work. The problems here are genuinely hard. How do you replace a third-party classification engine with an in-house AI model without disrupting live underwriting? How do you build a new repayment capability that opens up partners who sit outside the payment flow? How do you manage payment infrastructure across multiple providers and geographies while migrating the platform underneath? If these are the kinds of challenges that get you out of bed, keep reading. You will partner directly with a Head of Engineering and work across several small, focused engineering teams. We're in the middle of an AI-first engineering transformation: teams of 2-4 engineers work on a problem but execute like a full team, with AI embedded in how they build, test, and ship. There are around 20 engineers across the domain, and the way they work is changing fast. You'll be part of shaping that. What you'll get to do: Own the product vision, roadmap and delivery across Financial Systems (Funding, Ledger, Merchant Revenue) and Merchant Identity. Lead complex platform initiatives end-to-end: vendor-to-AI transitions, new payment rail buildouts, cross-provider infrastructure management, and data model evolution. Several of these involve replacing legacy vendor systems with in-house AI models. These aren't feature requests. They're engineering-heavy, cross-team </w:t>
-      </w:r>
-      <w:proofErr w:type="spellStart"/>
-      <w:r>
-        <w:rPr>
-          <w:rFonts w:ascii="Courier New" w:hAnsi="Courier New" w:cs="Courier New"/>
+      </w:pPr>
+      <w:r>
+        <w:rPr>
+          <w:rFonts w:cstheme="minorHAnsi"/>
           <w:color w:val="F8F8F6"/>
-          <w:sz w:val="18"/>
-          <w:szCs w:val="18"/>
+          <w:sz w:val="20"/>
+          <w:szCs w:val="20"/>
           <w:shd w:val="clear" w:color="auto" w:fill="2C2C2A"/>
         </w:rPr>
-        <w:t>programmes</w:t>
-      </w:r>
-      <w:proofErr w:type="spellEnd"/>
-      <w:r>
-        <w:rPr>
-          <w:rFonts w:ascii="Courier New" w:hAnsi="Courier New" w:cs="Courier New"/>
+        <w:t>Reason for strong match:</w:t>
+      </w:r>
+    </w:p>
+    <w:p>
+      <w:pPr>
+        <w:spacing w:before="100" w:beforeAutospacing="1" w:after="100" w:afterAutospacing="1" w:line="240" w:lineRule="auto"/>
+        <w:outlineLvl w:val="3"/>
+        <w:rPr>
+          <w:rFonts w:eastAsia="Times New Roman" w:cstheme="minorHAnsi"/>
+          <w:b/>
+          <w:bCs/>
+          <w:kern w:val="0"/>
+          <w:sz w:val="20"/>
+          <w:szCs w:val="20"/>
+          <w14:ligatures w14:val="none"/>
+        </w:rPr>
+      </w:pPr>
+      <w:r>
+        <w:rPr>
+          <w:rFonts w:eastAsia="Times New Roman" w:cstheme="minorHAnsi"/>
+          <w:b/>
+          <w:bCs/>
+          <w:kern w:val="0"/>
+          <w:sz w:val="20"/>
+          <w:szCs w:val="20"/>
+          <w14:ligatures w14:val="none"/>
+        </w:rPr>
+        <w:lastRenderedPageBreak/>
+        <w:t>1. EXPERIENCE LEVEL MATCH</w:t>
+      </w:r>
+    </w:p>
+    <w:p>
+      <w:pPr>
+        <w:spacing w:before="100" w:beforeAutospacing="1" w:after="100" w:afterAutospacing="1" w:line="240" w:lineRule="auto"/>
+        <w:rPr>
+          <w:rFonts w:eastAsia="Times New Roman" w:cstheme="minorHAnsi"/>
+          <w:kern w:val="0"/>
+          <w:sz w:val="20"/>
+          <w:szCs w:val="20"/>
+          <w14:ligatures w14:val="none"/>
+        </w:rPr>
+      </w:pPr>
+      <w:r>
+        <w:rPr>
+          <w:rFonts w:eastAsia="Times New Roman" w:cstheme="minorHAnsi"/>
+          <w:kern w:val="0"/>
+          <w:sz w:val="20"/>
+          <w:szCs w:val="20"/>
+          <w14:ligatures w14:val="none"/>
+        </w:rPr>
+        <w:t xml:space="preserve">The JD asks for "Senior Product Manager" — this typically maps to 5-8 years PM experience in the fintech world. You have ~7 years PM experience. </w:t>
+      </w:r>
+      <w:r>
+        <w:rPr>
+          <w:rFonts w:eastAsia="Times New Roman" w:cstheme="minorHAnsi"/>
+          <w:b/>
+          <w:bCs/>
+          <w:kern w:val="0"/>
+          <w:sz w:val="20"/>
+          <w:szCs w:val="20"/>
+          <w14:ligatures w14:val="none"/>
+        </w:rPr>
+        <w:t>Assessment: AT BAR.</w:t>
+      </w:r>
+      <w:r>
+        <w:rPr>
+          <w:rFonts w:eastAsia="Times New Roman" w:cstheme="minorHAnsi"/>
+          <w:kern w:val="0"/>
+          <w:sz w:val="20"/>
+          <w:szCs w:val="20"/>
+          <w14:ligatures w14:val="none"/>
+        </w:rPr>
+        <w:t xml:space="preserve"> Your seniority level fits cleanly. They're not looking for a Staff/Principal PM — they want someone who can partner with a Head of Engineering and own a domain end-to-end. That's your sweet spot.</w:t>
+      </w:r>
+    </w:p>
+    <w:p>
+      <w:pPr>
+        <w:spacing w:before="100" w:beforeAutospacing="1" w:after="100" w:afterAutospacing="1" w:line="240" w:lineRule="auto"/>
+        <w:outlineLvl w:val="3"/>
+        <w:rPr>
+          <w:rFonts w:eastAsia="Times New Roman" w:cstheme="minorHAnsi"/>
+          <w:b/>
+          <w:bCs/>
+          <w:kern w:val="0"/>
+          <w:sz w:val="20"/>
+          <w:szCs w:val="20"/>
+          <w14:ligatures w14:val="none"/>
+        </w:rPr>
+      </w:pPr>
+      <w:r>
+        <w:rPr>
+          <w:rFonts w:eastAsia="Times New Roman" w:cstheme="minorHAnsi"/>
+          <w:b/>
+          <w:bCs/>
+          <w:kern w:val="0"/>
+          <w:sz w:val="20"/>
+          <w:szCs w:val="20"/>
+          <w14:ligatures w14:val="none"/>
+        </w:rPr>
+        <w:t>2. PLATFORM DOMAIN ALIGNMENT</w:t>
+      </w:r>
+    </w:p>
+    <w:p>
+      <w:pPr>
+        <w:spacing w:before="100" w:beforeAutospacing="1" w:after="100" w:afterAutospacing="1" w:line="240" w:lineRule="auto"/>
+        <w:rPr>
+          <w:rFonts w:eastAsia="Times New Roman" w:cstheme="minorHAnsi"/>
+          <w:kern w:val="0"/>
+          <w:sz w:val="20"/>
+          <w:szCs w:val="20"/>
+          <w14:ligatures w14:val="none"/>
+        </w:rPr>
+      </w:pPr>
+      <w:r>
+        <w:rPr>
+          <w:rFonts w:eastAsia="Times New Roman" w:cstheme="minorHAnsi"/>
+          <w:kern w:val="0"/>
+          <w:sz w:val="20"/>
+          <w:szCs w:val="20"/>
+          <w14:ligatures w14:val="none"/>
+        </w:rPr>
+        <w:t xml:space="preserve">This role sits across two platform categories: </w:t>
+      </w:r>
+      <w:r>
+        <w:rPr>
+          <w:rFonts w:eastAsia="Times New Roman" w:cstheme="minorHAnsi"/>
+          <w:b/>
+          <w:bCs/>
+          <w:kern w:val="0"/>
+          <w:sz w:val="20"/>
+          <w:szCs w:val="20"/>
+          <w14:ligatures w14:val="none"/>
+        </w:rPr>
+        <w:t>Financial Infrastructure Platform</w:t>
+      </w:r>
+      <w:r>
+        <w:rPr>
+          <w:rFonts w:eastAsia="Times New Roman" w:cstheme="minorHAnsi"/>
+          <w:kern w:val="0"/>
+          <w:sz w:val="20"/>
+          <w:szCs w:val="20"/>
+          <w14:ligatures w14:val="none"/>
+        </w:rPr>
+        <w:t xml:space="preserve"> (ledger, payment rails, repayment systems) and </w:t>
+      </w:r>
+      <w:r>
+        <w:rPr>
+          <w:rFonts w:eastAsia="Times New Roman" w:cstheme="minorHAnsi"/>
+          <w:b/>
+          <w:bCs/>
+          <w:kern w:val="0"/>
+          <w:sz w:val="20"/>
+          <w:szCs w:val="20"/>
+          <w14:ligatures w14:val="none"/>
+        </w:rPr>
+        <w:t>Operations/Data Platform</w:t>
+      </w:r>
+      <w:r>
+        <w:rPr>
+          <w:rFonts w:eastAsia="Times New Roman" w:cstheme="minorHAnsi"/>
+          <w:kern w:val="0"/>
+          <w:sz w:val="20"/>
+          <w:szCs w:val="20"/>
+          <w14:ligatures w14:val="none"/>
+        </w:rPr>
+        <w:t xml:space="preserve"> (merchant revenue intelligence, identity systems, reconciliation data).</w:t>
+      </w:r>
+    </w:p>
+    <w:p>
+      <w:pPr>
+        <w:spacing w:before="100" w:beforeAutospacing="1" w:after="100" w:afterAutospacing="1" w:line="240" w:lineRule="auto"/>
+        <w:rPr>
+          <w:rFonts w:eastAsia="Times New Roman" w:cstheme="minorHAnsi"/>
+          <w:kern w:val="0"/>
+          <w:sz w:val="20"/>
+          <w:szCs w:val="20"/>
+          <w14:ligatures w14:val="none"/>
+        </w:rPr>
+      </w:pPr>
+      <w:r>
+        <w:rPr>
+          <w:rFonts w:eastAsia="Times New Roman" w:cstheme="minorHAnsi"/>
+          <w:kern w:val="0"/>
+          <w:sz w:val="20"/>
+          <w:szCs w:val="20"/>
+          <w14:ligatures w14:val="none"/>
+        </w:rPr>
+        <w:t>Your experience maps like this:</w:t>
+      </w:r>
+    </w:p>
+    <w:p>
+      <w:pPr>
+        <w:spacing w:before="100" w:beforeAutospacing="1" w:after="100" w:afterAutospacing="1" w:line="240" w:lineRule="auto"/>
+        <w:rPr>
+          <w:rFonts w:eastAsia="Times New Roman" w:cstheme="minorHAnsi"/>
+          <w:kern w:val="0"/>
+          <w:sz w:val="20"/>
+          <w:szCs w:val="20"/>
+          <w14:ligatures w14:val="none"/>
+        </w:rPr>
+      </w:pPr>
+      <w:r>
+        <w:rPr>
+          <w:rFonts w:eastAsia="Times New Roman" w:cstheme="minorHAnsi"/>
+          <w:b/>
+          <w:bCs/>
+          <w:kern w:val="0"/>
+          <w:sz w:val="20"/>
+          <w:szCs w:val="20"/>
+          <w14:ligatures w14:val="none"/>
+        </w:rPr>
+        <w:t>STRONG ALIGNMENT areas:</w:t>
+      </w:r>
+      <w:r>
+        <w:rPr>
+          <w:rFonts w:eastAsia="Times New Roman" w:cstheme="minorHAnsi"/>
+          <w:kern w:val="0"/>
+          <w:sz w:val="20"/>
+          <w:szCs w:val="20"/>
+          <w14:ligatures w14:val="none"/>
+        </w:rPr>
+        <w:t xml:space="preserve"> Integration platforms and multi-system consolidation (Supplier Convergence), financial operations platforms and data reconciliation (Mexico), vendor transitions and platform automation (AI Invoice). The JD explicitly calls out "led large migrations, platform consolidations, or system redesigns" — this is your Supplier Convergence project almost word-for-word.</w:t>
+      </w:r>
+    </w:p>
+    <w:p>
+      <w:pPr>
+        <w:spacing w:before="100" w:beforeAutospacing="1" w:after="100" w:afterAutospacing="1" w:line="240" w:lineRule="auto"/>
+        <w:rPr>
+          <w:rFonts w:eastAsia="Times New Roman" w:cstheme="minorHAnsi"/>
+          <w:kern w:val="0"/>
+          <w:sz w:val="20"/>
+          <w:szCs w:val="20"/>
+          <w14:ligatures w14:val="none"/>
+        </w:rPr>
+      </w:pPr>
+      <w:r>
+        <w:rPr>
+          <w:rFonts w:eastAsia="Times New Roman" w:cstheme="minorHAnsi"/>
+          <w:b/>
+          <w:bCs/>
+          <w:kern w:val="0"/>
+          <w:sz w:val="20"/>
+          <w:szCs w:val="20"/>
+          <w14:ligatures w14:val="none"/>
+        </w:rPr>
+        <w:t>MEDIUM ALIGNMENT areas:</w:t>
+      </w:r>
+      <w:r>
+        <w:rPr>
+          <w:rFonts w:eastAsia="Times New Roman" w:cstheme="minorHAnsi"/>
+          <w:kern w:val="0"/>
+          <w:sz w:val="20"/>
+          <w:szCs w:val="20"/>
+          <w14:ligatures w14:val="none"/>
+        </w:rPr>
+        <w:t xml:space="preserve"> Payments infrastructure is a domain you've touched (Mexico project involved Amazon's vendor payment systems, reconciliation of payment data), but you haven't owned payment rails, ledger design, or repayment logic directly. Merchant identity is something you've done adjacently (ID transformation system, ASIN ↔ UPC mapping), but not in the fintech "identity resolution" sense (KYC, KYB, entity matching).</w:t>
+      </w:r>
+    </w:p>
+    <w:p>
+      <w:pPr>
+        <w:spacing w:before="100" w:beforeAutospacing="1" w:after="100" w:afterAutospacing="1" w:line="240" w:lineRule="auto"/>
+        <w:rPr>
+          <w:rFonts w:eastAsia="Times New Roman" w:cstheme="minorHAnsi"/>
+          <w:kern w:val="0"/>
+          <w:sz w:val="20"/>
+          <w:szCs w:val="20"/>
+          <w14:ligatures w14:val="none"/>
+        </w:rPr>
+      </w:pPr>
+      <w:r>
+        <w:rPr>
+          <w:rFonts w:eastAsia="Times New Roman" w:cstheme="minorHAnsi"/>
+          <w:b/>
+          <w:bCs/>
+          <w:kern w:val="0"/>
+          <w:sz w:val="20"/>
+          <w:szCs w:val="20"/>
+          <w14:ligatures w14:val="none"/>
+        </w:rPr>
+        <w:t>NEW/GAP areas:</w:t>
+      </w:r>
+      <w:r>
+        <w:rPr>
+          <w:rFonts w:eastAsia="Times New Roman" w:cstheme="minorHAnsi"/>
+          <w:kern w:val="0"/>
+          <w:sz w:val="20"/>
+          <w:szCs w:val="20"/>
+          <w14:ligatures w14:val="none"/>
+        </w:rPr>
+        <w:t xml:space="preserve"> Core banking concepts (ledger architecture, double-entry bookkeeping systems), payments infrastructure specifics (payment rails, settlement, clearing), and revenue-based finance product mechanics. You haven't built or owned a financial ledger product.</w:t>
+      </w:r>
+    </w:p>
+    <w:p>
+      <w:pPr>
+        <w:spacing w:before="100" w:beforeAutospacing="1" w:after="100" w:afterAutospacing="1" w:line="240" w:lineRule="auto"/>
+        <w:rPr>
+          <w:rFonts w:eastAsia="Times New Roman" w:cstheme="minorHAnsi"/>
+          <w:kern w:val="0"/>
+          <w:sz w:val="20"/>
+          <w:szCs w:val="20"/>
+          <w14:ligatures w14:val="none"/>
+        </w:rPr>
+      </w:pPr>
+      <w:r>
+        <w:rPr>
+          <w:rFonts w:eastAsia="Times New Roman" w:cstheme="minorHAnsi"/>
+          <w:b/>
+          <w:bCs/>
+          <w:kern w:val="0"/>
+          <w:sz w:val="20"/>
+          <w:szCs w:val="20"/>
+          <w14:ligatures w14:val="none"/>
+        </w:rPr>
+        <w:t>Assessment: MEDIUM-TO-STRONG ALIGNMENT.</w:t>
+      </w:r>
+      <w:r>
+        <w:rPr>
+          <w:rFonts w:eastAsia="Times New Roman" w:cstheme="minorHAnsi"/>
+          <w:kern w:val="0"/>
+          <w:sz w:val="20"/>
+          <w:szCs w:val="20"/>
+          <w14:ligatures w14:val="none"/>
+        </w:rPr>
+        <w:t xml:space="preserve"> The platform thinking is directly transferable. The financial domain specifics are learnable gaps, not structural ones. Critically, they say "comfortable with complexity" and "the hard part is sequencing, not architecture" — and that's exactly what you've demonstrated.</w:t>
+      </w:r>
+    </w:p>
+    <w:p>
+      <w:pPr>
+        <w:spacing w:before="100" w:beforeAutospacing="1" w:after="100" w:afterAutospacing="1" w:line="240" w:lineRule="auto"/>
+        <w:outlineLvl w:val="3"/>
+        <w:rPr>
+          <w:rFonts w:eastAsia="Times New Roman" w:cstheme="minorHAnsi"/>
+          <w:b/>
+          <w:bCs/>
+          <w:kern w:val="0"/>
+          <w:sz w:val="20"/>
+          <w:szCs w:val="20"/>
+          <w14:ligatures w14:val="none"/>
+        </w:rPr>
+      </w:pPr>
+      <w:r>
+        <w:rPr>
+          <w:rFonts w:eastAsia="Times New Roman" w:cstheme="minorHAnsi"/>
+          <w:b/>
+          <w:bCs/>
+          <w:kern w:val="0"/>
+          <w:sz w:val="20"/>
+          <w:szCs w:val="20"/>
+          <w14:ligatures w14:val="none"/>
+        </w:rPr>
+        <w:t>3. PLATFORM PM SKILLS ALIGNMENT</w:t>
+      </w:r>
+    </w:p>
+    <w:p>
+      <w:pPr>
+        <w:spacing w:before="100" w:beforeAutospacing="1" w:after="100" w:afterAutospacing="1" w:line="240" w:lineRule="auto"/>
+        <w:rPr>
+          <w:rFonts w:eastAsia="Times New Roman" w:cstheme="minorHAnsi"/>
+          <w:kern w:val="0"/>
+          <w:sz w:val="20"/>
+          <w:szCs w:val="20"/>
+          <w14:ligatures w14:val="none"/>
+        </w:rPr>
+      </w:pPr>
+      <w:r>
+        <w:rPr>
+          <w:rFonts w:eastAsia="Times New Roman" w:cstheme="minorHAnsi"/>
+          <w:b/>
+          <w:bCs/>
+          <w:kern w:val="0"/>
+          <w:sz w:val="20"/>
+          <w:szCs w:val="20"/>
+          <w14:ligatures w14:val="none"/>
+        </w:rPr>
+        <w:t xml:space="preserve">Systems Thinking / Platform Architecture — STRONG MATCH </w:t>
+      </w:r>
+      <w:r>
+        <w:rPr>
+          <w:rFonts w:ascii="Segoe UI Symbol" w:eastAsia="Times New Roman" w:hAnsi="Segoe UI Symbol" w:cs="Segoe UI Symbol"/>
+          <w:b/>
+          <w:bCs/>
+          <w:kern w:val="0"/>
+          <w:sz w:val="20"/>
+          <w:szCs w:val="20"/>
+          <w14:ligatures w14:val="none"/>
+        </w:rPr>
+        <w:t>✓✓✓</w:t>
+      </w:r>
+      <w:r>
+        <w:rPr>
+          <w:rFonts w:eastAsia="Times New Roman" w:cstheme="minorHAnsi"/>
+          <w:kern w:val="0"/>
+          <w:sz w:val="20"/>
+          <w:szCs w:val="20"/>
+          <w14:ligatures w14:val="none"/>
+        </w:rPr>
+        <w:t xml:space="preserve"> The JD says "when someone describes a requirement, you think about the data model underneath, the identity resolution upstream, and the three teams whose work will break if you get this wrong." Your 3-layer architecture design, 36-attribute source-of-truth mapping in Mexico, and 3.5MM → 80 → 25 template reframing all demonstrate exactly this. The Mexico project where you traced attributes back to their origin systems and challenged stakeholders on source-of-truth vs. downstream data is a perfect illustration of the thinking they want.</w:t>
+      </w:r>
+    </w:p>
+    <w:p>
+      <w:pPr>
+        <w:spacing w:before="100" w:beforeAutospacing="1" w:after="100" w:afterAutospacing="1" w:line="240" w:lineRule="auto"/>
+        <w:rPr>
+          <w:rFonts w:eastAsia="Times New Roman" w:cstheme="minorHAnsi"/>
+          <w:kern w:val="0"/>
+          <w:sz w:val="20"/>
+          <w:szCs w:val="20"/>
+          <w14:ligatures w14:val="none"/>
+        </w:rPr>
+      </w:pPr>
+      <w:r>
+        <w:rPr>
+          <w:rFonts w:eastAsia="Times New Roman" w:cstheme="minorHAnsi"/>
+          <w:b/>
+          <w:bCs/>
+          <w:kern w:val="0"/>
+          <w:sz w:val="20"/>
+          <w:szCs w:val="20"/>
+          <w14:ligatures w14:val="none"/>
+        </w:rPr>
+        <w:t xml:space="preserve">Multi-System Integration &amp; Migration — STRONG MATCH </w:t>
+      </w:r>
+      <w:r>
+        <w:rPr>
+          <w:rFonts w:ascii="Segoe UI Symbol" w:eastAsia="Times New Roman" w:hAnsi="Segoe UI Symbol" w:cs="Segoe UI Symbol"/>
+          <w:b/>
+          <w:bCs/>
+          <w:kern w:val="0"/>
+          <w:sz w:val="20"/>
+          <w:szCs w:val="20"/>
+          <w14:ligatures w14:val="none"/>
+        </w:rPr>
+        <w:t>✓✓✓</w:t>
+      </w:r>
+      <w:r>
+        <w:rPr>
+          <w:rFonts w:eastAsia="Times New Roman" w:cstheme="minorHAnsi"/>
+          <w:kern w:val="0"/>
+          <w:sz w:val="20"/>
+          <w:szCs w:val="20"/>
+          <w14:ligatures w14:val="none"/>
+        </w:rPr>
+        <w:t xml:space="preserve"> They explicitly want "complex migrations, vendor transitions, or platform redesigns in production, with real deadlines and commercial pressure." Your Supplier Convergence (5 legacy systems → 1, phased migration with mid-flight users), Mexico (multi-system integration under VP-level pressure, 5-month deadline), and AI Invoice (vendor-to-automation transition) directly match. This is arguably your single strongest alignment point.</w:t>
+      </w:r>
+    </w:p>
+    <w:p>
+      <w:pPr>
+        <w:spacing w:before="100" w:beforeAutospacing="1" w:after="100" w:afterAutospacing="1" w:line="240" w:lineRule="auto"/>
+        <w:rPr>
+          <w:rFonts w:eastAsia="Times New Roman" w:cstheme="minorHAnsi"/>
+          <w:kern w:val="0"/>
+          <w:sz w:val="20"/>
+          <w:szCs w:val="20"/>
+          <w14:ligatures w14:val="none"/>
+        </w:rPr>
+      </w:pPr>
+      <w:r>
+        <w:rPr>
+          <w:rFonts w:eastAsia="Times New Roman" w:cstheme="minorHAnsi"/>
+          <w:b/>
+          <w:bCs/>
+          <w:kern w:val="0"/>
+          <w:sz w:val="20"/>
+          <w:szCs w:val="20"/>
+          <w14:ligatures w14:val="none"/>
+        </w:rPr>
+        <w:t xml:space="preserve">Cross-Functional Influence &amp; Stakeholder Alignment — STRONG MATCH </w:t>
+      </w:r>
+      <w:r>
+        <w:rPr>
+          <w:rFonts w:ascii="Segoe UI Symbol" w:eastAsia="Times New Roman" w:hAnsi="Segoe UI Symbol" w:cs="Segoe UI Symbol"/>
+          <w:b/>
+          <w:bCs/>
+          <w:kern w:val="0"/>
+          <w:sz w:val="20"/>
+          <w:szCs w:val="20"/>
+          <w14:ligatures w14:val="none"/>
+        </w:rPr>
+        <w:t>✓✓✓</w:t>
+      </w:r>
+      <w:r>
+        <w:rPr>
+          <w:rFonts w:eastAsia="Times New Roman" w:cstheme="minorHAnsi"/>
+          <w:kern w:val="0"/>
+          <w:sz w:val="20"/>
+          <w:szCs w:val="20"/>
+          <w14:ligatures w14:val="none"/>
+        </w:rPr>
+        <w:t xml:space="preserve"> The JD wants someone who can "drive cross-functional alignment on initiatives that require buy-in from Risk, Finance, Commercial, and Engineering leadership." Your Mexico project is the exact proof point — finance, accounting, tax, engineering </w:t>
+      </w:r>
+      <w:r>
+        <w:rPr>
+          <w:rFonts w:eastAsia="Times New Roman" w:cstheme="minorHAnsi"/>
+          <w:kern w:val="0"/>
+          <w:sz w:val="20"/>
+          <w:szCs w:val="20"/>
+          <w14:ligatures w14:val="none"/>
+        </w:rPr>
+        <w:lastRenderedPageBreak/>
+        <w:t>stakeholders, with bi-weekly leadership updates and weekly engineering touchpoints. The Supplier Convergence escalation to Director level and the Vendor Central catalog team negotiation are textbook examples.</w:t>
+      </w:r>
+    </w:p>
+    <w:p>
+      <w:pPr>
+        <w:spacing w:before="100" w:beforeAutospacing="1" w:after="100" w:afterAutospacing="1" w:line="240" w:lineRule="auto"/>
+        <w:rPr>
+          <w:rFonts w:eastAsia="Times New Roman" w:cstheme="minorHAnsi"/>
+          <w:kern w:val="0"/>
+          <w:sz w:val="20"/>
+          <w:szCs w:val="20"/>
+          <w14:ligatures w14:val="none"/>
+        </w:rPr>
+      </w:pPr>
+      <w:r>
+        <w:rPr>
+          <w:rFonts w:eastAsia="Times New Roman" w:cstheme="minorHAnsi"/>
+          <w:b/>
+          <w:bCs/>
+          <w:kern w:val="0"/>
+          <w:sz w:val="20"/>
+          <w:szCs w:val="20"/>
+          <w14:ligatures w14:val="none"/>
+        </w:rPr>
+        <w:t xml:space="preserve">Technical Depth (Data Flows, API Contracts) — MODERATE-TO-STRONG MATCH </w:t>
+      </w:r>
+      <w:r>
+        <w:rPr>
+          <w:rFonts w:ascii="Segoe UI Symbol" w:eastAsia="Times New Roman" w:hAnsi="Segoe UI Symbol" w:cs="Segoe UI Symbol"/>
+          <w:b/>
+          <w:bCs/>
+          <w:kern w:val="0"/>
+          <w:sz w:val="20"/>
+          <w:szCs w:val="20"/>
+          <w14:ligatures w14:val="none"/>
+        </w:rPr>
+        <w:t>✓✓</w:t>
+      </w:r>
+      <w:r>
+        <w:rPr>
+          <w:rFonts w:eastAsia="Times New Roman" w:cstheme="minorHAnsi"/>
+          <w:kern w:val="0"/>
+          <w:sz w:val="20"/>
+          <w:szCs w:val="20"/>
+          <w14:ligatures w14:val="none"/>
+        </w:rPr>
+        <w:t xml:space="preserve"> They want someone who "can read a schema, follow a data flow, and have a real conversation with engineers about API design, migration strategies, and system trade-offs." Your 3-layer architecture design, API suite (Item Registration, Mapping Lookup, Bulk Sync), ID transformation logic, DynamoDB mapping tables, and the Mexico data pipeline design (36 attributes, source systems analysis) demonstrate this. The gap: you haven't worked specifically with financial schemas (ledger entries, payment settlements, double-entry bookkeeping models). You'd be learning the domain vocabulary, not the skill of reading and debating schemas.</w:t>
+      </w:r>
+    </w:p>
+    <w:p>
+      <w:pPr>
+        <w:spacing w:before="100" w:beforeAutospacing="1" w:after="100" w:afterAutospacing="1" w:line="240" w:lineRule="auto"/>
+        <w:rPr>
+          <w:rFonts w:eastAsia="Times New Roman" w:cstheme="minorHAnsi"/>
+          <w:kern w:val="0"/>
+          <w:sz w:val="20"/>
+          <w:szCs w:val="20"/>
+          <w14:ligatures w14:val="none"/>
+        </w:rPr>
+      </w:pPr>
+      <w:r>
+        <w:rPr>
+          <w:rFonts w:eastAsia="Times New Roman" w:cstheme="minorHAnsi"/>
+          <w:b/>
+          <w:bCs/>
+          <w:kern w:val="0"/>
+          <w:sz w:val="20"/>
+          <w:szCs w:val="20"/>
+          <w14:ligatures w14:val="none"/>
+        </w:rPr>
+        <w:t xml:space="preserve">Build-vs-Buy / Vendor Management — STRONG MATCH </w:t>
+      </w:r>
+      <w:r>
+        <w:rPr>
+          <w:rFonts w:ascii="Segoe UI Symbol" w:eastAsia="Times New Roman" w:hAnsi="Segoe UI Symbol" w:cs="Segoe UI Symbol"/>
+          <w:b/>
+          <w:bCs/>
+          <w:kern w:val="0"/>
+          <w:sz w:val="20"/>
+          <w:szCs w:val="20"/>
+          <w14:ligatures w14:val="none"/>
+        </w:rPr>
+        <w:t>✓✓✓</w:t>
+      </w:r>
+      <w:r>
+        <w:rPr>
+          <w:rFonts w:eastAsia="Times New Roman" w:cstheme="minorHAnsi"/>
+          <w:kern w:val="0"/>
+          <w:sz w:val="20"/>
+          <w:szCs w:val="20"/>
+          <w14:ligatures w14:val="none"/>
+        </w:rPr>
+        <w:t xml:space="preserve"> The JD calls out "manage vendor relationships and make build-vs-buy decisions with real contract deadlines and cost implications." Your AI Invoice Automation is a direct build-vs-buy story (replacing vendor processes with in-house AI). The Mexico project where you negotiated with the external team for API access — and ultimately proposed building the API connection yourself — demonstrates pragmatic vendor/partner negotiation under deadline pressure.</w:t>
+      </w:r>
+    </w:p>
+    <w:p>
+      <w:pPr>
+        <w:spacing w:before="100" w:beforeAutospacing="1" w:after="100" w:afterAutospacing="1" w:line="240" w:lineRule="auto"/>
+        <w:rPr>
+          <w:rFonts w:eastAsia="Times New Roman" w:cstheme="minorHAnsi"/>
+          <w:kern w:val="0"/>
+          <w:sz w:val="20"/>
+          <w:szCs w:val="20"/>
+          <w14:ligatures w14:val="none"/>
+        </w:rPr>
+      </w:pPr>
+      <w:r>
+        <w:rPr>
+          <w:rFonts w:eastAsia="Times New Roman" w:cstheme="minorHAnsi"/>
+          <w:b/>
+          <w:bCs/>
+          <w:kern w:val="0"/>
+          <w:sz w:val="20"/>
+          <w:szCs w:val="20"/>
+          <w14:ligatures w14:val="none"/>
+        </w:rPr>
+        <w:t xml:space="preserve">Commercial Grounding — STRONG MATCH </w:t>
+      </w:r>
+      <w:r>
+        <w:rPr>
+          <w:rFonts w:ascii="Segoe UI Symbol" w:eastAsia="Times New Roman" w:hAnsi="Segoe UI Symbol" w:cs="Segoe UI Symbol"/>
+          <w:b/>
+          <w:bCs/>
+          <w:kern w:val="0"/>
+          <w:sz w:val="20"/>
+          <w:szCs w:val="20"/>
+          <w14:ligatures w14:val="none"/>
+        </w:rPr>
+        <w:t>✓✓✓</w:t>
+      </w:r>
+      <w:r>
+        <w:rPr>
+          <w:rFonts w:eastAsia="Times New Roman" w:cstheme="minorHAnsi"/>
+          <w:kern w:val="0"/>
+          <w:sz w:val="20"/>
+          <w:szCs w:val="20"/>
+          <w14:ligatures w14:val="none"/>
+        </w:rPr>
+        <w:t xml:space="preserve"> They want "commercially grounded" — someone who can articulate why a migration matters for speed to market or why replacing a vendor saves six figures. Every single one of your projects has crisp commercial impact: $9.6MM (Supplier Convergence), $1.8MM (Mexico), $2MM (AI Invoice). You don't just build — you quantify.</w:t>
+      </w:r>
+    </w:p>
+    <w:p>
+      <w:pPr>
+        <w:spacing w:before="100" w:beforeAutospacing="1" w:after="100" w:afterAutospacing="1" w:line="240" w:lineRule="auto"/>
+        <w:rPr>
+          <w:rFonts w:eastAsia="Times New Roman" w:cstheme="minorHAnsi"/>
+          <w:kern w:val="0"/>
+          <w:sz w:val="20"/>
+          <w:szCs w:val="20"/>
+          <w14:ligatures w14:val="none"/>
+        </w:rPr>
+      </w:pPr>
+      <w:r>
+        <w:rPr>
+          <w:rFonts w:eastAsia="Times New Roman" w:cstheme="minorHAnsi"/>
+          <w:b/>
+          <w:bCs/>
+          <w:kern w:val="0"/>
+          <w:sz w:val="20"/>
+          <w:szCs w:val="20"/>
+          <w14:ligatures w14:val="none"/>
+        </w:rPr>
+        <w:t xml:space="preserve">Platform Roadmap Sequencing Under Complexity — STRONG MATCH </w:t>
+      </w:r>
+      <w:r>
+        <w:rPr>
+          <w:rFonts w:ascii="Segoe UI Symbol" w:eastAsia="Times New Roman" w:hAnsi="Segoe UI Symbol" w:cs="Segoe UI Symbol"/>
+          <w:b/>
+          <w:bCs/>
+          <w:kern w:val="0"/>
+          <w:sz w:val="20"/>
+          <w:szCs w:val="20"/>
+          <w14:ligatures w14:val="none"/>
+        </w:rPr>
+        <w:t>✓✓✓</w:t>
+      </w:r>
+      <w:r>
+        <w:rPr>
+          <w:rFonts w:eastAsia="Times New Roman" w:cstheme="minorHAnsi"/>
+          <w:kern w:val="0"/>
+          <w:sz w:val="20"/>
+          <w:szCs w:val="20"/>
+          <w14:ligatures w14:val="none"/>
+        </w:rPr>
+        <w:t xml:space="preserve"> "Break large, intimidating platform programmes into deliverable increments. Keep momentum through complexity." Your 3-phase approach in Mexico (extract → ingest → reconcile), the Supplier Convergence phased rollout (pilot → Phase 1 → Phase 2 acceleration based on customer feedback), and the AI Invoice experimentation approach (4-week experiment → pilot → scale) all demonstrate this pattern.</w:t>
+      </w:r>
+    </w:p>
+    <w:p>
+      <w:pPr>
+        <w:spacing w:before="100" w:beforeAutospacing="1" w:after="100" w:afterAutospacing="1" w:line="240" w:lineRule="auto"/>
+        <w:rPr>
+          <w:rFonts w:eastAsia="Times New Roman" w:cstheme="minorHAnsi"/>
+          <w:kern w:val="0"/>
+          <w:sz w:val="20"/>
+          <w:szCs w:val="20"/>
+          <w14:ligatures w14:val="none"/>
+        </w:rPr>
+      </w:pPr>
+      <w:r>
+        <w:rPr>
+          <w:rFonts w:eastAsia="Times New Roman" w:cstheme="minorHAnsi"/>
+          <w:b/>
+          <w:bCs/>
+          <w:kern w:val="0"/>
+          <w:sz w:val="20"/>
+          <w:szCs w:val="20"/>
+          <w14:ligatures w14:val="none"/>
+        </w:rPr>
+        <w:t xml:space="preserve">AI/ML Platform &amp; Tooling Enthusiasm — STRONG MATCH </w:t>
+      </w:r>
+      <w:r>
+        <w:rPr>
+          <w:rFonts w:ascii="Segoe UI Symbol" w:eastAsia="Times New Roman" w:hAnsi="Segoe UI Symbol" w:cs="Segoe UI Symbol"/>
+          <w:b/>
+          <w:bCs/>
+          <w:kern w:val="0"/>
+          <w:sz w:val="20"/>
+          <w:szCs w:val="20"/>
+          <w14:ligatures w14:val="none"/>
+        </w:rPr>
+        <w:t>✓✓✓</w:t>
+      </w:r>
+      <w:r>
+        <w:rPr>
+          <w:rFonts w:eastAsia="Times New Roman" w:cstheme="minorHAnsi"/>
+          <w:kern w:val="0"/>
+          <w:sz w:val="20"/>
+          <w:szCs w:val="20"/>
+          <w14:ligatures w14:val="none"/>
+        </w:rPr>
+        <w:t xml:space="preserve"> They want someone "genuinely excited about using AI tooling to move faster." Your AI Invoice Automation (OCR + ML, template-based architecture, 80%+ accuracy) directly demonstrates building with AI. The fact that Liberis is going through an AI-first engineering transformation and you've built an AI platform is a genuine differentiator — many PM candidates will claim excitement about AI but won't have shipped an AI-powered platform.</w:t>
+      </w:r>
+    </w:p>
+    <w:p>
+      <w:pPr>
+        <w:spacing w:before="100" w:beforeAutospacing="1" w:after="100" w:afterAutospacing="1" w:line="240" w:lineRule="auto"/>
+        <w:outlineLvl w:val="3"/>
+        <w:rPr>
+          <w:rFonts w:eastAsia="Times New Roman" w:cstheme="minorHAnsi"/>
+          <w:b/>
+          <w:bCs/>
+          <w:kern w:val="0"/>
+          <w:sz w:val="20"/>
+          <w:szCs w:val="20"/>
+          <w14:ligatures w14:val="none"/>
+        </w:rPr>
+      </w:pPr>
+      <w:r>
+        <w:rPr>
+          <w:rFonts w:eastAsia="Times New Roman" w:cstheme="minorHAnsi"/>
+          <w:b/>
+          <w:bCs/>
+          <w:kern w:val="0"/>
+          <w:sz w:val="20"/>
+          <w:szCs w:val="20"/>
+          <w14:ligatures w14:val="none"/>
+        </w:rPr>
+        <w:t>4. TEAM NEEDS &amp; CRITICAL GAPS</w:t>
+      </w:r>
+    </w:p>
+    <w:p>
+      <w:pPr>
+        <w:spacing w:before="100" w:beforeAutospacing="1" w:after="100" w:afterAutospacing="1" w:line="240" w:lineRule="auto"/>
+        <w:rPr>
+          <w:rFonts w:eastAsia="Times New Roman" w:cstheme="minorHAnsi"/>
+          <w:kern w:val="0"/>
+          <w:sz w:val="20"/>
+          <w:szCs w:val="20"/>
+          <w14:ligatures w14:val="none"/>
+        </w:rPr>
+      </w:pPr>
+      <w:r>
+        <w:rPr>
+          <w:rFonts w:eastAsia="Times New Roman" w:cstheme="minorHAnsi"/>
+          <w:b/>
+          <w:bCs/>
+          <w:kern w:val="0"/>
+          <w:sz w:val="20"/>
+          <w:szCs w:val="20"/>
+          <w14:ligatures w14:val="none"/>
+        </w:rPr>
+        <w:t>What this team REALLY needs (based on JD + research):</w:t>
+      </w:r>
+    </w:p>
+    <w:p>
+      <w:pPr>
+        <w:spacing w:before="100" w:beforeAutospacing="1" w:after="100" w:afterAutospacing="1" w:line="240" w:lineRule="auto"/>
+        <w:rPr>
+          <w:rFonts w:eastAsia="Times New Roman" w:cstheme="minorHAnsi"/>
+          <w:kern w:val="0"/>
+          <w:sz w:val="20"/>
+          <w:szCs w:val="20"/>
+          <w14:ligatures w14:val="none"/>
+        </w:rPr>
+      </w:pPr>
+      <w:r>
+        <w:rPr>
+          <w:rFonts w:eastAsia="Times New Roman" w:cstheme="minorHAnsi"/>
+          <w:kern w:val="0"/>
+          <w:sz w:val="20"/>
+          <w:szCs w:val="20"/>
+          <w14:ligatures w14:val="none"/>
+        </w:rPr>
+        <w:t>They need a PM who can run complex, engineering-heavy programs that involve replacing legacy vendor systems with in-house solutions (including AI models) — while the business continues operating. This is a "change the engine while the plane is flying" role. They also need someone who can manage the tensions between architectural health and commercial delivery speed, particularly as they expand to new geographies and partners.</w:t>
+      </w:r>
+    </w:p>
+    <w:p>
+      <w:pPr>
+        <w:spacing w:before="100" w:beforeAutospacing="1" w:after="100" w:afterAutospacing="1" w:line="240" w:lineRule="auto"/>
+        <w:rPr>
+          <w:rFonts w:eastAsia="Times New Roman" w:cstheme="minorHAnsi"/>
+          <w:kern w:val="0"/>
+          <w:sz w:val="20"/>
+          <w:szCs w:val="20"/>
+          <w14:ligatures w14:val="none"/>
+        </w:rPr>
+      </w:pPr>
+      <w:r>
+        <w:rPr>
+          <w:rFonts w:eastAsia="Times New Roman" w:cstheme="minorHAnsi"/>
+          <w:b/>
+          <w:bCs/>
+          <w:kern w:val="0"/>
+          <w:sz w:val="20"/>
+          <w:szCs w:val="20"/>
+          <w14:ligatures w14:val="none"/>
+        </w:rPr>
+        <w:t>Which of your skills directly address these needs:</w:t>
+      </w:r>
+    </w:p>
+    <w:p>
+      <w:pPr>
+        <w:spacing w:before="100" w:beforeAutospacing="1" w:after="100" w:afterAutospacing="1" w:line="240" w:lineRule="auto"/>
+        <w:rPr>
+          <w:rFonts w:eastAsia="Times New Roman" w:cstheme="minorHAnsi"/>
+          <w:kern w:val="0"/>
+          <w:sz w:val="20"/>
+          <w:szCs w:val="20"/>
+          <w14:ligatures w14:val="none"/>
+        </w:rPr>
+      </w:pPr>
+      <w:r>
+        <w:rPr>
+          <w:rFonts w:eastAsia="Times New Roman" w:cstheme="minorHAnsi"/>
+          <w:kern w:val="0"/>
+          <w:sz w:val="20"/>
+          <w:szCs w:val="20"/>
+          <w14:ligatures w14:val="none"/>
+        </w:rPr>
+        <w:t>Your Mexico project is almost a 1:1 analog for what they're describing — you built an automated platform that replaced a manual process, integrated multiple systems, worked under aggressive VP-level deadlines, managed cross-functional stakeholders (finance, tax, engineering), and delivered measurable commercial impact. The Supplier Convergence project demonstrates platform consolidation and migration at scale. The AI Invoice project demonstrates vendor-to-AI transitions.</w:t>
+      </w:r>
+    </w:p>
+    <w:p>
+      <w:pPr>
+        <w:spacing w:before="100" w:beforeAutospacing="1" w:after="100" w:afterAutospacing="1" w:line="240" w:lineRule="auto"/>
+        <w:rPr>
+          <w:rFonts w:eastAsia="Times New Roman" w:cstheme="minorHAnsi"/>
+          <w:kern w:val="0"/>
+          <w:sz w:val="20"/>
+          <w:szCs w:val="20"/>
+          <w14:ligatures w14:val="none"/>
+        </w:rPr>
+      </w:pPr>
+      <w:r>
+        <w:rPr>
+          <w:rFonts w:eastAsia="Times New Roman" w:cstheme="minorHAnsi"/>
+          <w:b/>
+          <w:bCs/>
+          <w:kern w:val="0"/>
+          <w:sz w:val="20"/>
+          <w:szCs w:val="20"/>
+          <w14:ligatures w14:val="none"/>
+        </w:rPr>
+        <w:lastRenderedPageBreak/>
+        <w:t>Critical gaps to address:</w:t>
+      </w:r>
+    </w:p>
+    <w:p>
+      <w:pPr>
+        <w:spacing w:before="100" w:beforeAutospacing="1" w:after="100" w:afterAutospacing="1" w:line="240" w:lineRule="auto"/>
+        <w:rPr>
+          <w:rFonts w:eastAsia="Times New Roman" w:cstheme="minorHAnsi"/>
+          <w:kern w:val="0"/>
+          <w:sz w:val="20"/>
+          <w:szCs w:val="20"/>
+          <w14:ligatures w14:val="none"/>
+        </w:rPr>
+      </w:pPr>
+      <w:r>
+        <w:rPr>
+          <w:rFonts w:eastAsia="Times New Roman" w:cstheme="minorHAnsi"/>
+          <w:b/>
+          <w:bCs/>
+          <w:kern w:val="0"/>
+          <w:sz w:val="20"/>
+          <w:szCs w:val="20"/>
+          <w14:ligatures w14:val="none"/>
+        </w:rPr>
+        <w:t>Gap 1 — Financial Domain Depth (Manageable):</w:t>
+      </w:r>
+      <w:r>
+        <w:rPr>
+          <w:rFonts w:eastAsia="Times New Roman" w:cstheme="minorHAnsi"/>
+          <w:kern w:val="0"/>
+          <w:sz w:val="20"/>
+          <w:szCs w:val="20"/>
+          <w14:ligatures w14:val="none"/>
+        </w:rPr>
+        <w:t xml:space="preserve"> You haven't owned a ledger system, payment rails, or repayment logic. You don't have direct experience with revenue-based finance mechanics. However, the JD says "experience in fintech, lending, payments or financial services" — your Grovth lending platform experience and Mexico payment reconciliation experience partially fill this. You understand lending economics (Grovth) and payment data flows (Mexico). The ledger and payment rails specifics are learnable domain vocabulary applied to platform skills you already have.</w:t>
+      </w:r>
+    </w:p>
+    <w:p>
+      <w:pPr>
+        <w:spacing w:before="100" w:beforeAutospacing="1" w:after="100" w:afterAutospacing="1" w:line="240" w:lineRule="auto"/>
+        <w:rPr>
+          <w:rFonts w:eastAsia="Times New Roman" w:cstheme="minorHAnsi"/>
+          <w:kern w:val="0"/>
+          <w:sz w:val="20"/>
+          <w:szCs w:val="20"/>
+          <w14:ligatures w14:val="none"/>
+        </w:rPr>
+      </w:pPr>
+      <w:r>
+        <w:rPr>
+          <w:rFonts w:eastAsia="Times New Roman" w:cstheme="minorHAnsi"/>
+          <w:b/>
+          <w:bCs/>
+          <w:kern w:val="0"/>
+          <w:sz w:val="20"/>
+          <w:szCs w:val="20"/>
+          <w14:ligatures w14:val="none"/>
+        </w:rPr>
+        <w:t>Gap 2 — Payments Infrastructure Specifics (Manageable):</w:t>
+      </w:r>
+      <w:r>
+        <w:rPr>
+          <w:rFonts w:eastAsia="Times New Roman" w:cstheme="minorHAnsi"/>
+          <w:kern w:val="0"/>
+          <w:sz w:val="20"/>
+          <w:szCs w:val="20"/>
+          <w14:ligatures w14:val="none"/>
+        </w:rPr>
+        <w:t xml:space="preserve"> You haven't worked with payment processors (Stripe, Adyen, etc.), settlement systems, or multi-provider payment routing. This is a gap, but not a structural one. The Mexico project involved reconciling payment data across systems, which is conceptually adjacent. In interviews, you'd need to be honest about this gap while demonstrating you understand the complexity class of the problem.</w:t>
+      </w:r>
+    </w:p>
+    <w:p>
+      <w:pPr>
+        <w:spacing w:before="100" w:beforeAutospacing="1" w:after="100" w:afterAutospacing="1" w:line="240" w:lineRule="auto"/>
+        <w:rPr>
+          <w:rFonts w:eastAsia="Times New Roman" w:cstheme="minorHAnsi"/>
+          <w:kern w:val="0"/>
+          <w:sz w:val="20"/>
+          <w:szCs w:val="20"/>
+          <w14:ligatures w14:val="none"/>
+        </w:rPr>
+      </w:pPr>
+      <w:r>
+        <w:rPr>
+          <w:rFonts w:eastAsia="Times New Roman" w:cstheme="minorHAnsi"/>
+          <w:b/>
+          <w:bCs/>
+          <w:kern w:val="0"/>
+          <w:sz w:val="20"/>
+          <w:szCs w:val="20"/>
+          <w14:ligatures w14:val="none"/>
+        </w:rPr>
+        <w:t>Gap 3 — Scale Context (Non-issue):</w:t>
+      </w:r>
+      <w:r>
+        <w:rPr>
+          <w:rFonts w:eastAsia="Times New Roman" w:cstheme="minorHAnsi"/>
+          <w:kern w:val="0"/>
+          <w:sz w:val="20"/>
+          <w:szCs w:val="20"/>
+          <w14:ligatures w14:val="none"/>
+        </w:rPr>
+        <w:t xml:space="preserve"> Liberis is a 250-500 person company with ~20 engineers in this domain. Your Amazon scale experience actually overqualifies you here. You've operated in far more complex organizational environments. This is a point in your favor.</w:t>
+      </w:r>
+    </w:p>
+    <w:p>
+      <w:pPr>
+        <w:spacing w:before="100" w:beforeAutospacing="1" w:after="100" w:afterAutospacing="1" w:line="240" w:lineRule="auto"/>
+        <w:rPr>
+          <w:rFonts w:eastAsia="Times New Roman" w:cstheme="minorHAnsi"/>
+          <w:kern w:val="0"/>
+          <w:sz w:val="20"/>
+          <w:szCs w:val="20"/>
+          <w14:ligatures w14:val="none"/>
+        </w:rPr>
+      </w:pPr>
+      <w:r>
+        <w:rPr>
+          <w:rFonts w:eastAsia="Times New Roman" w:cstheme="minorHAnsi"/>
+          <w:b/>
+          <w:bCs/>
+          <w:kern w:val="0"/>
+          <w:sz w:val="20"/>
+          <w:szCs w:val="20"/>
+          <w14:ligatures w14:val="none"/>
+        </w:rPr>
+        <w:t>Are these gaps dealbreakers?</w:t>
+      </w:r>
+      <w:r>
+        <w:rPr>
+          <w:rFonts w:eastAsia="Times New Roman" w:cstheme="minorHAnsi"/>
+          <w:kern w:val="0"/>
+          <w:sz w:val="20"/>
+          <w:szCs w:val="20"/>
+          <w14:ligatures w14:val="none"/>
+        </w:rPr>
+        <w:t xml:space="preserve"> No. The JD itself says "even if you don't meet every requirement, don't hesitate to apply." The fintech domain gap is learnable, and the JD prioritizes platform/systems thinking + execution over domain expertise. The closing line signals they're open to candidates who bring strong platform fundamentals even without deep fintech background.</w:t>
+      </w:r>
+    </w:p>
+    <w:p>
+      <w:pPr>
+        <w:spacing w:after="0" w:line="240" w:lineRule="auto"/>
+        <w:rPr>
+          <w:rFonts w:eastAsia="Times New Roman" w:cstheme="minorHAnsi"/>
+          <w:kern w:val="0"/>
+          <w:sz w:val="20"/>
+          <w:szCs w:val="20"/>
+          <w14:ligatures w14:val="none"/>
+        </w:rPr>
+      </w:pPr>
+      <w:r>
+        <w:rPr>
+          <w:rFonts w:eastAsia="Times New Roman" w:cstheme="minorHAnsi"/>
+          <w:noProof/>
+          <w:kern w:val="0"/>
+          <w:sz w:val="20"/>
+          <w:szCs w:val="20"/>
+        </w:rPr>
+        <w:pict w14:anchorId="4C5460BB">
+          <v:rect id="_x0000_i1026" alt="" style="width:468pt;height:.05pt;mso-width-percent:0;mso-height-percent:0;mso-width-percent:0;mso-height-percent:0" o:hralign="center" o:hrstd="t" o:hr="t" fillcolor="#a0a0a0" stroked="f"/>
+        </w:pict>
+      </w:r>
+    </w:p>
+    <w:p>
+      <w:pPr>
+        <w:spacing w:before="100" w:beforeAutospacing="1" w:after="100" w:afterAutospacing="1" w:line="240" w:lineRule="auto"/>
+        <w:outlineLvl w:val="2"/>
+        <w:rPr>
+          <w:rFonts w:eastAsia="Times New Roman" w:cstheme="minorHAnsi"/>
+          <w:b/>
+          <w:bCs/>
+          <w:kern w:val="0"/>
+          <w:sz w:val="20"/>
+          <w:szCs w:val="20"/>
+          <w14:ligatures w14:val="none"/>
+        </w:rPr>
+      </w:pPr>
+      <w:r>
+        <w:rPr>
+          <w:rFonts w:eastAsia="Times New Roman" w:cstheme="minorHAnsi"/>
+          <w:b/>
+          <w:bCs/>
+          <w:kern w:val="0"/>
+          <w:sz w:val="20"/>
+          <w:szCs w:val="20"/>
+          <w14:ligatures w14:val="none"/>
+        </w:rPr>
+        <w:t>OVERALL MATCH: STRONG MATCH</w:t>
+      </w:r>
+    </w:p>
+    <w:p>
+      <w:pPr>
+        <w:spacing w:before="100" w:beforeAutospacing="1" w:after="100" w:afterAutospacing="1" w:line="240" w:lineRule="auto"/>
+        <w:outlineLvl w:val="3"/>
+        <w:rPr>
+          <w:rFonts w:eastAsia="Times New Roman" w:cstheme="minorHAnsi"/>
+          <w:b/>
+          <w:bCs/>
+          <w:kern w:val="0"/>
+          <w:sz w:val="20"/>
+          <w:szCs w:val="20"/>
+          <w14:ligatures w14:val="none"/>
+        </w:rPr>
+      </w:pPr>
+      <w:r>
+        <w:rPr>
+          <w:rFonts w:eastAsia="Times New Roman" w:cstheme="minorHAnsi"/>
+          <w:b/>
+          <w:bCs/>
+          <w:kern w:val="0"/>
+          <w:sz w:val="20"/>
+          <w:szCs w:val="20"/>
+          <w14:ligatures w14:val="none"/>
+        </w:rPr>
+        <w:t>WHY THIS ROLE</w:t>
+      </w:r>
+    </w:p>
+    <w:p>
+      <w:pPr>
+        <w:spacing w:before="100" w:beforeAutospacing="1" w:after="100" w:afterAutospacing="1" w:line="240" w:lineRule="auto"/>
+        <w:rPr>
+          <w:rFonts w:eastAsia="Times New Roman" w:cstheme="minorHAnsi"/>
+          <w:kern w:val="0"/>
+          <w:sz w:val="20"/>
+          <w:szCs w:val="20"/>
+          <w14:ligatures w14:val="none"/>
+        </w:rPr>
+      </w:pPr>
+      <w:r>
+        <w:rPr>
+          <w:rFonts w:eastAsia="Times New Roman" w:cstheme="minorHAnsi"/>
+          <w:kern w:val="0"/>
+          <w:sz w:val="20"/>
+          <w:szCs w:val="20"/>
+          <w14:ligatures w14:val="none"/>
+        </w:rPr>
+        <w:t>Your Mexico project is essentially the same class of problem this team faces daily — multi-system financial data integration, reconciliation across providers, regulatory compliance, and replacing manual processes with automated platforms under commercial pressure. Your Supplier Convergence project demonstrates the exact platform consolidation and migration pattern they call out. And your AI Invoice Automation directly maps to their vendor-to-AI transition initiatives (like replacing classification engines with in-house AI models). The combination of all three projects makes you a rare candidate who has done platform consolidation, financial operations integration, AND AI-powered automation — which is the full scope of what this role demands.</w:t>
+      </w:r>
+    </w:p>
+    <w:p>
+      <w:pPr>
+        <w:spacing w:before="100" w:beforeAutospacing="1" w:after="100" w:afterAutospacing="1" w:line="240" w:lineRule="auto"/>
+        <w:rPr>
+          <w:rFonts w:eastAsia="Times New Roman" w:cstheme="minorHAnsi"/>
+          <w:kern w:val="0"/>
+          <w:sz w:val="20"/>
+          <w:szCs w:val="20"/>
+          <w14:ligatures w14:val="none"/>
+        </w:rPr>
+      </w:pPr>
+      <w:r>
+        <w:rPr>
+          <w:rFonts w:eastAsia="Times New Roman" w:cstheme="minorHAnsi"/>
+          <w:kern w:val="0"/>
+          <w:sz w:val="20"/>
+          <w:szCs w:val="20"/>
+          <w14:ligatures w14:val="none"/>
+        </w:rPr>
+        <w:t>The smaller company context (vs. Amazon) is actually an advantage here. Liberis has ~20 engineers in this domain. You've led cross-functional programs at Amazon scale with 15+ stakeholders and 0 direct reports. At Liberis, your organizational sophistication would be an asset, not overkill.</w:t>
+      </w:r>
+    </w:p>
+    <w:p>
+      <w:pPr>
+        <w:spacing w:before="100" w:beforeAutospacing="1" w:after="100" w:afterAutospacing="1" w:line="240" w:lineRule="auto"/>
+        <w:outlineLvl w:val="3"/>
+        <w:rPr>
+          <w:rFonts w:eastAsia="Times New Roman" w:cstheme="minorHAnsi"/>
+          <w:b/>
+          <w:bCs/>
+          <w:kern w:val="0"/>
+          <w:sz w:val="20"/>
+          <w:szCs w:val="20"/>
+          <w14:ligatures w14:val="none"/>
+        </w:rPr>
+      </w:pPr>
+      <w:r>
+        <w:rPr>
+          <w:rFonts w:eastAsia="Times New Roman" w:cstheme="minorHAnsi"/>
+          <w:b/>
+          <w:bCs/>
+          <w:kern w:val="0"/>
+          <w:sz w:val="20"/>
+          <w:szCs w:val="20"/>
+          <w14:ligatures w14:val="none"/>
+        </w:rPr>
+        <w:t>RED FLAGS / GAPS</w:t>
+      </w:r>
+    </w:p>
+    <w:p>
+      <w:pPr>
+        <w:spacing w:before="100" w:beforeAutospacing="1" w:after="100" w:afterAutospacing="1" w:line="240" w:lineRule="auto"/>
+        <w:rPr>
+          <w:rFonts w:eastAsia="Times New Roman" w:cstheme="minorHAnsi"/>
+          <w:kern w:val="0"/>
+          <w:sz w:val="20"/>
+          <w:szCs w:val="20"/>
+          <w14:ligatures w14:val="none"/>
+        </w:rPr>
+      </w:pPr>
+      <w:r>
+        <w:rPr>
+          <w:rFonts w:eastAsia="Times New Roman" w:cstheme="minorHAnsi"/>
+          <w:b/>
+          <w:bCs/>
+          <w:kern w:val="0"/>
+          <w:sz w:val="20"/>
+          <w:szCs w:val="20"/>
+          <w14:ligatures w14:val="none"/>
+        </w:rPr>
+        <w:t>The only meaningful gap is financial domain depth</w:t>
+      </w:r>
+      <w:r>
+        <w:rPr>
+          <w:rFonts w:eastAsia="Times New Roman" w:cstheme="minorHAnsi"/>
+          <w:kern w:val="0"/>
+          <w:sz w:val="20"/>
+          <w:szCs w:val="20"/>
+          <w14:ligatures w14:val="none"/>
+        </w:rPr>
+        <w:t xml:space="preserve"> — specifically ledger architecture, payment rails mechanics, and revenue-based finance product knowledge. This is manageable because: (1) the JD prioritizes platform thinking over domain expertise, (2) your Grovth lending platform gives you enough fintech vocabulary to be credible, (3) your Mexico project proves you can learn financial domain complexity quickly (you mapped 36 attributes across payment systems in weeks), and (4) the JD explicitly encourages candidates who don't meet every requirement to apply.</w:t>
+      </w:r>
+    </w:p>
+    <w:p>
+      <w:pPr>
+        <w:shd w:val="clear" w:color="auto" w:fill="FFFFFF" w:themeFill="background1"/>
+        <w:rPr>
+          <w:rFonts w:cstheme="minorHAnsi"/>
           <w:color w:val="F8F8F6"/>
-          <w:sz w:val="18"/>
-          <w:szCs w:val="18"/>
+          <w:sz w:val="20"/>
+          <w:szCs w:val="20"/>
           <w:shd w:val="clear" w:color="auto" w:fill="2C2C2A"/>
         </w:rPr>
-        <w:t xml:space="preserve"> with real commercial stakes. Sit with engineers daily. Understand the data flows and the API contracts. Be the PM who engineers want in the room because you make technical decisions better, not slower. Drive cross-functional alignment on initiatives that require buy-in from Risk, Finance, Commercial, and Engineering leadership. Build business cases, present pilot data, and make the commercial argument for platform investment. Manage vendor relationships and make build-vs-buy decisions with real contract deadlines and cost implications. Build technical roadmaps that balance architectural health with commercial delivery. Sequence migrations so the business keeps shipping while the platform improves underneath. Who you are: A systems thinker. When someone describes a requirement, you think about the data model underneath, the identity resolution upstream, and the three teams whose work will break if you get this wrong. You find the edge cases before engineering does. Technically deep. You can read a schema, follow a data flow, and have a real conversation with engineers about API design, migration strategies, and </w:t>
-      </w:r>
-      <w:r>
-        <w:rPr>
-          <w:rFonts w:ascii="Courier New" w:hAnsi="Courier New" w:cs="Courier New"/>
+      </w:pPr>
+    </w:p>
+    <w:p>
+      <w:pPr>
+        <w:shd w:val="clear" w:color="auto" w:fill="FFFFFF" w:themeFill="background1"/>
+        <w:rPr>
+          <w:rFonts w:cstheme="minorHAnsi"/>
           <w:color w:val="F8F8F6"/>
-          <w:sz w:val="18"/>
-          <w:szCs w:val="18"/>
+          <w:sz w:val="20"/>
+          <w:szCs w:val="20"/>
           <w:shd w:val="clear" w:color="auto" w:fill="2C2C2A"/>
         </w:rPr>
+      </w:pPr>
+    </w:p>
+    <w:p>
+      <w:pPr>
+        <w:shd w:val="clear" w:color="auto" w:fill="FFFFFF" w:themeFill="background1"/>
+        <w:rPr>
+          <w:rFonts w:cstheme="minorHAnsi"/>
+          <w:color w:val="F8F8F6"/>
+          <w:sz w:val="20"/>
+          <w:szCs w:val="20"/>
+          <w:shd w:val="clear" w:color="auto" w:fill="2C2C2A"/>
+        </w:rPr>
+      </w:pPr>
+      <w:r>
+        <w:rPr>
+          <w:rFonts w:cstheme="minorHAnsi"/>
+          <w:color w:val="F8F8F6"/>
+          <w:sz w:val="20"/>
+          <w:szCs w:val="20"/>
+          <w:shd w:val="clear" w:color="auto" w:fill="2C2C2A"/>
+        </w:rPr>
+        <w:t>Job #4: Moderate Match</w:t>
+      </w:r>
+    </w:p>
+    <w:p>
+      <w:pPr>
+        <w:shd w:val="clear" w:color="auto" w:fill="FFFFFF" w:themeFill="background1"/>
+        <w:rPr>
+          <w:rFonts w:cstheme="minorHAnsi"/>
+          <w:color w:val="F8F8F6"/>
+          <w:sz w:val="20"/>
+          <w:szCs w:val="20"/>
+          <w:shd w:val="clear" w:color="auto" w:fill="2C2C2A"/>
+        </w:rPr>
+      </w:pPr>
+      <w:r>
+        <w:rPr>
+          <w:rFonts w:cstheme="minorHAnsi"/>
+          <w:color w:val="F8F8F6"/>
+          <w:sz w:val="20"/>
+          <w:szCs w:val="20"/>
+          <w:shd w:val="clear" w:color="auto" w:fill="121212"/>
+        </w:rPr>
+        <w:t>Ebury helps ambitious businesses unlock global growth, and we take the same approach with our people. We encourage innovation and movement, collaboration and problem-solving, and foster an environment where everyone can feel they belong, are valued, supported and empowered to succeed. If you’re a collaborator who wants to help transform how businesses operate globally, get in touch - we’d love to discuss how Ebury can accelerate your career so you can shape the future. __(Senior) Product Manager - API Platform &amp; Developer Experience__ Product - API Team Ebury London Office - Hybrid: 4 days in the office, 1 day working from home per week We are looking for a technically strong (Senior) Product Manager to help grow and evolve our API platform and API use cases. This role focuses on building high-quality, scalable APIs that enable partners and clients to integrate deeply with our payments, FX, and financial services capabilities. You will work closely with engineering, design, and commercial teams to define new endpoints, webhooks, and workflows, while ensuring excellent developer experience and platform reliability.  The role sits at the heart of Ebury's platform strategy.  What you’ll do API Product ownership * Own parts (or all) of the API platform and use-case roadmap * Define and evolve API endpoints, webhooks, error models, and data contracts * Ensure APIs are consistent, versioned, and easy to integrate with  Technical collaboration         - Work closely with backend and frontend engineers on: * API design and best practices * Authentication and authorization flows * Webhooks, retries and idempotency       -  Participate actively in technical and trade-offs Delivery &amp; Execution * Translate business and partner needs into clear product requirements * Drive delivery from discovery through launch and iteration * Balance short-term delivery with long-term platform scalability Stakeholder management * Partner with Payments, FX, Compliance, Risk, and Operations teams * Support Sales and Partnerships with API capabilities and use cases * Act as a product representative for API consumers (internal and external)  Developer experience      -  Collaborate with the DevEx team on: * Documentation and onboarding * Sandbox and testing environments * Observability and error reporting      -   User developer feedback to continuously improve the API experience What success looks like * New API use cases launched and adopted by partners * Reduced integration time for new API consumers * Clear, stable, and well-documented APIs and developer guides * Positive developer feedback and reduced support friction * Increased API coverage of Ebury’s services * Substantial growth in number of API users  What you’ll need * 3+ years of Product Management experience (L3)  * 5+ years (L4) / 7+ years (L5) * Strong experience working on API-first or platform products * Comfortable reading and discussing technical designs and trade-offs * Experience defining APIs, webhooks, and integration patterns * Strong communication skills with both technical and non-technical stakeholders Preferred experience * Fintech, payments, FX, or financial infrastructure experience * Experience with: REST APIs (GraphQL a plus), OAuth 2.0, API keys, and authentication models, Event-driven systems and webhooks * Experience working with external developers or partners Level-specific expectations     Product Manager II (L3) * Own well-defined API areas or features * Execute against a clear roadmap with guidance * Write strong product requirements and API specs * Learn the domain and grow technical depth     Senior Product Manager (L4) * Own major API surfaces or end-to-end use cases * Drive discovery and delivery independently * Make trade-offs balancing customer needs and platform health * Influence API standards and best practices</w:t>
+      </w:r>
+    </w:p>
+    <w:p>
+      <w:pPr>
+        <w:shd w:val="clear" w:color="auto" w:fill="FFFFFF" w:themeFill="background1"/>
+        <w:rPr>
+          <w:rFonts w:cstheme="minorHAnsi"/>
+          <w:color w:val="F8F8F6"/>
+          <w:sz w:val="20"/>
+          <w:szCs w:val="20"/>
+          <w:shd w:val="clear" w:color="auto" w:fill="2C2C2A"/>
+        </w:rPr>
+      </w:pPr>
+    </w:p>
+    <w:p>
+      <w:pPr>
+        <w:shd w:val="clear" w:color="auto" w:fill="FFFFFF" w:themeFill="background1"/>
+        <w:rPr>
+          <w:rFonts w:cstheme="minorHAnsi"/>
+          <w:color w:val="F8F8F6"/>
+          <w:sz w:val="20"/>
+          <w:szCs w:val="20"/>
+          <w:shd w:val="clear" w:color="auto" w:fill="2C2C2A"/>
+        </w:rPr>
+      </w:pPr>
+    </w:p>
+    <w:p>
+      <w:pPr>
+        <w:shd w:val="clear" w:color="auto" w:fill="FFFFFF" w:themeFill="background1"/>
+        <w:rPr>
+          <w:rFonts w:cstheme="minorHAnsi"/>
+          <w:color w:val="F8F8F6"/>
+          <w:sz w:val="20"/>
+          <w:szCs w:val="20"/>
+          <w:shd w:val="clear" w:color="auto" w:fill="2C2C2A"/>
+        </w:rPr>
+      </w:pPr>
+      <w:r>
+        <w:rPr>
+          <w:rFonts w:cstheme="minorHAnsi"/>
+          <w:color w:val="F8F8F6"/>
+          <w:sz w:val="20"/>
+          <w:szCs w:val="20"/>
+          <w:shd w:val="clear" w:color="auto" w:fill="2C2C2A"/>
+        </w:rPr>
+        <w:t>Job #5: Moderate match</w:t>
+      </w:r>
+    </w:p>
+    <w:p>
+      <w:pPr>
+        <w:spacing w:before="100" w:beforeAutospacing="1" w:after="100" w:afterAutospacing="1" w:line="240" w:lineRule="auto"/>
+        <w:rPr>
+          <w:rFonts w:eastAsia="Times New Roman" w:cstheme="minorHAnsi"/>
+          <w:color w:val="262626"/>
+          <w:kern w:val="0"/>
+          <w:sz w:val="20"/>
+          <w:szCs w:val="20"/>
+          <w14:ligatures w14:val="none"/>
+        </w:rPr>
+      </w:pPr>
+      <w:r>
+        <w:rPr>
+          <w:rFonts w:eastAsia="Times New Roman" w:cstheme="minorHAnsi"/>
+          <w:color w:val="262626"/>
+          <w:kern w:val="0"/>
+          <w:sz w:val="20"/>
+          <w:szCs w:val="20"/>
+          <w14:ligatures w14:val="none"/>
+        </w:rPr>
+        <w:t xml:space="preserve">Boku Inc. (BOKU.L) is the leading global provider of local mobile-first payments solutions. Global brands including Amazon, DAZN, Meta, Google, Microsoft, Netflix, Sony, Spotify, and Tencent rely on Boku to reach millions of new </w:t>
+      </w:r>
+      <w:r>
+        <w:rPr>
+          <w:rFonts w:eastAsia="Times New Roman" w:cstheme="minorHAnsi"/>
+          <w:color w:val="262626"/>
+          <w:kern w:val="0"/>
+          <w:sz w:val="20"/>
+          <w:szCs w:val="20"/>
+          <w14:ligatures w14:val="none"/>
+        </w:rPr>
         <w:lastRenderedPageBreak/>
-        <w:t xml:space="preserve">system trade-offs. You don't write production code, but engineers respect your judgement because you've earned it. Comfortable with complexity. The domains you will own don't have neat boundaries. Merchant identity touches everything. Financial systems underpin every product. You have led large migrations, platform consolidations, or system redesigns and know that the hard part is sequencing, not architecture. Execution driven. You break large, intimidating platform </w:t>
-      </w:r>
-      <w:proofErr w:type="spellStart"/>
-      <w:r>
-        <w:rPr>
-          <w:rFonts w:ascii="Courier New" w:hAnsi="Courier New" w:cs="Courier New"/>
-          <w:color w:val="F8F8F6"/>
-          <w:sz w:val="18"/>
-          <w:szCs w:val="18"/>
-          <w:shd w:val="clear" w:color="auto" w:fill="2C2C2A"/>
-        </w:rPr>
-        <w:t>programmes</w:t>
-      </w:r>
-      <w:proofErr w:type="spellEnd"/>
-      <w:r>
-        <w:rPr>
-          <w:rFonts w:ascii="Courier New" w:hAnsi="Courier New" w:cs="Courier New"/>
-          <w:color w:val="F8F8F6"/>
-          <w:sz w:val="18"/>
-          <w:szCs w:val="18"/>
-          <w:shd w:val="clear" w:color="auto" w:fill="2C2C2A"/>
-        </w:rPr>
-        <w:t xml:space="preserve"> into deliverable increments. You keep momentum through complexity rather than getting lost in it. Commercially grounded. You can articulate why replacing a vendor saves six figures a year, why a new repayment method unlocks a major revenue stream, or why a migration matters for speed to market. You bring skeptical stakeholders along with data, not slides. A clear communicator. You adjust naturally between a technical deep-dive with an engineer and a strategic update for the exec team. You write well, present clearly, and keep stakeholders informed without being asked. What we think you'll need: Experience owning platform or infrastructure-level product areas: data platforms, identity systems, ledgers, core banking, payments infrastructure, or similar. A track record of leading complex migrations, vendor transitions, or platform redesigns in production, with real deadlines and commercial pressure. Experience in fintech, lending, payments or financial services. You understand payment rails, revenue-based finance, and the regulatory context around financial products. Strong data skills and genuinely excited about using AI tooling to move faster, whether that's interrogating data, drafting specs, or accelerating your own workflow. You'll be joining an org that's betting heavily on AI across both its products and its ways of working.</w:t>
-      </w:r>
-    </w:p>
-    <w:p>
-      <w:pPr>
-        <w:shd w:val="clear" w:color="auto" w:fill="FFFFFF" w:themeFill="background1"/>
-        <w:rPr>
-          <w:rFonts w:ascii="Courier New" w:hAnsi="Courier New" w:cs="Courier New"/>
-          <w:color w:val="F8F8F6"/>
-          <w:sz w:val="18"/>
-          <w:szCs w:val="18"/>
-          <w:shd w:val="clear" w:color="auto" w:fill="2C2C2A"/>
-        </w:rPr>
-      </w:pPr>
-    </w:p>
-    <w:p>
-      <w:pPr>
-        <w:shd w:val="clear" w:color="auto" w:fill="FFFFFF" w:themeFill="background1"/>
-        <w:rPr>
-          <w:rFonts w:ascii="Courier New" w:hAnsi="Courier New" w:cs="Courier New"/>
-          <w:color w:val="F8F8F6"/>
-          <w:sz w:val="18"/>
-          <w:szCs w:val="18"/>
-          <w:shd w:val="clear" w:color="auto" w:fill="2C2C2A"/>
-        </w:rPr>
-      </w:pPr>
-      <w:r>
-        <w:rPr>
-          <w:rFonts w:ascii="Courier New" w:hAnsi="Courier New" w:cs="Courier New"/>
-          <w:color w:val="F8F8F6"/>
-          <w:sz w:val="18"/>
-          <w:szCs w:val="18"/>
-          <w:shd w:val="clear" w:color="auto" w:fill="2C2C2A"/>
-        </w:rPr>
-        <w:t>Job #4: Moderate Match</w:t>
-      </w:r>
-    </w:p>
-    <w:p>
-      <w:pPr>
-        <w:shd w:val="clear" w:color="auto" w:fill="FFFFFF" w:themeFill="background1"/>
-        <w:rPr>
-          <w:rFonts w:ascii="Courier New" w:hAnsi="Courier New" w:cs="Courier New"/>
-          <w:color w:val="F8F8F6"/>
-          <w:sz w:val="18"/>
-          <w:szCs w:val="18"/>
-          <w:shd w:val="clear" w:color="auto" w:fill="2C2C2A"/>
-        </w:rPr>
-      </w:pPr>
-      <w:r>
-        <w:rPr>
-          <w:rFonts w:ascii="Segoe UI" w:hAnsi="Segoe UI" w:cs="Segoe UI"/>
-          <w:color w:val="F8F8F6"/>
-          <w:shd w:val="clear" w:color="auto" w:fill="121212"/>
-        </w:rPr>
-        <w:t xml:space="preserve">Ebury helps ambitious businesses unlock global growth, and we take the same approach with our people. We encourage innovation and movement, collaboration and problem-solving, and foster an environment where everyone can feel they belong, are valued, supported and empowered to succeed. If you’re a collaborator who wants to help transform how businesses operate globally, get in touch - we’d love to discuss how Ebury can accelerate your career so you can shape the future. __(Senior) Product Manager - API Platform &amp; Developer Experience__ Product - API Team Ebury London Office - Hybrid: 4 days in the office, 1 day working from home per week We are looking for a technically strong (Senior) Product Manager to help grow and evolve our API platform and API use cases. This role focuses on building high-quality, scalable APIs that enable partners and clients to integrate deeply with our payments, FX, and financial services capabilities. You will work closely with engineering, design, and commercial teams to define new endpoints, webhooks, and workflows, while ensuring excellent developer experience and platform reliability.  The role sits at the heart of Ebury's platform strategy.  What you’ll do API Product ownership * Own parts (or all) of the API platform and use-case roadmap * Define and evolve API endpoints, webhooks, error models, and data contracts * Ensure APIs are consistent, versioned, and easy to integrate </w:t>
-      </w:r>
-      <w:r>
-        <w:rPr>
-          <w:rFonts w:ascii="Segoe UI" w:hAnsi="Segoe UI" w:cs="Segoe UI"/>
-          <w:color w:val="F8F8F6"/>
-          <w:shd w:val="clear" w:color="auto" w:fill="121212"/>
-        </w:rPr>
-        <w:lastRenderedPageBreak/>
-        <w:t xml:space="preserve">with  Technical collaboration         - Work closely with backend and frontend engineers on: * API design and best practices * Authentication and authorization flows * Webhooks, retries and idempotency       -  Participate actively in technical and trade-offs Delivery &amp; Execution * Translate business and partner needs into clear product requirements * Drive delivery from discovery through launch and iteration * Balance short-term delivery with long-term platform scalability Stakeholder management * Partner with Payments, FX, Compliance, Risk, and Operations teams * Support Sales and Partnerships with API capabilities and use cases * Act as a product representative for API consumers (internal and external)  Developer experience      -  Collaborate with the </w:t>
-      </w:r>
-      <w:proofErr w:type="spellStart"/>
-      <w:r>
-        <w:rPr>
-          <w:rFonts w:ascii="Segoe UI" w:hAnsi="Segoe UI" w:cs="Segoe UI"/>
-          <w:color w:val="F8F8F6"/>
-          <w:shd w:val="clear" w:color="auto" w:fill="121212"/>
-        </w:rPr>
-        <w:t>DevEx</w:t>
-      </w:r>
-      <w:proofErr w:type="spellEnd"/>
-      <w:r>
-        <w:rPr>
-          <w:rFonts w:ascii="Segoe UI" w:hAnsi="Segoe UI" w:cs="Segoe UI"/>
-          <w:color w:val="F8F8F6"/>
-          <w:shd w:val="clear" w:color="auto" w:fill="121212"/>
-        </w:rPr>
-        <w:t xml:space="preserve"> team on: * Documentation and onboarding * Sandbox and testing environments * Observability and error reporting      -   User developer feedback to continuously improve the API experience What success looks like * New API use cases launched and adopted by partners * Reduced integration time for new API consumers * Clear, stable, and well-documented APIs and developer guides * Positive developer feedback and reduced support friction * Increased API coverage of Ebury’s services * Substantial growth in number of API users  What you’ll need * 3+ years of Product Management experience (L3)  * 5+ years (L4) / 7+ years (L5) * Strong experience working on API-first or platform products * Comfortable reading and discussing technical designs and trade-offs * Experience defining APIs, webhooks, and integration patterns * Strong communication skills with both technical and non-technical stakeholders Preferred experience * Fintech, payments, FX, or financial infrastructure experience * Experience with: REST APIs (</w:t>
-      </w:r>
-      <w:proofErr w:type="spellStart"/>
-      <w:r>
-        <w:rPr>
-          <w:rFonts w:ascii="Segoe UI" w:hAnsi="Segoe UI" w:cs="Segoe UI"/>
-          <w:color w:val="F8F8F6"/>
-          <w:shd w:val="clear" w:color="auto" w:fill="121212"/>
-        </w:rPr>
-        <w:t>GraphQL</w:t>
-      </w:r>
-      <w:proofErr w:type="spellEnd"/>
-      <w:r>
-        <w:rPr>
-          <w:rFonts w:ascii="Segoe UI" w:hAnsi="Segoe UI" w:cs="Segoe UI"/>
-          <w:color w:val="F8F8F6"/>
-          <w:shd w:val="clear" w:color="auto" w:fill="121212"/>
-        </w:rPr>
-        <w:t xml:space="preserve"> a plus), OAuth 2.0, API keys, and authentication models, Event-driven systems and webhooks * Experience working with external developers or partners Level-specific expectations     Product Manager II (L3) * Own well-defined API areas or features * Execute against a clear roadmap with guidance * Write strong product requirements and API specs * Learn the domain and grow technical depth     Senior Product Manager (L4) * Own major API surfaces or end-to-end use cases * Drive discovery and delivery independently * Make trade-offs balancing customer needs and platform health * Influence API standards and best practices</w:t>
-      </w:r>
-    </w:p>
-    <w:p>
-      <w:pPr>
-        <w:shd w:val="clear" w:color="auto" w:fill="FFFFFF" w:themeFill="background1"/>
-        <w:rPr>
-          <w:rFonts w:ascii="Courier New" w:hAnsi="Courier New" w:cs="Courier New"/>
-          <w:color w:val="F8F8F6"/>
-          <w:sz w:val="18"/>
-          <w:szCs w:val="18"/>
-          <w:shd w:val="clear" w:color="auto" w:fill="2C2C2A"/>
-        </w:rPr>
-      </w:pPr>
-    </w:p>
-    <w:p>
-      <w:pPr>
-        <w:shd w:val="clear" w:color="auto" w:fill="FFFFFF" w:themeFill="background1"/>
-        <w:rPr>
-          <w:rFonts w:ascii="Courier New" w:hAnsi="Courier New" w:cs="Courier New"/>
-          <w:color w:val="F8F8F6"/>
-          <w:sz w:val="18"/>
-          <w:szCs w:val="18"/>
-          <w:shd w:val="clear" w:color="auto" w:fill="2C2C2A"/>
-        </w:rPr>
-      </w:pPr>
-    </w:p>
-    <w:p>
-      <w:pPr>
-        <w:shd w:val="clear" w:color="auto" w:fill="FFFFFF" w:themeFill="background1"/>
-        <w:rPr>
-          <w:rFonts w:ascii="Courier New" w:hAnsi="Courier New" w:cs="Courier New"/>
-          <w:color w:val="F8F8F6"/>
-          <w:sz w:val="18"/>
-          <w:szCs w:val="18"/>
-          <w:shd w:val="clear" w:color="auto" w:fill="2C2C2A"/>
-        </w:rPr>
-      </w:pPr>
-      <w:r>
-        <w:rPr>
-          <w:rFonts w:ascii="Courier New" w:hAnsi="Courier New" w:cs="Courier New"/>
-          <w:color w:val="F8F8F6"/>
-          <w:sz w:val="18"/>
-          <w:szCs w:val="18"/>
-          <w:shd w:val="clear" w:color="auto" w:fill="2C2C2A"/>
-        </w:rPr>
-        <w:t>Job #5: Moderate match</w:t>
-      </w:r>
-    </w:p>
-    <w:p>
-      <w:pPr>
-        <w:spacing w:before="100" w:beforeAutospacing="1" w:after="100" w:afterAutospacing="1" w:line="240" w:lineRule="auto"/>
-        <w:rPr>
-          <w:rFonts w:ascii="Helvetica" w:eastAsia="Times New Roman" w:hAnsi="Helvetica" w:cs="Times New Roman"/>
+        <w:t>paying consumers who do not use credit cards with our purpose-built payment network of more than 300 local payment methods across 70+ countries. Every year, Boku processes over $10 billion in value for our customers. Incorporated in 2008, Boku is headquartered in London and San Francisco and has employees in over 39 countries around the world, including Brazil, China, Estonia, Germany, Ireland, Japan, Singapore, and the UAE. Boku is a truly global company that takes pride in its diversity and thriving equal opportunity workplace.</w:t>
+      </w:r>
+    </w:p>
+    <w:p>
+      <w:pPr>
+        <w:spacing w:before="100" w:beforeAutospacing="1" w:after="100" w:afterAutospacing="1" w:line="240" w:lineRule="auto"/>
+        <w:rPr>
+          <w:rFonts w:eastAsia="Times New Roman" w:cstheme="minorHAnsi"/>
           <w:color w:val="262626"/>
           <w:kern w:val="0"/>
-          <w14:ligatures w14:val="none"/>
-        </w:rPr>
-      </w:pPr>
-      <w:r>
-        <w:rPr>
-          <w:rFonts w:ascii="Helvetica" w:eastAsia="Times New Roman" w:hAnsi="Helvetica" w:cs="Times New Roman"/>
-          <w:color w:val="262626"/>
-          <w:kern w:val="0"/>
-          <w14:ligatures w14:val="none"/>
-        </w:rPr>
-        <w:t xml:space="preserve">Boku Inc. (BOKU.L) is the leading global provider of local mobile-first payments solutions. Global brands including Amazon, DAZN, Meta, Google, Microsoft, Netflix, </w:t>
-      </w:r>
-      <w:r>
-        <w:rPr>
-          <w:rFonts w:ascii="Helvetica" w:eastAsia="Times New Roman" w:hAnsi="Helvetica" w:cs="Times New Roman"/>
-          <w:color w:val="262626"/>
-          <w:kern w:val="0"/>
-          <w14:ligatures w14:val="none"/>
-        </w:rPr>
-        <w:lastRenderedPageBreak/>
-        <w:t>Sony, Spotify, and Tencent rely on Boku to reach millions of new paying consumers who do not use credit cards with our purpose-built payment network of more than 300 local payment methods across 70+ countries. Every year, Boku processes over $10 billion in value for our customers. Incorporated in 2008, Boku is headquartered in London and San Francisco and has employees in over 39 countries around the world, including Brazil, China, Estonia, Germany, Ireland, Japan, Singapore, and the UAE. Boku is a truly global company that takes pride in its diversity and thriving equal opportunity workplace.</w:t>
-      </w:r>
-    </w:p>
-    <w:p>
-      <w:pPr>
-        <w:spacing w:before="100" w:beforeAutospacing="1" w:after="100" w:afterAutospacing="1" w:line="240" w:lineRule="auto"/>
-        <w:rPr>
-          <w:rFonts w:ascii="Helvetica" w:eastAsia="Times New Roman" w:hAnsi="Helvetica" w:cs="Times New Roman"/>
-          <w:color w:val="262626"/>
-          <w:kern w:val="0"/>
-          <w14:ligatures w14:val="none"/>
-        </w:rPr>
-      </w:pPr>
-      <w:r>
-        <w:rPr>
-          <w:rFonts w:ascii="Helvetica" w:eastAsia="Times New Roman" w:hAnsi="Helvetica" w:cs="Times New Roman"/>
+          <w:sz w:val="20"/>
+          <w:szCs w:val="20"/>
+          <w14:ligatures w14:val="none"/>
+        </w:rPr>
+      </w:pPr>
+      <w:r>
+        <w:rPr>
+          <w:rFonts w:eastAsia="Times New Roman" w:cstheme="minorHAnsi"/>
           <w:b/>
           <w:bCs/>
           <w:color w:val="262626"/>
           <w:kern w:val="0"/>
+          <w:sz w:val="20"/>
+          <w:szCs w:val="20"/>
           <w14:ligatures w14:val="none"/>
         </w:rPr>
         <w:t>Role Summary </w:t>
@@ -1862,17 +2764,21 @@
       <w:pPr>
         <w:spacing w:before="100" w:beforeAutospacing="1" w:after="100" w:afterAutospacing="1" w:line="240" w:lineRule="auto"/>
         <w:rPr>
-          <w:rFonts w:ascii="Helvetica" w:eastAsia="Times New Roman" w:hAnsi="Helvetica" w:cs="Times New Roman"/>
+          <w:rFonts w:eastAsia="Times New Roman" w:cstheme="minorHAnsi"/>
           <w:color w:val="262626"/>
           <w:kern w:val="0"/>
-          <w14:ligatures w14:val="none"/>
-        </w:rPr>
-      </w:pPr>
-      <w:r>
-        <w:rPr>
-          <w:rFonts w:ascii="Helvetica" w:eastAsia="Times New Roman" w:hAnsi="Helvetica" w:cs="Times New Roman"/>
+          <w:sz w:val="20"/>
+          <w:szCs w:val="20"/>
+          <w14:ligatures w14:val="none"/>
+        </w:rPr>
+      </w:pPr>
+      <w:r>
+        <w:rPr>
+          <w:rFonts w:eastAsia="Times New Roman" w:cstheme="minorHAnsi"/>
           <w:color w:val="262626"/>
           <w:kern w:val="0"/>
+          <w:sz w:val="20"/>
+          <w:szCs w:val="20"/>
           <w14:ligatures w14:val="none"/>
         </w:rPr>
         <w:t>We’re hiring a Growth Product Manager (GPM) to help build and scale our product-led growth capabilities across our subscription products, as we evolve towards a more structured and scalable growth engine. You’ll play a key role in improving conversion from signup to first value and long-term retention. You will own a key area of the customer lifecycle and its associated KPIs, driving the strategy, roadmap, and execution of growth initiatives across acquisition, activation, retention, or expansion.  This is a hands-on role focused on running experiments, improving onboarding and shipping growth features to increase conversion, engagement, and revenue.  You will also help establish funnel metrics, support the development of our growth strategy, and bring more structure and speed to how we execute growth. Working closely with Core Product Management, Commercial, Product Marketing, and Data Product Management you’ll contribute to building a more systematic, data-driven approach to growth and delivering measurable business impact. </w:t>
@@ -1882,28 +2788,34 @@
       <w:pPr>
         <w:spacing w:before="100" w:beforeAutospacing="1" w:after="100" w:afterAutospacing="1" w:line="240" w:lineRule="auto"/>
         <w:rPr>
-          <w:rFonts w:ascii="Helvetica" w:eastAsia="Times New Roman" w:hAnsi="Helvetica" w:cs="Times New Roman"/>
+          <w:rFonts w:eastAsia="Times New Roman" w:cstheme="minorHAnsi"/>
           <w:color w:val="262626"/>
           <w:kern w:val="0"/>
-          <w14:ligatures w14:val="none"/>
-        </w:rPr>
-      </w:pPr>
-      <w:r>
-        <w:rPr>
-          <w:rFonts w:ascii="Helvetica" w:eastAsia="Times New Roman" w:hAnsi="Helvetica" w:cs="Times New Roman"/>
+          <w:sz w:val="20"/>
+          <w:szCs w:val="20"/>
+          <w14:ligatures w14:val="none"/>
+        </w:rPr>
+      </w:pPr>
+      <w:r>
+        <w:rPr>
+          <w:rFonts w:eastAsia="Times New Roman" w:cstheme="minorHAnsi"/>
           <w:b/>
           <w:bCs/>
           <w:color w:val="262626"/>
           <w:kern w:val="0"/>
+          <w:sz w:val="20"/>
+          <w:szCs w:val="20"/>
           <w14:ligatures w14:val="none"/>
         </w:rPr>
         <w:t>Key Responsibilities</w:t>
       </w:r>
       <w:r>
         <w:rPr>
-          <w:rFonts w:ascii="Helvetica" w:eastAsia="Times New Roman" w:hAnsi="Helvetica" w:cs="Times New Roman"/>
+          <w:rFonts w:eastAsia="Times New Roman" w:cstheme="minorHAnsi"/>
           <w:color w:val="262626"/>
           <w:kern w:val="0"/>
+          <w:sz w:val="20"/>
+          <w:szCs w:val="20"/>
           <w14:ligatures w14:val="none"/>
         </w:rPr>
         <w:t> </w:t>
@@ -1913,28 +2825,34 @@
       <w:pPr>
         <w:spacing w:before="100" w:beforeAutospacing="1" w:after="100" w:afterAutospacing="1" w:line="240" w:lineRule="auto"/>
         <w:rPr>
-          <w:rFonts w:ascii="Helvetica" w:eastAsia="Times New Roman" w:hAnsi="Helvetica" w:cs="Times New Roman"/>
+          <w:rFonts w:eastAsia="Times New Roman" w:cstheme="minorHAnsi"/>
           <w:color w:val="262626"/>
           <w:kern w:val="0"/>
-          <w14:ligatures w14:val="none"/>
-        </w:rPr>
-      </w:pPr>
-      <w:r>
-        <w:rPr>
-          <w:rFonts w:ascii="Helvetica" w:eastAsia="Times New Roman" w:hAnsi="Helvetica" w:cs="Times New Roman"/>
+          <w:sz w:val="20"/>
+          <w:szCs w:val="20"/>
+          <w14:ligatures w14:val="none"/>
+        </w:rPr>
+      </w:pPr>
+      <w:r>
+        <w:rPr>
+          <w:rFonts w:eastAsia="Times New Roman" w:cstheme="minorHAnsi"/>
           <w:b/>
           <w:bCs/>
           <w:color w:val="262626"/>
           <w:kern w:val="0"/>
+          <w:sz w:val="20"/>
+          <w:szCs w:val="20"/>
           <w14:ligatures w14:val="none"/>
         </w:rPr>
         <w:t>Own and drive growth across the funnel</w:t>
       </w:r>
       <w:r>
         <w:rPr>
-          <w:rFonts w:ascii="Helvetica" w:eastAsia="Times New Roman" w:hAnsi="Helvetica" w:cs="Times New Roman"/>
+          <w:rFonts w:eastAsia="Times New Roman" w:cstheme="minorHAnsi"/>
           <w:color w:val="262626"/>
           <w:kern w:val="0"/>
+          <w:sz w:val="20"/>
+          <w:szCs w:val="20"/>
           <w14:ligatures w14:val="none"/>
         </w:rPr>
         <w:t> </w:t>
@@ -1948,17 +2866,21 @@
         </w:numPr>
         <w:spacing w:before="100" w:beforeAutospacing="1" w:after="100" w:afterAutospacing="1" w:line="240" w:lineRule="auto"/>
         <w:rPr>
-          <w:rFonts w:ascii="Helvetica" w:eastAsia="Times New Roman" w:hAnsi="Helvetica" w:cs="Times New Roman"/>
+          <w:rFonts w:eastAsia="Times New Roman" w:cstheme="minorHAnsi"/>
           <w:color w:val="262626"/>
           <w:kern w:val="0"/>
-          <w14:ligatures w14:val="none"/>
-        </w:rPr>
-      </w:pPr>
-      <w:r>
-        <w:rPr>
-          <w:rFonts w:ascii="Helvetica" w:eastAsia="Times New Roman" w:hAnsi="Helvetica" w:cs="Times New Roman"/>
+          <w:sz w:val="20"/>
+          <w:szCs w:val="20"/>
+          <w14:ligatures w14:val="none"/>
+        </w:rPr>
+      </w:pPr>
+      <w:r>
+        <w:rPr>
+          <w:rFonts w:eastAsia="Times New Roman" w:cstheme="minorHAnsi"/>
           <w:color w:val="262626"/>
           <w:kern w:val="0"/>
+          <w:sz w:val="20"/>
+          <w:szCs w:val="20"/>
           <w14:ligatures w14:val="none"/>
         </w:rPr>
         <w:t>Own a key stage of the customer lifecycle (acquisition, activation, retention, or expansion) and its associated KPIs</w:t>
@@ -1972,17 +2894,21 @@
         </w:numPr>
         <w:spacing w:before="100" w:beforeAutospacing="1" w:after="100" w:afterAutospacing="1" w:line="240" w:lineRule="auto"/>
         <w:rPr>
-          <w:rFonts w:ascii="Helvetica" w:eastAsia="Times New Roman" w:hAnsi="Helvetica" w:cs="Times New Roman"/>
+          <w:rFonts w:eastAsia="Times New Roman" w:cstheme="minorHAnsi"/>
           <w:color w:val="262626"/>
           <w:kern w:val="0"/>
-          <w14:ligatures w14:val="none"/>
-        </w:rPr>
-      </w:pPr>
-      <w:r>
-        <w:rPr>
-          <w:rFonts w:ascii="Helvetica" w:eastAsia="Times New Roman" w:hAnsi="Helvetica" w:cs="Times New Roman"/>
+          <w:sz w:val="20"/>
+          <w:szCs w:val="20"/>
+          <w14:ligatures w14:val="none"/>
+        </w:rPr>
+      </w:pPr>
+      <w:r>
+        <w:rPr>
+          <w:rFonts w:eastAsia="Times New Roman" w:cstheme="minorHAnsi"/>
           <w:color w:val="262626"/>
           <w:kern w:val="0"/>
+          <w:sz w:val="20"/>
+          <w:szCs w:val="20"/>
           <w14:ligatures w14:val="none"/>
         </w:rPr>
         <w:t>Identify and prioritize the highest-impact opportunities to improve conversion, retention, and revenue</w:t>
@@ -1996,17 +2922,21 @@
         </w:numPr>
         <w:spacing w:before="100" w:beforeAutospacing="1" w:after="100" w:afterAutospacing="1" w:line="240" w:lineRule="auto"/>
         <w:rPr>
-          <w:rFonts w:ascii="Helvetica" w:eastAsia="Times New Roman" w:hAnsi="Helvetica" w:cs="Times New Roman"/>
+          <w:rFonts w:eastAsia="Times New Roman" w:cstheme="minorHAnsi"/>
           <w:color w:val="262626"/>
           <w:kern w:val="0"/>
-          <w14:ligatures w14:val="none"/>
-        </w:rPr>
-      </w:pPr>
-      <w:r>
-        <w:rPr>
-          <w:rFonts w:ascii="Helvetica" w:eastAsia="Times New Roman" w:hAnsi="Helvetica" w:cs="Times New Roman"/>
+          <w:sz w:val="20"/>
+          <w:szCs w:val="20"/>
+          <w14:ligatures w14:val="none"/>
+        </w:rPr>
+      </w:pPr>
+      <w:r>
+        <w:rPr>
+          <w:rFonts w:eastAsia="Times New Roman" w:cstheme="minorHAnsi"/>
           <w:color w:val="262626"/>
           <w:kern w:val="0"/>
+          <w:sz w:val="20"/>
+          <w:szCs w:val="20"/>
           <w14:ligatures w14:val="none"/>
         </w:rPr>
         <w:t>Define and track key growth metrics across the funnel (e.g., activation, retention, NRR), working with data teams to generate insights, evaluate experiments, and guide decisions </w:t>
@@ -2016,28 +2946,34 @@
       <w:pPr>
         <w:spacing w:before="100" w:beforeAutospacing="1" w:after="100" w:afterAutospacing="1" w:line="240" w:lineRule="auto"/>
         <w:rPr>
-          <w:rFonts w:ascii="Helvetica" w:eastAsia="Times New Roman" w:hAnsi="Helvetica" w:cs="Times New Roman"/>
+          <w:rFonts w:eastAsia="Times New Roman" w:cstheme="minorHAnsi"/>
           <w:color w:val="262626"/>
           <w:kern w:val="0"/>
-          <w14:ligatures w14:val="none"/>
-        </w:rPr>
-      </w:pPr>
-      <w:r>
-        <w:rPr>
-          <w:rFonts w:ascii="Helvetica" w:eastAsia="Times New Roman" w:hAnsi="Helvetica" w:cs="Times New Roman"/>
+          <w:sz w:val="20"/>
+          <w:szCs w:val="20"/>
+          <w14:ligatures w14:val="none"/>
+        </w:rPr>
+      </w:pPr>
+      <w:r>
+        <w:rPr>
+          <w:rFonts w:eastAsia="Times New Roman" w:cstheme="minorHAnsi"/>
           <w:b/>
           <w:bCs/>
           <w:color w:val="262626"/>
           <w:kern w:val="0"/>
+          <w:sz w:val="20"/>
+          <w:szCs w:val="20"/>
           <w14:ligatures w14:val="none"/>
         </w:rPr>
         <w:t>Run experiments and optimize user journeys</w:t>
       </w:r>
       <w:r>
         <w:rPr>
-          <w:rFonts w:ascii="Helvetica" w:eastAsia="Times New Roman" w:hAnsi="Helvetica" w:cs="Times New Roman"/>
+          <w:rFonts w:eastAsia="Times New Roman" w:cstheme="minorHAnsi"/>
           <w:color w:val="262626"/>
           <w:kern w:val="0"/>
+          <w:sz w:val="20"/>
+          <w:szCs w:val="20"/>
           <w14:ligatures w14:val="none"/>
         </w:rPr>
         <w:t> </w:t>
@@ -2051,17 +2987,21 @@
         </w:numPr>
         <w:spacing w:before="100" w:beforeAutospacing="1" w:after="100" w:afterAutospacing="1" w:line="240" w:lineRule="auto"/>
         <w:rPr>
-          <w:rFonts w:ascii="Helvetica" w:eastAsia="Times New Roman" w:hAnsi="Helvetica" w:cs="Times New Roman"/>
+          <w:rFonts w:eastAsia="Times New Roman" w:cstheme="minorHAnsi"/>
           <w:color w:val="262626"/>
           <w:kern w:val="0"/>
-          <w14:ligatures w14:val="none"/>
-        </w:rPr>
-      </w:pPr>
-      <w:r>
-        <w:rPr>
-          <w:rFonts w:ascii="Helvetica" w:eastAsia="Times New Roman" w:hAnsi="Helvetica" w:cs="Times New Roman"/>
+          <w:sz w:val="20"/>
+          <w:szCs w:val="20"/>
+          <w14:ligatures w14:val="none"/>
+        </w:rPr>
+      </w:pPr>
+      <w:r>
+        <w:rPr>
+          <w:rFonts w:eastAsia="Times New Roman" w:cstheme="minorHAnsi"/>
           <w:color w:val="262626"/>
           <w:kern w:val="0"/>
+          <w:sz w:val="20"/>
+          <w:szCs w:val="20"/>
           <w14:ligatures w14:val="none"/>
         </w:rPr>
         <w:t>Design, run, and analyze experiments to improve onboarding, activation, engagement, and expansion</w:t>
@@ -2075,17 +3015,21 @@
         </w:numPr>
         <w:spacing w:before="100" w:beforeAutospacing="1" w:after="100" w:afterAutospacing="1" w:line="240" w:lineRule="auto"/>
         <w:rPr>
-          <w:rFonts w:ascii="Helvetica" w:eastAsia="Times New Roman" w:hAnsi="Helvetica" w:cs="Times New Roman"/>
+          <w:rFonts w:eastAsia="Times New Roman" w:cstheme="minorHAnsi"/>
           <w:color w:val="262626"/>
           <w:kern w:val="0"/>
-          <w14:ligatures w14:val="none"/>
-        </w:rPr>
-      </w:pPr>
-      <w:r>
-        <w:rPr>
-          <w:rFonts w:ascii="Helvetica" w:eastAsia="Times New Roman" w:hAnsi="Helvetica" w:cs="Times New Roman"/>
+          <w:sz w:val="20"/>
+          <w:szCs w:val="20"/>
+          <w14:ligatures w14:val="none"/>
+        </w:rPr>
+      </w:pPr>
+      <w:r>
+        <w:rPr>
+          <w:rFonts w:eastAsia="Times New Roman" w:cstheme="minorHAnsi"/>
           <w:color w:val="262626"/>
           <w:kern w:val="0"/>
+          <w:sz w:val="20"/>
+          <w:szCs w:val="20"/>
           <w14:ligatures w14:val="none"/>
         </w:rPr>
         <w:t>Ship product changes and growth features based on experiment results and customer insights</w:t>
@@ -2099,17 +3043,21 @@
         </w:numPr>
         <w:spacing w:before="100" w:beforeAutospacing="1" w:after="100" w:afterAutospacing="1" w:line="240" w:lineRule="auto"/>
         <w:rPr>
-          <w:rFonts w:ascii="Helvetica" w:eastAsia="Times New Roman" w:hAnsi="Helvetica" w:cs="Times New Roman"/>
+          <w:rFonts w:eastAsia="Times New Roman" w:cstheme="minorHAnsi"/>
           <w:color w:val="262626"/>
           <w:kern w:val="0"/>
-          <w14:ligatures w14:val="none"/>
-        </w:rPr>
-      </w:pPr>
-      <w:r>
-        <w:rPr>
-          <w:rFonts w:ascii="Helvetica" w:eastAsia="Times New Roman" w:hAnsi="Helvetica" w:cs="Times New Roman"/>
+          <w:sz w:val="20"/>
+          <w:szCs w:val="20"/>
+          <w14:ligatures w14:val="none"/>
+        </w:rPr>
+      </w:pPr>
+      <w:r>
+        <w:rPr>
+          <w:rFonts w:eastAsia="Times New Roman" w:cstheme="minorHAnsi"/>
           <w:color w:val="262626"/>
           <w:kern w:val="0"/>
+          <w:sz w:val="20"/>
+          <w:szCs w:val="20"/>
           <w14:ligatures w14:val="none"/>
         </w:rPr>
         <w:t>Continuously iterate on user journeys to improve time-to-value, conversion, and long-term retention </w:t>
@@ -2119,22 +3067,25 @@
       <w:pPr>
         <w:spacing w:before="100" w:beforeAutospacing="1" w:after="100" w:afterAutospacing="1" w:line="240" w:lineRule="auto"/>
         <w:rPr>
-          <w:rFonts w:ascii="Helvetica" w:eastAsia="Times New Roman" w:hAnsi="Helvetica" w:cs="Times New Roman"/>
+          <w:rFonts w:eastAsia="Times New Roman" w:cstheme="minorHAnsi"/>
           <w:color w:val="262626"/>
           <w:kern w:val="0"/>
-          <w14:ligatures w14:val="none"/>
-        </w:rPr>
-      </w:pPr>
-      <w:r>
-        <w:rPr>
-          <w:rFonts w:ascii="Helvetica" w:eastAsia="Times New Roman" w:hAnsi="Helvetica" w:cs="Times New Roman"/>
+          <w:sz w:val="20"/>
+          <w:szCs w:val="20"/>
+          <w14:ligatures w14:val="none"/>
+        </w:rPr>
+      </w:pPr>
+      <w:r>
+        <w:rPr>
+          <w:rFonts w:eastAsia="Times New Roman" w:cstheme="minorHAnsi"/>
           <w:b/>
           <w:bCs/>
           <w:color w:val="262626"/>
           <w:kern w:val="0"/>
-          <w14:ligatures w14:val="none"/>
-        </w:rPr>
-        <w:lastRenderedPageBreak/>
+          <w:sz w:val="20"/>
+          <w:szCs w:val="20"/>
+          <w14:ligatures w14:val="none"/>
+        </w:rPr>
         <w:t>Improve acquisition, conversion, and expansion</w:t>
       </w:r>
     </w:p>
@@ -2146,17 +3097,21 @@
         </w:numPr>
         <w:spacing w:before="100" w:beforeAutospacing="1" w:after="100" w:afterAutospacing="1" w:line="240" w:lineRule="auto"/>
         <w:rPr>
-          <w:rFonts w:ascii="Helvetica" w:eastAsia="Times New Roman" w:hAnsi="Helvetica" w:cs="Times New Roman"/>
+          <w:rFonts w:eastAsia="Times New Roman" w:cstheme="minorHAnsi"/>
           <w:color w:val="262626"/>
           <w:kern w:val="0"/>
-          <w14:ligatures w14:val="none"/>
-        </w:rPr>
-      </w:pPr>
-      <w:r>
-        <w:rPr>
-          <w:rFonts w:ascii="Helvetica" w:eastAsia="Times New Roman" w:hAnsi="Helvetica" w:cs="Times New Roman"/>
+          <w:sz w:val="20"/>
+          <w:szCs w:val="20"/>
+          <w14:ligatures w14:val="none"/>
+        </w:rPr>
+      </w:pPr>
+      <w:r>
+        <w:rPr>
+          <w:rFonts w:eastAsia="Times New Roman" w:cstheme="minorHAnsi"/>
           <w:color w:val="262626"/>
           <w:kern w:val="0"/>
+          <w:sz w:val="20"/>
+          <w:szCs w:val="20"/>
           <w14:ligatures w14:val="none"/>
         </w:rPr>
         <w:t>Own and optimize the end-to-end acquisition funnel, partnering with commercial teams to improve conversion across sales-led journeys from lead to activation </w:t>
@@ -2170,17 +3125,21 @@
         </w:numPr>
         <w:spacing w:before="100" w:beforeAutospacing="1" w:after="100" w:afterAutospacing="1" w:line="240" w:lineRule="auto"/>
         <w:rPr>
-          <w:rFonts w:ascii="Helvetica" w:eastAsia="Times New Roman" w:hAnsi="Helvetica" w:cs="Times New Roman"/>
+          <w:rFonts w:eastAsia="Times New Roman" w:cstheme="minorHAnsi"/>
           <w:color w:val="262626"/>
           <w:kern w:val="0"/>
-          <w14:ligatures w14:val="none"/>
-        </w:rPr>
-      </w:pPr>
-      <w:r>
-        <w:rPr>
-          <w:rFonts w:ascii="Helvetica" w:eastAsia="Times New Roman" w:hAnsi="Helvetica" w:cs="Times New Roman"/>
+          <w:sz w:val="20"/>
+          <w:szCs w:val="20"/>
+          <w14:ligatures w14:val="none"/>
+        </w:rPr>
+      </w:pPr>
+      <w:r>
+        <w:rPr>
+          <w:rFonts w:eastAsia="Times New Roman" w:cstheme="minorHAnsi"/>
           <w:color w:val="262626"/>
           <w:kern w:val="0"/>
+          <w:sz w:val="20"/>
+          <w:szCs w:val="20"/>
           <w14:ligatures w14:val="none"/>
         </w:rPr>
         <w:t>Increase lead quality, conversion rates, and speed through the funnel</w:t>
@@ -2194,17 +3153,21 @@
         </w:numPr>
         <w:spacing w:before="100" w:beforeAutospacing="1" w:after="100" w:afterAutospacing="1" w:line="240" w:lineRule="auto"/>
         <w:rPr>
-          <w:rFonts w:ascii="Helvetica" w:eastAsia="Times New Roman" w:hAnsi="Helvetica" w:cs="Times New Roman"/>
+          <w:rFonts w:eastAsia="Times New Roman" w:cstheme="minorHAnsi"/>
           <w:color w:val="262626"/>
           <w:kern w:val="0"/>
-          <w14:ligatures w14:val="none"/>
-        </w:rPr>
-      </w:pPr>
-      <w:r>
-        <w:rPr>
-          <w:rFonts w:ascii="Helvetica" w:eastAsia="Times New Roman" w:hAnsi="Helvetica" w:cs="Times New Roman"/>
+          <w:sz w:val="20"/>
+          <w:szCs w:val="20"/>
+          <w14:ligatures w14:val="none"/>
+        </w:rPr>
+      </w:pPr>
+      <w:r>
+        <w:rPr>
+          <w:rFonts w:eastAsia="Times New Roman" w:cstheme="minorHAnsi"/>
           <w:color w:val="262626"/>
           <w:kern w:val="0"/>
+          <w:sz w:val="20"/>
+          <w:szCs w:val="20"/>
           <w14:ligatures w14:val="none"/>
         </w:rPr>
         <w:t>Identify and execute upsell, cross-sell, and product adoption opportunities to drive revenue growth </w:t>
@@ -2214,28 +3177,34 @@
       <w:pPr>
         <w:spacing w:before="100" w:beforeAutospacing="1" w:after="100" w:afterAutospacing="1" w:line="240" w:lineRule="auto"/>
         <w:rPr>
-          <w:rFonts w:ascii="Helvetica" w:eastAsia="Times New Roman" w:hAnsi="Helvetica" w:cs="Times New Roman"/>
+          <w:rFonts w:eastAsia="Times New Roman" w:cstheme="minorHAnsi"/>
           <w:color w:val="262626"/>
           <w:kern w:val="0"/>
-          <w14:ligatures w14:val="none"/>
-        </w:rPr>
-      </w:pPr>
-      <w:r>
-        <w:rPr>
-          <w:rFonts w:ascii="Helvetica" w:eastAsia="Times New Roman" w:hAnsi="Helvetica" w:cs="Times New Roman"/>
+          <w:sz w:val="20"/>
+          <w:szCs w:val="20"/>
+          <w14:ligatures w14:val="none"/>
+        </w:rPr>
+      </w:pPr>
+      <w:r>
+        <w:rPr>
+          <w:rFonts w:eastAsia="Times New Roman" w:cstheme="minorHAnsi"/>
           <w:color w:val="262626"/>
           <w:kern w:val="0"/>
+          <w:sz w:val="20"/>
+          <w:szCs w:val="20"/>
           <w14:ligatures w14:val="none"/>
         </w:rPr>
         <w:t> </w:t>
       </w:r>
       <w:r>
         <w:rPr>
-          <w:rFonts w:ascii="Helvetica" w:eastAsia="Times New Roman" w:hAnsi="Helvetica" w:cs="Times New Roman"/>
+          <w:rFonts w:eastAsia="Times New Roman" w:cstheme="minorHAnsi"/>
           <w:b/>
           <w:bCs/>
           <w:color w:val="262626"/>
           <w:kern w:val="0"/>
+          <w:sz w:val="20"/>
+          <w:szCs w:val="20"/>
           <w14:ligatures w14:val="none"/>
         </w:rPr>
         <w:t>Collaborate to deliver growth impact</w:t>
@@ -2249,17 +3218,21 @@
         </w:numPr>
         <w:spacing w:before="100" w:beforeAutospacing="1" w:after="100" w:afterAutospacing="1" w:line="240" w:lineRule="auto"/>
         <w:rPr>
-          <w:rFonts w:ascii="Helvetica" w:eastAsia="Times New Roman" w:hAnsi="Helvetica" w:cs="Times New Roman"/>
+          <w:rFonts w:eastAsia="Times New Roman" w:cstheme="minorHAnsi"/>
           <w:color w:val="262626"/>
           <w:kern w:val="0"/>
-          <w14:ligatures w14:val="none"/>
-        </w:rPr>
-      </w:pPr>
-      <w:r>
-        <w:rPr>
-          <w:rFonts w:ascii="Helvetica" w:eastAsia="Times New Roman" w:hAnsi="Helvetica" w:cs="Times New Roman"/>
+          <w:sz w:val="20"/>
+          <w:szCs w:val="20"/>
+          <w14:ligatures w14:val="none"/>
+        </w:rPr>
+      </w:pPr>
+      <w:r>
+        <w:rPr>
+          <w:rFonts w:eastAsia="Times New Roman" w:cstheme="minorHAnsi"/>
           <w:color w:val="262626"/>
           <w:kern w:val="0"/>
+          <w:sz w:val="20"/>
+          <w:szCs w:val="20"/>
           <w14:ligatures w14:val="none"/>
         </w:rPr>
         <w:t>Own and drive growth initiatives end-to-end, partnering with Core Product, Data Product, Commercial, Product Marketing and Marketing </w:t>
@@ -2273,40 +3246,24 @@
         </w:numPr>
         <w:spacing w:before="100" w:beforeAutospacing="1" w:after="100" w:afterAutospacing="1" w:line="240" w:lineRule="auto"/>
         <w:rPr>
-          <w:rFonts w:ascii="Helvetica" w:eastAsia="Times New Roman" w:hAnsi="Helvetica" w:cs="Times New Roman"/>
+          <w:rFonts w:eastAsia="Times New Roman" w:cstheme="minorHAnsi"/>
           <w:color w:val="262626"/>
           <w:kern w:val="0"/>
-          <w14:ligatures w14:val="none"/>
-        </w:rPr>
-      </w:pPr>
-      <w:r>
-        <w:rPr>
-          <w:rFonts w:ascii="Helvetica" w:eastAsia="Times New Roman" w:hAnsi="Helvetica" w:cs="Times New Roman"/>
+          <w:sz w:val="20"/>
+          <w:szCs w:val="20"/>
+          <w14:ligatures w14:val="none"/>
+        </w:rPr>
+      </w:pPr>
+      <w:r>
+        <w:rPr>
+          <w:rFonts w:eastAsia="Times New Roman" w:cstheme="minorHAnsi"/>
           <w:color w:val="262626"/>
           <w:kern w:val="0"/>
-          <w14:ligatures w14:val="none"/>
-        </w:rPr>
-        <w:t>Use data and customer insights (e.g., interviews, surveys, </w:t>
-      </w:r>
-      <w:proofErr w:type="spellStart"/>
-      <w:r>
-        <w:rPr>
-          <w:rFonts w:ascii="Helvetica" w:eastAsia="Times New Roman" w:hAnsi="Helvetica" w:cs="Times New Roman"/>
-          <w:color w:val="262626"/>
-          <w:kern w:val="0"/>
-          <w14:ligatures w14:val="none"/>
-        </w:rPr>
-        <w:t>behavioural</w:t>
-      </w:r>
-      <w:proofErr w:type="spellEnd"/>
-      <w:r>
-        <w:rPr>
-          <w:rFonts w:ascii="Helvetica" w:eastAsia="Times New Roman" w:hAnsi="Helvetica" w:cs="Times New Roman"/>
-          <w:color w:val="262626"/>
-          <w:kern w:val="0"/>
-          <w14:ligatures w14:val="none"/>
-        </w:rPr>
-        <w:t> data) to identify growth opportunities and inform product decisions</w:t>
+          <w:sz w:val="20"/>
+          <w:szCs w:val="20"/>
+          <w14:ligatures w14:val="none"/>
+        </w:rPr>
+        <w:t>Use data and customer insights (e.g., interviews, surveys, behavioural data) to identify growth opportunities and inform product decisions</w:t>
       </w:r>
     </w:p>
     <w:p>
@@ -2317,17 +3274,21 @@
         </w:numPr>
         <w:spacing w:before="100" w:beforeAutospacing="1" w:after="100" w:afterAutospacing="1" w:line="240" w:lineRule="auto"/>
         <w:rPr>
-          <w:rFonts w:ascii="Helvetica" w:eastAsia="Times New Roman" w:hAnsi="Helvetica" w:cs="Times New Roman"/>
+          <w:rFonts w:eastAsia="Times New Roman" w:cstheme="minorHAnsi"/>
           <w:color w:val="262626"/>
           <w:kern w:val="0"/>
-          <w14:ligatures w14:val="none"/>
-        </w:rPr>
-      </w:pPr>
-      <w:r>
-        <w:rPr>
-          <w:rFonts w:ascii="Helvetica" w:eastAsia="Times New Roman" w:hAnsi="Helvetica" w:cs="Times New Roman"/>
+          <w:sz w:val="20"/>
+          <w:szCs w:val="20"/>
+          <w14:ligatures w14:val="none"/>
+        </w:rPr>
+      </w:pPr>
+      <w:r>
+        <w:rPr>
+          <w:rFonts w:eastAsia="Times New Roman" w:cstheme="minorHAnsi"/>
           <w:color w:val="262626"/>
           <w:kern w:val="0"/>
+          <w:sz w:val="20"/>
+          <w:szCs w:val="20"/>
           <w14:ligatures w14:val="none"/>
         </w:rPr>
         <w:t>Help establish scalable experimentation practices and improve how we use data to drive growth decisions </w:t>
@@ -2337,28 +3298,35 @@
       <w:pPr>
         <w:spacing w:before="100" w:beforeAutospacing="1" w:after="100" w:afterAutospacing="1" w:line="240" w:lineRule="auto"/>
         <w:rPr>
-          <w:rFonts w:ascii="Helvetica" w:eastAsia="Times New Roman" w:hAnsi="Helvetica" w:cs="Times New Roman"/>
+          <w:rFonts w:eastAsia="Times New Roman" w:cstheme="minorHAnsi"/>
           <w:color w:val="262626"/>
           <w:kern w:val="0"/>
-          <w14:ligatures w14:val="none"/>
-        </w:rPr>
-      </w:pPr>
-      <w:r>
-        <w:rPr>
-          <w:rFonts w:ascii="Helvetica" w:eastAsia="Times New Roman" w:hAnsi="Helvetica" w:cs="Times New Roman"/>
+          <w:sz w:val="20"/>
+          <w:szCs w:val="20"/>
+          <w14:ligatures w14:val="none"/>
+        </w:rPr>
+      </w:pPr>
+      <w:r>
+        <w:rPr>
+          <w:rFonts w:eastAsia="Times New Roman" w:cstheme="minorHAnsi"/>
           <w:b/>
           <w:bCs/>
           <w:color w:val="262626"/>
           <w:kern w:val="0"/>
-          <w14:ligatures w14:val="none"/>
-        </w:rPr>
+          <w:sz w:val="20"/>
+          <w:szCs w:val="20"/>
+          <w14:ligatures w14:val="none"/>
+        </w:rPr>
+        <w:lastRenderedPageBreak/>
         <w:t>Key Skills and Competencies</w:t>
       </w:r>
       <w:r>
         <w:rPr>
-          <w:rFonts w:ascii="Helvetica" w:eastAsia="Times New Roman" w:hAnsi="Helvetica" w:cs="Times New Roman"/>
+          <w:rFonts w:eastAsia="Times New Roman" w:cstheme="minorHAnsi"/>
           <w:color w:val="262626"/>
           <w:kern w:val="0"/>
+          <w:sz w:val="20"/>
+          <w:szCs w:val="20"/>
           <w14:ligatures w14:val="none"/>
         </w:rPr>
         <w:t> </w:t>
@@ -2372,17 +3340,21 @@
         </w:numPr>
         <w:spacing w:before="100" w:beforeAutospacing="1" w:after="100" w:afterAutospacing="1" w:line="240" w:lineRule="auto"/>
         <w:rPr>
-          <w:rFonts w:ascii="Helvetica" w:eastAsia="Times New Roman" w:hAnsi="Helvetica" w:cs="Times New Roman"/>
+          <w:rFonts w:eastAsia="Times New Roman" w:cstheme="minorHAnsi"/>
           <w:color w:val="262626"/>
           <w:kern w:val="0"/>
-          <w14:ligatures w14:val="none"/>
-        </w:rPr>
-      </w:pPr>
-      <w:r>
-        <w:rPr>
-          <w:rFonts w:ascii="Helvetica" w:eastAsia="Times New Roman" w:hAnsi="Helvetica" w:cs="Times New Roman"/>
+          <w:sz w:val="20"/>
+          <w:szCs w:val="20"/>
+          <w14:ligatures w14:val="none"/>
+        </w:rPr>
+      </w:pPr>
+      <w:r>
+        <w:rPr>
+          <w:rFonts w:eastAsia="Times New Roman" w:cstheme="minorHAnsi"/>
           <w:color w:val="262626"/>
           <w:kern w:val="0"/>
+          <w:sz w:val="20"/>
+          <w:szCs w:val="20"/>
           <w14:ligatures w14:val="none"/>
         </w:rPr>
         <w:t>3-5 years of experience in growth product management or a similar role, with a focus on B2B markets</w:t>
@@ -2396,17 +3368,21 @@
         </w:numPr>
         <w:spacing w:before="100" w:beforeAutospacing="1" w:after="100" w:afterAutospacing="1" w:line="240" w:lineRule="auto"/>
         <w:rPr>
-          <w:rFonts w:ascii="Helvetica" w:eastAsia="Times New Roman" w:hAnsi="Helvetica" w:cs="Times New Roman"/>
+          <w:rFonts w:eastAsia="Times New Roman" w:cstheme="minorHAnsi"/>
           <w:color w:val="262626"/>
           <w:kern w:val="0"/>
-          <w14:ligatures w14:val="none"/>
-        </w:rPr>
-      </w:pPr>
-      <w:r>
-        <w:rPr>
-          <w:rFonts w:ascii="Helvetica" w:eastAsia="Times New Roman" w:hAnsi="Helvetica" w:cs="Times New Roman"/>
+          <w:sz w:val="20"/>
+          <w:szCs w:val="20"/>
+          <w14:ligatures w14:val="none"/>
+        </w:rPr>
+      </w:pPr>
+      <w:r>
+        <w:rPr>
+          <w:rFonts w:eastAsia="Times New Roman" w:cstheme="minorHAnsi"/>
           <w:color w:val="262626"/>
           <w:kern w:val="0"/>
+          <w:sz w:val="20"/>
+          <w:szCs w:val="20"/>
           <w14:ligatures w14:val="none"/>
         </w:rPr>
         <w:t>Strong knowledge of growth frameworks (AARRR, North Star Metric)</w:t>
@@ -2420,17 +3396,21 @@
         </w:numPr>
         <w:spacing w:before="100" w:beforeAutospacing="1" w:after="100" w:afterAutospacing="1" w:line="240" w:lineRule="auto"/>
         <w:rPr>
-          <w:rFonts w:ascii="Helvetica" w:eastAsia="Times New Roman" w:hAnsi="Helvetica" w:cs="Times New Roman"/>
+          <w:rFonts w:eastAsia="Times New Roman" w:cstheme="minorHAnsi"/>
           <w:color w:val="262626"/>
           <w:kern w:val="0"/>
-          <w14:ligatures w14:val="none"/>
-        </w:rPr>
-      </w:pPr>
-      <w:r>
-        <w:rPr>
-          <w:rFonts w:ascii="Helvetica" w:eastAsia="Times New Roman" w:hAnsi="Helvetica" w:cs="Times New Roman"/>
+          <w:sz w:val="20"/>
+          <w:szCs w:val="20"/>
+          <w14:ligatures w14:val="none"/>
+        </w:rPr>
+      </w:pPr>
+      <w:r>
+        <w:rPr>
+          <w:rFonts w:eastAsia="Times New Roman" w:cstheme="minorHAnsi"/>
           <w:color w:val="262626"/>
           <w:kern w:val="0"/>
+          <w:sz w:val="20"/>
+          <w:szCs w:val="20"/>
           <w14:ligatures w14:val="none"/>
         </w:rPr>
         <w:t>Experience with experimentation and A/B testing</w:t>
@@ -2444,17 +3424,21 @@
         </w:numPr>
         <w:spacing w:before="100" w:beforeAutospacing="1" w:after="100" w:afterAutospacing="1" w:line="240" w:lineRule="auto"/>
         <w:rPr>
-          <w:rFonts w:ascii="Helvetica" w:eastAsia="Times New Roman" w:hAnsi="Helvetica" w:cs="Times New Roman"/>
+          <w:rFonts w:eastAsia="Times New Roman" w:cstheme="minorHAnsi"/>
           <w:color w:val="262626"/>
           <w:kern w:val="0"/>
-          <w14:ligatures w14:val="none"/>
-        </w:rPr>
-      </w:pPr>
-      <w:r>
-        <w:rPr>
-          <w:rFonts w:ascii="Helvetica" w:eastAsia="Times New Roman" w:hAnsi="Helvetica" w:cs="Times New Roman"/>
+          <w:sz w:val="20"/>
+          <w:szCs w:val="20"/>
+          <w14:ligatures w14:val="none"/>
+        </w:rPr>
+      </w:pPr>
+      <w:r>
+        <w:rPr>
+          <w:rFonts w:eastAsia="Times New Roman" w:cstheme="minorHAnsi"/>
           <w:color w:val="262626"/>
           <w:kern w:val="0"/>
+          <w:sz w:val="20"/>
+          <w:szCs w:val="20"/>
           <w14:ligatures w14:val="none"/>
         </w:rPr>
         <w:t>Ability to prioritize using RICE/ICE methodologies</w:t>
@@ -2468,17 +3452,21 @@
         </w:numPr>
         <w:spacing w:before="100" w:beforeAutospacing="1" w:after="100" w:afterAutospacing="1" w:line="240" w:lineRule="auto"/>
         <w:rPr>
-          <w:rFonts w:ascii="Helvetica" w:eastAsia="Times New Roman" w:hAnsi="Helvetica" w:cs="Times New Roman"/>
+          <w:rFonts w:eastAsia="Times New Roman" w:cstheme="minorHAnsi"/>
           <w:color w:val="262626"/>
           <w:kern w:val="0"/>
-          <w14:ligatures w14:val="none"/>
-        </w:rPr>
-      </w:pPr>
-      <w:r>
-        <w:rPr>
-          <w:rFonts w:ascii="Helvetica" w:eastAsia="Times New Roman" w:hAnsi="Helvetica" w:cs="Times New Roman"/>
+          <w:sz w:val="20"/>
+          <w:szCs w:val="20"/>
+          <w14:ligatures w14:val="none"/>
+        </w:rPr>
+      </w:pPr>
+      <w:r>
+        <w:rPr>
+          <w:rFonts w:eastAsia="Times New Roman" w:cstheme="minorHAnsi"/>
           <w:color w:val="262626"/>
           <w:kern w:val="0"/>
+          <w:sz w:val="20"/>
+          <w:szCs w:val="20"/>
           <w14:ligatures w14:val="none"/>
         </w:rPr>
         <w:t>Proven skills in funnel analysis and conversion optimization</w:t>
@@ -2492,17 +3480,21 @@
         </w:numPr>
         <w:spacing w:before="100" w:beforeAutospacing="1" w:after="100" w:afterAutospacing="1" w:line="240" w:lineRule="auto"/>
         <w:rPr>
-          <w:rFonts w:ascii="Helvetica" w:eastAsia="Times New Roman" w:hAnsi="Helvetica" w:cs="Times New Roman"/>
+          <w:rFonts w:eastAsia="Times New Roman" w:cstheme="minorHAnsi"/>
           <w:color w:val="262626"/>
           <w:kern w:val="0"/>
-          <w14:ligatures w14:val="none"/>
-        </w:rPr>
-      </w:pPr>
-      <w:r>
-        <w:rPr>
-          <w:rFonts w:ascii="Helvetica" w:eastAsia="Times New Roman" w:hAnsi="Helvetica" w:cs="Times New Roman"/>
+          <w:sz w:val="20"/>
+          <w:szCs w:val="20"/>
+          <w14:ligatures w14:val="none"/>
+        </w:rPr>
+      </w:pPr>
+      <w:r>
+        <w:rPr>
+          <w:rFonts w:eastAsia="Times New Roman" w:cstheme="minorHAnsi"/>
           <w:color w:val="262626"/>
           <w:kern w:val="0"/>
+          <w:sz w:val="20"/>
+          <w:szCs w:val="20"/>
           <w14:ligatures w14:val="none"/>
         </w:rPr>
         <w:t>Customer-centric approach using frameworks like JTBD</w:t>
@@ -2516,17 +3508,21 @@
         </w:numPr>
         <w:spacing w:before="100" w:beforeAutospacing="1" w:after="100" w:afterAutospacing="1" w:line="240" w:lineRule="auto"/>
         <w:rPr>
-          <w:rFonts w:ascii="Helvetica" w:eastAsia="Times New Roman" w:hAnsi="Helvetica" w:cs="Times New Roman"/>
+          <w:rFonts w:eastAsia="Times New Roman" w:cstheme="minorHAnsi"/>
           <w:color w:val="262626"/>
           <w:kern w:val="0"/>
-          <w14:ligatures w14:val="none"/>
-        </w:rPr>
-      </w:pPr>
-      <w:r>
-        <w:rPr>
-          <w:rFonts w:ascii="Helvetica" w:eastAsia="Times New Roman" w:hAnsi="Helvetica" w:cs="Times New Roman"/>
+          <w:sz w:val="20"/>
+          <w:szCs w:val="20"/>
+          <w14:ligatures w14:val="none"/>
+        </w:rPr>
+      </w:pPr>
+      <w:r>
+        <w:rPr>
+          <w:rFonts w:eastAsia="Times New Roman" w:cstheme="minorHAnsi"/>
           <w:color w:val="262626"/>
           <w:kern w:val="0"/>
+          <w:sz w:val="20"/>
+          <w:szCs w:val="20"/>
           <w14:ligatures w14:val="none"/>
         </w:rPr>
         <w:t>Proven track record of driving measurable growth in SaaS or enterprise product environments</w:t>
@@ -2540,17 +3536,21 @@
         </w:numPr>
         <w:spacing w:before="100" w:beforeAutospacing="1" w:after="100" w:afterAutospacing="1" w:line="240" w:lineRule="auto"/>
         <w:rPr>
-          <w:rFonts w:ascii="Helvetica" w:eastAsia="Times New Roman" w:hAnsi="Helvetica" w:cs="Times New Roman"/>
+          <w:rFonts w:eastAsia="Times New Roman" w:cstheme="minorHAnsi"/>
           <w:color w:val="262626"/>
           <w:kern w:val="0"/>
-          <w14:ligatures w14:val="none"/>
-        </w:rPr>
-      </w:pPr>
-      <w:r>
-        <w:rPr>
-          <w:rFonts w:ascii="Helvetica" w:eastAsia="Times New Roman" w:hAnsi="Helvetica" w:cs="Times New Roman"/>
+          <w:sz w:val="20"/>
+          <w:szCs w:val="20"/>
+          <w14:ligatures w14:val="none"/>
+        </w:rPr>
+      </w:pPr>
+      <w:r>
+        <w:rPr>
+          <w:rFonts w:eastAsia="Times New Roman" w:cstheme="minorHAnsi"/>
           <w:color w:val="262626"/>
           <w:kern w:val="0"/>
+          <w:sz w:val="20"/>
+          <w:szCs w:val="20"/>
           <w14:ligatures w14:val="none"/>
         </w:rPr>
         <w:t>Strong understanding of B2B growth dynamics, including lifecycle management and sales funnel optimization</w:t>
@@ -2564,17 +3564,21 @@
         </w:numPr>
         <w:spacing w:before="100" w:beforeAutospacing="1" w:after="100" w:afterAutospacing="1" w:line="240" w:lineRule="auto"/>
         <w:rPr>
-          <w:rFonts w:ascii="Helvetica" w:eastAsia="Times New Roman" w:hAnsi="Helvetica" w:cs="Times New Roman"/>
+          <w:rFonts w:eastAsia="Times New Roman" w:cstheme="minorHAnsi"/>
           <w:color w:val="262626"/>
           <w:kern w:val="0"/>
-          <w14:ligatures w14:val="none"/>
-        </w:rPr>
-      </w:pPr>
-      <w:r>
-        <w:rPr>
-          <w:rFonts w:ascii="Helvetica" w:eastAsia="Times New Roman" w:hAnsi="Helvetica" w:cs="Times New Roman"/>
+          <w:sz w:val="20"/>
+          <w:szCs w:val="20"/>
+          <w14:ligatures w14:val="none"/>
+        </w:rPr>
+      </w:pPr>
+      <w:r>
+        <w:rPr>
+          <w:rFonts w:eastAsia="Times New Roman" w:cstheme="minorHAnsi"/>
           <w:color w:val="262626"/>
           <w:kern w:val="0"/>
+          <w:sz w:val="20"/>
+          <w:szCs w:val="20"/>
           <w14:ligatures w14:val="none"/>
         </w:rPr>
         <w:t>Data-driven mindset, with proficiency in analytics tools and CRM platforms</w:t>
@@ -2588,17 +3592,21 @@
         </w:numPr>
         <w:spacing w:before="100" w:beforeAutospacing="1" w:after="100" w:afterAutospacing="1" w:line="240" w:lineRule="auto"/>
         <w:rPr>
-          <w:rFonts w:ascii="Helvetica" w:eastAsia="Times New Roman" w:hAnsi="Helvetica" w:cs="Times New Roman"/>
+          <w:rFonts w:eastAsia="Times New Roman" w:cstheme="minorHAnsi"/>
           <w:color w:val="262626"/>
           <w:kern w:val="0"/>
-          <w14:ligatures w14:val="none"/>
-        </w:rPr>
-      </w:pPr>
-      <w:r>
-        <w:rPr>
-          <w:rFonts w:ascii="Helvetica" w:eastAsia="Times New Roman" w:hAnsi="Helvetica" w:cs="Times New Roman"/>
+          <w:sz w:val="20"/>
+          <w:szCs w:val="20"/>
+          <w14:ligatures w14:val="none"/>
+        </w:rPr>
+      </w:pPr>
+      <w:r>
+        <w:rPr>
+          <w:rFonts w:eastAsia="Times New Roman" w:cstheme="minorHAnsi"/>
           <w:color w:val="262626"/>
           <w:kern w:val="0"/>
+          <w:sz w:val="20"/>
+          <w:szCs w:val="20"/>
           <w14:ligatures w14:val="none"/>
         </w:rPr>
         <w:t>Technical fluency, including experience working with APIs and technical documentation</w:t>
@@ -2612,17 +3620,21 @@
         </w:numPr>
         <w:spacing w:before="100" w:beforeAutospacing="1" w:after="100" w:afterAutospacing="1" w:line="240" w:lineRule="auto"/>
         <w:rPr>
-          <w:rFonts w:ascii="Helvetica" w:eastAsia="Times New Roman" w:hAnsi="Helvetica" w:cs="Times New Roman"/>
+          <w:rFonts w:eastAsia="Times New Roman" w:cstheme="minorHAnsi"/>
           <w:color w:val="262626"/>
           <w:kern w:val="0"/>
-          <w14:ligatures w14:val="none"/>
-        </w:rPr>
-      </w:pPr>
-      <w:r>
-        <w:rPr>
-          <w:rFonts w:ascii="Helvetica" w:eastAsia="Times New Roman" w:hAnsi="Helvetica" w:cs="Times New Roman"/>
+          <w:sz w:val="20"/>
+          <w:szCs w:val="20"/>
+          <w14:ligatures w14:val="none"/>
+        </w:rPr>
+      </w:pPr>
+      <w:r>
+        <w:rPr>
+          <w:rFonts w:eastAsia="Times New Roman" w:cstheme="minorHAnsi"/>
           <w:color w:val="262626"/>
           <w:kern w:val="0"/>
+          <w:sz w:val="20"/>
+          <w:szCs w:val="20"/>
           <w14:ligatures w14:val="none"/>
         </w:rPr>
         <w:t>Strong cross-functional collaboration skills, with the ability to work closely with internal stakeholder teams to deliver growth-focused product features</w:t>
@@ -2636,17 +3648,21 @@
         </w:numPr>
         <w:spacing w:before="100" w:beforeAutospacing="1" w:after="100" w:afterAutospacing="1" w:line="240" w:lineRule="auto"/>
         <w:rPr>
-          <w:rFonts w:ascii="Helvetica" w:eastAsia="Times New Roman" w:hAnsi="Helvetica" w:cs="Times New Roman"/>
+          <w:rFonts w:eastAsia="Times New Roman" w:cstheme="minorHAnsi"/>
           <w:color w:val="262626"/>
           <w:kern w:val="0"/>
-          <w14:ligatures w14:val="none"/>
-        </w:rPr>
-      </w:pPr>
-      <w:r>
-        <w:rPr>
-          <w:rFonts w:ascii="Helvetica" w:eastAsia="Times New Roman" w:hAnsi="Helvetica" w:cs="Times New Roman"/>
+          <w:sz w:val="20"/>
+          <w:szCs w:val="20"/>
+          <w14:ligatures w14:val="none"/>
+        </w:rPr>
+      </w:pPr>
+      <w:r>
+        <w:rPr>
+          <w:rFonts w:eastAsia="Times New Roman" w:cstheme="minorHAnsi"/>
           <w:color w:val="262626"/>
           <w:kern w:val="0"/>
+          <w:sz w:val="20"/>
+          <w:szCs w:val="20"/>
           <w14:ligatures w14:val="none"/>
         </w:rPr>
         <w:t>Excellent communication and stakeholder management, with a proven ability to align teams around shared goals</w:t>
@@ -2660,17 +3676,21 @@
         </w:numPr>
         <w:spacing w:before="100" w:beforeAutospacing="1" w:after="100" w:afterAutospacing="1" w:line="240" w:lineRule="auto"/>
         <w:rPr>
-          <w:rFonts w:ascii="Helvetica" w:eastAsia="Times New Roman" w:hAnsi="Helvetica" w:cs="Times New Roman"/>
+          <w:rFonts w:eastAsia="Times New Roman" w:cstheme="minorHAnsi"/>
           <w:color w:val="262626"/>
           <w:kern w:val="0"/>
-          <w14:ligatures w14:val="none"/>
-        </w:rPr>
-      </w:pPr>
-      <w:r>
-        <w:rPr>
-          <w:rFonts w:ascii="Helvetica" w:eastAsia="Times New Roman" w:hAnsi="Helvetica" w:cs="Times New Roman"/>
+          <w:sz w:val="20"/>
+          <w:szCs w:val="20"/>
+          <w14:ligatures w14:val="none"/>
+        </w:rPr>
+      </w:pPr>
+      <w:r>
+        <w:rPr>
+          <w:rFonts w:eastAsia="Times New Roman" w:cstheme="minorHAnsi"/>
           <w:color w:val="262626"/>
           <w:kern w:val="0"/>
+          <w:sz w:val="20"/>
+          <w:szCs w:val="20"/>
           <w14:ligatures w14:val="none"/>
         </w:rPr>
         <w:t>Strategic thinking combined with hands-on execution, able to move from insight to impact quickly</w:t>
@@ -2684,17 +3704,21 @@
         </w:numPr>
         <w:spacing w:before="100" w:beforeAutospacing="1" w:after="100" w:afterAutospacing="1" w:line="240" w:lineRule="auto"/>
         <w:rPr>
-          <w:rFonts w:ascii="Helvetica" w:eastAsia="Times New Roman" w:hAnsi="Helvetica" w:cs="Times New Roman"/>
+          <w:rFonts w:eastAsia="Times New Roman" w:cstheme="minorHAnsi"/>
           <w:color w:val="262626"/>
           <w:kern w:val="0"/>
-          <w14:ligatures w14:val="none"/>
-        </w:rPr>
-      </w:pPr>
-      <w:r>
-        <w:rPr>
-          <w:rFonts w:ascii="Helvetica" w:eastAsia="Times New Roman" w:hAnsi="Helvetica" w:cs="Times New Roman"/>
+          <w:sz w:val="20"/>
+          <w:szCs w:val="20"/>
+          <w14:ligatures w14:val="none"/>
+        </w:rPr>
+      </w:pPr>
+      <w:r>
+        <w:rPr>
+          <w:rFonts w:eastAsia="Times New Roman" w:cstheme="minorHAnsi"/>
           <w:color w:val="262626"/>
           <w:kern w:val="0"/>
+          <w:sz w:val="20"/>
+          <w:szCs w:val="20"/>
           <w14:ligatures w14:val="none"/>
         </w:rPr>
         <w:t>Fluency in Mandarin (spoken and written) is required.</w:t>
@@ -2704,28 +3728,34 @@
       <w:pPr>
         <w:spacing w:before="100" w:beforeAutospacing="1" w:after="100" w:afterAutospacing="1" w:line="240" w:lineRule="auto"/>
         <w:rPr>
-          <w:rFonts w:ascii="Helvetica" w:eastAsia="Times New Roman" w:hAnsi="Helvetica" w:cs="Times New Roman"/>
+          <w:rFonts w:eastAsia="Times New Roman" w:cstheme="minorHAnsi"/>
           <w:color w:val="262626"/>
           <w:kern w:val="0"/>
-          <w14:ligatures w14:val="none"/>
-        </w:rPr>
-      </w:pPr>
-      <w:r>
-        <w:rPr>
-          <w:rFonts w:ascii="Helvetica" w:eastAsia="Times New Roman" w:hAnsi="Helvetica" w:cs="Times New Roman"/>
+          <w:sz w:val="20"/>
+          <w:szCs w:val="20"/>
+          <w14:ligatures w14:val="none"/>
+        </w:rPr>
+      </w:pPr>
+      <w:r>
+        <w:rPr>
+          <w:rFonts w:eastAsia="Times New Roman" w:cstheme="minorHAnsi"/>
           <w:b/>
           <w:bCs/>
           <w:color w:val="262626"/>
           <w:kern w:val="0"/>
+          <w:sz w:val="20"/>
+          <w:szCs w:val="20"/>
           <w14:ligatures w14:val="none"/>
         </w:rPr>
         <w:t>Preferred Qualifications</w:t>
       </w:r>
       <w:r>
         <w:rPr>
-          <w:rFonts w:ascii="Helvetica" w:eastAsia="Times New Roman" w:hAnsi="Helvetica" w:cs="Times New Roman"/>
+          <w:rFonts w:eastAsia="Times New Roman" w:cstheme="minorHAnsi"/>
           <w:color w:val="262626"/>
           <w:kern w:val="0"/>
+          <w:sz w:val="20"/>
+          <w:szCs w:val="20"/>
           <w14:ligatures w14:val="none"/>
         </w:rPr>
         <w:t> </w:t>
@@ -2739,17 +3769,21 @@
         </w:numPr>
         <w:spacing w:before="100" w:beforeAutospacing="1" w:after="100" w:afterAutospacing="1" w:line="240" w:lineRule="auto"/>
         <w:rPr>
-          <w:rFonts w:ascii="Helvetica" w:eastAsia="Times New Roman" w:hAnsi="Helvetica" w:cs="Times New Roman"/>
+          <w:rFonts w:eastAsia="Times New Roman" w:cstheme="minorHAnsi"/>
           <w:color w:val="262626"/>
           <w:kern w:val="0"/>
-          <w14:ligatures w14:val="none"/>
-        </w:rPr>
-      </w:pPr>
-      <w:r>
-        <w:rPr>
-          <w:rFonts w:ascii="Helvetica" w:eastAsia="Times New Roman" w:hAnsi="Helvetica" w:cs="Times New Roman"/>
+          <w:sz w:val="20"/>
+          <w:szCs w:val="20"/>
+          <w14:ligatures w14:val="none"/>
+        </w:rPr>
+      </w:pPr>
+      <w:r>
+        <w:rPr>
+          <w:rFonts w:eastAsia="Times New Roman" w:cstheme="minorHAnsi"/>
           <w:color w:val="262626"/>
           <w:kern w:val="0"/>
+          <w:sz w:val="20"/>
+          <w:szCs w:val="20"/>
           <w14:ligatures w14:val="none"/>
         </w:rPr>
         <w:t>Experience working in SaaS, enterprise, or mid-market B2B environments.</w:t>
@@ -2763,20 +3797,23 @@
         </w:numPr>
         <w:spacing w:before="100" w:beforeAutospacing="1" w:after="100" w:afterAutospacing="1" w:line="240" w:lineRule="auto"/>
         <w:rPr>
-          <w:rFonts w:ascii="Helvetica" w:eastAsia="Times New Roman" w:hAnsi="Helvetica" w:cs="Times New Roman"/>
+          <w:rFonts w:eastAsia="Times New Roman" w:cstheme="minorHAnsi"/>
           <w:color w:val="262626"/>
           <w:kern w:val="0"/>
-          <w14:ligatures w14:val="none"/>
-        </w:rPr>
-      </w:pPr>
-      <w:r>
-        <w:rPr>
-          <w:rFonts w:ascii="Helvetica" w:eastAsia="Times New Roman" w:hAnsi="Helvetica" w:cs="Times New Roman"/>
+          <w:sz w:val="20"/>
+          <w:szCs w:val="20"/>
+          <w14:ligatures w14:val="none"/>
+        </w:rPr>
+      </w:pPr>
+      <w:r>
+        <w:rPr>
+          <w:rFonts w:eastAsia="Times New Roman" w:cstheme="minorHAnsi"/>
           <w:color w:val="262626"/>
           <w:kern w:val="0"/>
-          <w14:ligatures w14:val="none"/>
-        </w:rPr>
-        <w:lastRenderedPageBreak/>
+          <w:sz w:val="20"/>
+          <w:szCs w:val="20"/>
+          <w14:ligatures w14:val="none"/>
+        </w:rPr>
         <w:t>Familiarity with growth frameworks such as Product-Led Growth (PLG) and Customer Success-Led Growth.</w:t>
       </w:r>
     </w:p>
@@ -2788,17 +3825,21 @@
         </w:numPr>
         <w:spacing w:before="100" w:beforeAutospacing="1" w:after="100" w:afterAutospacing="1" w:line="240" w:lineRule="auto"/>
         <w:rPr>
-          <w:rFonts w:ascii="Helvetica" w:eastAsia="Times New Roman" w:hAnsi="Helvetica" w:cs="Times New Roman"/>
+          <w:rFonts w:eastAsia="Times New Roman" w:cstheme="minorHAnsi"/>
           <w:color w:val="262626"/>
           <w:kern w:val="0"/>
-          <w14:ligatures w14:val="none"/>
-        </w:rPr>
-      </w:pPr>
-      <w:r>
-        <w:rPr>
-          <w:rFonts w:ascii="Helvetica" w:eastAsia="Times New Roman" w:hAnsi="Helvetica" w:cs="Times New Roman"/>
+          <w:sz w:val="20"/>
+          <w:szCs w:val="20"/>
+          <w14:ligatures w14:val="none"/>
+        </w:rPr>
+      </w:pPr>
+      <w:r>
+        <w:rPr>
+          <w:rFonts w:eastAsia="Times New Roman" w:cstheme="minorHAnsi"/>
           <w:color w:val="262626"/>
           <w:kern w:val="0"/>
+          <w:sz w:val="20"/>
+          <w:szCs w:val="20"/>
           <w14:ligatures w14:val="none"/>
         </w:rPr>
         <w:t>Knowledge of financial metrics like ARR, MRR, and LTV/CAC ratios. </w:t>
@@ -2808,10 +3849,10 @@
       <w:pPr>
         <w:shd w:val="clear" w:color="auto" w:fill="FFFFFF" w:themeFill="background1"/>
         <w:rPr>
-          <w:rFonts w:ascii="Courier New" w:hAnsi="Courier New" w:cs="Courier New"/>
+          <w:rFonts w:cstheme="minorHAnsi"/>
           <w:color w:val="F8F8F6"/>
-          <w:sz w:val="18"/>
-          <w:szCs w:val="18"/>
+          <w:sz w:val="20"/>
+          <w:szCs w:val="20"/>
           <w:shd w:val="clear" w:color="auto" w:fill="2C2C2A"/>
         </w:rPr>
       </w:pPr>
@@ -2820,19 +3861,19 @@
       <w:pPr>
         <w:shd w:val="clear" w:color="auto" w:fill="FFFFFF" w:themeFill="background1"/>
         <w:rPr>
-          <w:rFonts w:ascii="Courier New" w:hAnsi="Courier New" w:cs="Courier New"/>
+          <w:rFonts w:cstheme="minorHAnsi"/>
           <w:color w:val="F8F8F6"/>
-          <w:sz w:val="18"/>
-          <w:szCs w:val="18"/>
+          <w:sz w:val="20"/>
+          <w:szCs w:val="20"/>
           <w:shd w:val="clear" w:color="auto" w:fill="2C2C2A"/>
         </w:rPr>
       </w:pPr>
       <w:r>
         <w:rPr>
-          <w:rFonts w:ascii="Courier New" w:hAnsi="Courier New" w:cs="Courier New"/>
+          <w:rFonts w:cstheme="minorHAnsi"/>
           <w:color w:val="F8F8F6"/>
-          <w:sz w:val="18"/>
-          <w:szCs w:val="18"/>
+          <w:sz w:val="20"/>
+          <w:szCs w:val="20"/>
           <w:shd w:val="clear" w:color="auto" w:fill="2C2C2A"/>
         </w:rPr>
         <w:t>Job #6: Weak Match</w:t>
@@ -2842,15 +3883,19 @@
       <w:pPr>
         <w:shd w:val="clear" w:color="auto" w:fill="FFFFFF" w:themeFill="background1"/>
         <w:rPr>
-          <w:rFonts w:ascii="Segoe UI" w:hAnsi="Segoe UI" w:cs="Segoe UI"/>
+          <w:rFonts w:cstheme="minorHAnsi"/>
           <w:color w:val="F8F8F6"/>
+          <w:sz w:val="20"/>
+          <w:szCs w:val="20"/>
           <w:shd w:val="clear" w:color="auto" w:fill="121212"/>
         </w:rPr>
       </w:pPr>
       <w:r>
         <w:rPr>
-          <w:rFonts w:ascii="Segoe UI" w:hAnsi="Segoe UI" w:cs="Segoe UI"/>
+          <w:rFonts w:cstheme="minorHAnsi"/>
           <w:color w:val="F8F8F6"/>
+          <w:sz w:val="20"/>
+          <w:szCs w:val="20"/>
           <w:shd w:val="clear" w:color="auto" w:fill="121212"/>
         </w:rPr>
         <w:t>About Rippling</w:t>
@@ -2861,183 +3906,2025 @@
         <w:shd w:val="clear" w:color="auto" w:fill="FFFFFF" w:themeFill="background1"/>
         <w:rPr>
           <w:rFonts w:cstheme="minorHAnsi"/>
-          <w:sz w:val="22"/>
-          <w:szCs w:val="22"/>
-        </w:rPr>
-      </w:pPr>
-      <w:r>
-        <w:rPr>
-          <w:rFonts w:ascii="Segoe UI" w:hAnsi="Segoe UI" w:cs="Segoe UI"/>
+          <w:sz w:val="20"/>
+          <w:szCs w:val="20"/>
+        </w:rPr>
+      </w:pPr>
+      <w:r>
+        <w:rPr>
+          <w:rFonts w:cstheme="minorHAnsi"/>
           <w:color w:val="F8F8F6"/>
+          <w:sz w:val="20"/>
+          <w:szCs w:val="20"/>
           <w:shd w:val="clear" w:color="auto" w:fill="121212"/>
         </w:rPr>
-        <w:t xml:space="preserve">Rippling gives businesses one place to run HR, IT, and Finance. It brings together all of the workforce systems that are normally scattered across a company, like payroll, expenses, benefits, and computers. For the first time ever, you can manage and automate every part of the employee lifecycle in a single </w:t>
-      </w:r>
-      <w:proofErr w:type="spellStart"/>
-      <w:proofErr w:type="gramStart"/>
-      <w:r>
-        <w:rPr>
-          <w:rFonts w:ascii="Segoe UI" w:hAnsi="Segoe UI" w:cs="Segoe UI"/>
+        <w:t xml:space="preserve">Rippling gives businesses one place to run HR, IT, and Finance. It brings together all of the workforce systems that are normally scattered across a company, like payroll, expenses, benefits, and computers. For the first time ever, you can manage and automate every part of the employee lifecycle in a single system.Take onboarding, for example. With Rippling, you can hire a new employee anywhere in the world and set up their payroll, corporate card, computer, benefits, and even third-party apps like Slack and Microsoft 365—all within 90 seconds.Based in San Francisco, CA, Rippling has raised $1.85B+ from the world’s top investors—including Kleiner Perkins, Founders Fund, Sequoia, Greenoaks, and Bedrock—and was named one of America's best startup employers by Forbes.We prioritize candidate safety. Please be aware that all official communication will only be sent from @__Rippling.com__ addresses.About The RoleThe Talent Management team owns a suite of products that help Rippling customers manage, develop, and retain their employees.As a Product Lead on the Talent Management team, you will play a pivotal role in shaping the direction of this initiative by owning the vision, strategy, and execution for a core set of products within the suite. You will work cross-functionally with engineering, design, data science, and go-to-market teams to deliver innovative solutions that help managers become better leaders and employees grow in their careers. You will own the roadmap for your product area, determining which capabilities the team should invest in based on a deep understanding of customer needs, the competitive landscape, and Rippling’s unique strengths.What You Will Do * Define and execute the product vision, strategy, and roadmap for a portfolio of products within the Talent Management suite. * Collaborate closely with engineering, design, data </w:t>
+      </w:r>
+      <w:r>
+        <w:rPr>
+          <w:rFonts w:cstheme="minorHAnsi"/>
           <w:color w:val="F8F8F6"/>
+          <w:sz w:val="20"/>
+          <w:szCs w:val="20"/>
           <w:shd w:val="clear" w:color="auto" w:fill="121212"/>
         </w:rPr>
-        <w:t>system.Take</w:t>
-      </w:r>
-      <w:proofErr w:type="spellEnd"/>
-      <w:proofErr w:type="gramEnd"/>
-      <w:r>
-        <w:rPr>
-          <w:rFonts w:ascii="Segoe UI" w:hAnsi="Segoe UI" w:cs="Segoe UI"/>
+        <w:lastRenderedPageBreak/>
+        <w:t>science, and go-to-market teams to launch innovative features that help managers become better leaders. * Deeply understand the competitive landscape and customer needs to prioritize investments and ensure product-market fit for the products you own. * Define and analyze key success metrics to measure the adoption, impact, and business value of your product area. * Identify and execute on opportunities to integrate insights from your products into other areas of the Rippling platform, maximizing their value for customers. What You Will Need * 8+ years of Product Management experience. * Self-starter with a bias towards action. * Ability to thrive in a fast-paced environment. * Strong product and usability instincts. * Helicopter pilot mentality: you can easily switch from high-level strategy and planning to UI polish and data model details. * Exceptional written and verbal communication skills. * Experience building complex workflows and integration/marketplace products. * Founder or hyper-growth startup experience a strong plus. * Strong alignment with our __leadership principles__: in particular Go and See, Push the Limits of Possible, and Are Right, a Lot.</w:t>
+      </w:r>
+    </w:p>
+    <w:p>
+      <w:pPr>
+        <w:shd w:val="clear" w:color="auto" w:fill="FFFFFF" w:themeFill="background1"/>
+        <w:rPr>
+          <w:rFonts w:cstheme="minorHAnsi"/>
+          <w:sz w:val="20"/>
+          <w:szCs w:val="20"/>
+        </w:rPr>
+      </w:pPr>
+    </w:p>
+    <w:p>
+      <w:pPr>
+        <w:shd w:val="clear" w:color="auto" w:fill="FFFFFF" w:themeFill="background1"/>
+        <w:rPr>
+          <w:rFonts w:cstheme="minorHAnsi"/>
+          <w:sz w:val="20"/>
+          <w:szCs w:val="20"/>
+        </w:rPr>
+      </w:pPr>
+      <w:r>
+        <w:rPr>
+          <w:rFonts w:cstheme="minorHAnsi"/>
+          <w:sz w:val="20"/>
+          <w:szCs w:val="20"/>
+        </w:rPr>
+        <w:t>Job #7: Weak Match</w:t>
+      </w:r>
+    </w:p>
+    <w:p>
+      <w:pPr>
+        <w:shd w:val="clear" w:color="auto" w:fill="FFFFFF" w:themeFill="background1"/>
+        <w:rPr>
+          <w:rFonts w:cstheme="minorHAnsi"/>
+          <w:sz w:val="20"/>
+          <w:szCs w:val="20"/>
+        </w:rPr>
+      </w:pPr>
+      <w:r>
+        <w:rPr>
+          <w:rFonts w:cstheme="minorHAnsi"/>
+          <w:sz w:val="20"/>
+          <w:szCs w:val="20"/>
+        </w:rPr>
+        <w:t>Acuity Analytics</w:t>
+      </w:r>
+    </w:p>
+    <w:p>
+      <w:pPr>
+        <w:shd w:val="clear" w:color="auto" w:fill="FFFFFF" w:themeFill="background1"/>
+        <w:rPr>
+          <w:rFonts w:cstheme="minorHAnsi"/>
           <w:color w:val="F8F8F6"/>
-          <w:shd w:val="clear" w:color="auto" w:fill="121212"/>
-        </w:rPr>
-        <w:t xml:space="preserve"> onboarding, for example. With Rippling, you can hire a new employee anywhere in the world and set up their payroll, corporate card, computer, benefits, and even third-party apps like Slack and Microsoft 365—all within 90 </w:t>
-      </w:r>
-      <w:proofErr w:type="spellStart"/>
-      <w:r>
-        <w:rPr>
-          <w:rFonts w:ascii="Segoe UI" w:hAnsi="Segoe UI" w:cs="Segoe UI"/>
+          <w:sz w:val="20"/>
+          <w:szCs w:val="20"/>
+          <w:shd w:val="clear" w:color="auto" w:fill="2C2C2A"/>
+        </w:rPr>
+      </w:pPr>
+      <w:r>
+        <w:rPr>
+          <w:rFonts w:cstheme="minorHAnsi"/>
           <w:color w:val="F8F8F6"/>
-          <w:shd w:val="clear" w:color="auto" w:fill="121212"/>
-        </w:rPr>
-        <w:t>seconds.Based</w:t>
-      </w:r>
-      <w:proofErr w:type="spellEnd"/>
-      <w:r>
-        <w:rPr>
-          <w:rFonts w:ascii="Segoe UI" w:hAnsi="Segoe UI" w:cs="Segoe UI"/>
+          <w:sz w:val="20"/>
+          <w:szCs w:val="20"/>
+          <w:shd w:val="clear" w:color="auto" w:fill="2C2C2A"/>
+        </w:rPr>
+        <w:t>We are seeking a Senior Product Manager to own and evolve our AI, Data &amp; Digital services portfolio for both financial services and corporate clients. This strategic role focuses on proposition design and portfolio management – crafting market-relevant service offerings that leverage our Insight &amp; Analytics (I&amp;A) heritage and our AD&amp;D technical capabilities. You will define end-to-end AI propositions for clients in financial services and corporates, showcasing how AI and advanced analytics can drive business value over the medium to long term. A key aspect of the role is shaping our Microsoft-aligned propositions (e.g. leveraging Azure, Microsoft Copilot, etc.) to strengthen our co-sell partnership with Microsoft, initially strong in the UK and now expanding across DACH, North America and APAC. This is a high-impact position (no direct reports or P&amp;L ownership) reporting to AD&amp;D leadership, operating in a consulting and services environment where influence, collaboration, and thought leadership are crucial. KEY RESPONSIBILITIES: AD&amp;D Services Portfolio Management: Take ownership of the AD&amp;D service offerings portfolio across AI, data, digital engineering, and cloud services. Continuously refine and innovate propositions that meet evolving client needs in both financial services and corporate sectors. Ensure our offerings remain market-relevant, clearly differentiated, and tightly aligned to business outcomes for clients. Customer Journey &amp; Revenue Design: Define and own end</w:t>
+      </w:r>
+      <w:r>
+        <w:rPr>
+          <w:rFonts w:cstheme="minorHAnsi"/>
           <w:color w:val="F8F8F6"/>
-          <w:shd w:val="clear" w:color="auto" w:fill="121212"/>
-        </w:rPr>
-        <w:t xml:space="preserve"> in San Francisco, CA, Rippling has raised $1.85B+ from the world’s top investors—including Kleiner Perkins, Founders Fund, Sequoia, </w:t>
-      </w:r>
-      <w:proofErr w:type="spellStart"/>
-      <w:r>
-        <w:rPr>
-          <w:rFonts w:ascii="Segoe UI" w:hAnsi="Segoe UI" w:cs="Segoe UI"/>
+          <w:sz w:val="20"/>
+          <w:szCs w:val="20"/>
+          <w:shd w:val="clear" w:color="auto" w:fill="2C2C2A"/>
+        </w:rPr>
+        <w:noBreakHyphen/>
+        <w:t>to</w:t>
+      </w:r>
+      <w:r>
+        <w:rPr>
+          <w:rFonts w:cstheme="minorHAnsi"/>
           <w:color w:val="F8F8F6"/>
-          <w:shd w:val="clear" w:color="auto" w:fill="121212"/>
-        </w:rPr>
-        <w:t>Greenoaks</w:t>
-      </w:r>
-      <w:proofErr w:type="spellEnd"/>
-      <w:r>
-        <w:rPr>
-          <w:rFonts w:ascii="Segoe UI" w:hAnsi="Segoe UI" w:cs="Segoe UI"/>
+          <w:sz w:val="20"/>
+          <w:szCs w:val="20"/>
+          <w:shd w:val="clear" w:color="auto" w:fill="2C2C2A"/>
+        </w:rPr>
+        <w:noBreakHyphen/>
+        <w:t>end customer journeys that create long</w:t>
+      </w:r>
+      <w:r>
+        <w:rPr>
+          <w:rFonts w:cstheme="minorHAnsi"/>
           <w:color w:val="F8F8F6"/>
-          <w:shd w:val="clear" w:color="auto" w:fill="121212"/>
-        </w:rPr>
-        <w:t xml:space="preserve">, and Bedrock—and was named one of America's best startup employers by </w:t>
-      </w:r>
-      <w:proofErr w:type="spellStart"/>
-      <w:r>
-        <w:rPr>
-          <w:rFonts w:ascii="Segoe UI" w:hAnsi="Segoe UI" w:cs="Segoe UI"/>
+          <w:sz w:val="20"/>
+          <w:szCs w:val="20"/>
+          <w:shd w:val="clear" w:color="auto" w:fill="2C2C2A"/>
+        </w:rPr>
+        <w:noBreakHyphen/>
+        <w:t>term, recurring revenue for Acuity. Design compelling engagement models that move clients from strategy and use</w:t>
+      </w:r>
+      <w:r>
+        <w:rPr>
+          <w:rFonts w:cstheme="minorHAnsi"/>
           <w:color w:val="F8F8F6"/>
-          <w:shd w:val="clear" w:color="auto" w:fill="121212"/>
-        </w:rPr>
-        <w:t>Forbes.We</w:t>
-      </w:r>
-      <w:proofErr w:type="spellEnd"/>
-      <w:r>
-        <w:rPr>
-          <w:rFonts w:ascii="Segoe UI" w:hAnsi="Segoe UI" w:cs="Segoe UI"/>
+          <w:sz w:val="20"/>
+          <w:szCs w:val="20"/>
+          <w:shd w:val="clear" w:color="auto" w:fill="2C2C2A"/>
+        </w:rPr>
+        <w:noBreakHyphen/>
+        <w:t>case envisioning through PoCs, MVPs and scaled product engineering, and into ongoing managed services where appropriate. Shape delivery journeys that intelligently leverage onshore, nearshore and offshore resources, balancing client outcomes, regulatory needs, speed to value and commercial sustainability. Ensure propositions clearly articulate how AI, data and digital initiatives evolve into durable platforms, products and services rather than one</w:t>
+      </w:r>
+      <w:r>
+        <w:rPr>
+          <w:rFonts w:cstheme="minorHAnsi"/>
           <w:color w:val="F8F8F6"/>
-          <w:shd w:val="clear" w:color="auto" w:fill="121212"/>
-        </w:rPr>
-        <w:t xml:space="preserve"> prioritize candidate safety. Please be aware that all official communication will only be sent from @__Rippling.com__ </w:t>
-      </w:r>
-      <w:proofErr w:type="spellStart"/>
-      <w:r>
-        <w:rPr>
-          <w:rFonts w:ascii="Segoe UI" w:hAnsi="Segoe UI" w:cs="Segoe UI"/>
+          <w:sz w:val="20"/>
+          <w:szCs w:val="20"/>
+          <w:shd w:val="clear" w:color="auto" w:fill="2C2C2A"/>
+        </w:rPr>
+        <w:noBreakHyphen/>
+        <w:t xml:space="preserve">off engagements. AI Narrative: Articulate a cohesive AI story for both financial services and corporate clients. Leverage our proprietary agentic AI platform (AgentFleet) (designed for regulated financial use-cases) alongside general AI tools (e.g. ChatGPT, Claude, Microsoft Copilot) and cloud AI platforms to create end-to-end narratives. Highlight how our I&amp;A analysts and domain experts identify high-impact use cases, which our AD&amp;D team then delivers through automation and AI “factory” rollout. Ensure this AI narrative clearly drives demand for data engineering, digital solutions, enterprise AI and cloud services across our business. Microsoft Partnership Propositions: Lead the evolution of our Microsoft-aligned propositions for both corporates and financial institutions. Build service offerings that incorporate Microsoft’s AI and cloud technologies (Azure, Azure OpenAI, Databricks, Fabric, Dynamics 365, Microsoft 365 Copilot, etc.) in a way that addresses industry-specific challenges. Develop vertical propositions (e.g. AI-powered research platforms for banking, intelligent automation for asset </w:t>
+      </w:r>
+      <w:r>
+        <w:rPr>
+          <w:rFonts w:cstheme="minorHAnsi"/>
           <w:color w:val="F8F8F6"/>
-          <w:shd w:val="clear" w:color="auto" w:fill="121212"/>
-        </w:rPr>
-        <w:t>addresses.About</w:t>
-      </w:r>
-      <w:proofErr w:type="spellEnd"/>
-      <w:r>
-        <w:rPr>
-          <w:rFonts w:ascii="Segoe UI" w:hAnsi="Segoe UI" w:cs="Segoe UI"/>
+          <w:sz w:val="20"/>
+          <w:szCs w:val="20"/>
+          <w:shd w:val="clear" w:color="auto" w:fill="2C2C2A"/>
+        </w:rPr>
+        <w:lastRenderedPageBreak/>
+        <w:t xml:space="preserve">managers) and horizontal tech solutions (e.g. cloud data platform accelerators, enterprise Copilot integration services). Ensure these offerings are “co-sell ready” with Microsoft – aligned to Microsoft solution areas and attractive for joint go-to-market. Work closely with our Microsoft Alliance leader based in the States and our Head of Microsoft Innovation Unit in the UK. Sales Enablement &amp; Alliance Support: Work closely with sales teams, account directors, alliance managers, and marketing to successfully take propositions to market. Enable our sales force to sell new offerings by providing training, playbooks, and direct deal support. In key client pursuits – especially those involving AI solutions or Microsoft technology – serve as a subject matter expert and advisor, helping shape proposals and messaging. Collaborate with the Microsoft alliance lead to drive co-sell activities, joint marketing campaigns, and ensure our Microsoft partnership delivers revenue growth in the UK and new regions (e.g. DACH, US, APAC). Market Insight &amp; Continuous Improvement: Stay abreast of industry trends in AI, data and digital transformation across both financial services and other sectors. Gather feedback from clients, partners, and internal teams to continuously improve and adapt the portfolio. Monitor competitor offerings and adjust our propositions to maintain a competitive edge. Be a thought leader who can internally champion new ideas and externally represent our capabilities at industry forums or with clients. Cross-Functional Collaboration: Operate effectively in a consulting and services-led organization, collaborating with practice leads, data scientists, engineers, and delivery teams to ensure our propositions are not just visionary but also deliverable and profitable. Balance innovation with practicality – define clear scope, delivery approach, and value metrics for each proposition. Work with Insight &amp; Analytics (I&amp;A) colleagues to integrate our research/analytics services with technology offerings, creating combined value propositions that competitors can’t easily replicate. REQUIRED EXPERIENCE AND SKILLSETS: Product Management Expertise: Proven experience (8+ years) in product management or offering management within technology consulting, digital services, or enterprise software. You have a track record of developing and launching service offerings or products from concept to market success. Experience in AI/ML, data analytics, or digital transformation services is highly desirable. Domain Exposure: Financial Services &amp; Corporates: Experience serving both financial services and corporate clients is essential. You understand how to position solutions in regulated environments like banking or asset management, and you appreciate the broader enterprise needs of corporates across industries. This dual exposure enables you to tailor propositions and messaging to different contexts (e.g. addressing a bank’s data governance concerns vs. a corporate’s productivity goals). AI &amp; Data Knowledge: Strong understanding of the AI landscape – including generative AI, analytics, data platforms, and related technologies. You don’t need to be a hands-on data scientist, but you should grasp AI use-case envisioning, data governance considerations, and the principles of deploying AI at enterprise scale (e.g. AI factory/centre of excellence approaches). Familiarity with popular AI tools &amp; platforms (e.g. large language models, AI Foundry, AWS AI services) and trends in enterprise AI adoption is important. Hyperscaler Ecosystem Experience (Microsoft advantageous): Experience working with or within a major cloud/hyperscaler ecosystem is preferred. Knowledge of Microsoft’s Azure &amp; AI stack and partner programmes is a significant plus. Perhaps you have managed cloud-based solutions, worked on Azure data/AI projects, or collaborated in a Microsoft co-sell context. This will help you hit the ground running in shaping Azure/Copilot-related propositions and engaging credibly with Microsoft. Strategic &amp; Analytical Thinker: Demonstrated ability to think strategically about market needs and then translate that into concrete service offerings. Strong analytical skills to identify gaps in our portfolio, size market opportunities, and define value propositions with clear ROI. You are adept at researching competitors and market trends, and you use data/feedback to drive decision-making for product/service direction. Excellent Communication &amp; Influence: Outstanding written and verbal communication skills. Able to craft crisp value propositions and compelling narratives for both technical and executive audiences. Comfortable presenting to clients and senior internal stakeholders. You excel at cross-functional influence without authority – aligning teams from sales, marketing, delivery, and alliances around a common product vision. Execution Focus in Services Environment: Proven ability to work in a matrixed, services-led organisation and get things done. You can coordinate initiatives that span multiple </w:t>
+      </w:r>
+      <w:r>
+        <w:rPr>
+          <w:rFonts w:cstheme="minorHAnsi"/>
           <w:color w:val="F8F8F6"/>
-          <w:shd w:val="clear" w:color="auto" w:fill="121212"/>
-        </w:rPr>
-        <w:t xml:space="preserve"> The </w:t>
-      </w:r>
-      <w:proofErr w:type="spellStart"/>
-      <w:r>
-        <w:rPr>
-          <w:rFonts w:ascii="Segoe UI" w:hAnsi="Segoe UI" w:cs="Segoe UI"/>
+          <w:sz w:val="20"/>
+          <w:szCs w:val="20"/>
+          <w:shd w:val="clear" w:color="auto" w:fill="2C2C2A"/>
+        </w:rPr>
+        <w:lastRenderedPageBreak/>
+        <w:t>teams and ensure timely delivery of high-quality outputs (e.g. launching a new proposition playbook or running internal training). A self-starter with strong project management and organisational skills, capable of balancing strategic thinking with hands-on execution details. Prior experience in consulting firm + MBA or relevant masters degree: Understanding the dynamics of consulting offerings, pricing, and delivery models will be an advantage backed by the academic experience from relevant training / education. POSITION &amp; ORGANIZATION: This role is based in the UK (London or other hub, with flexibility) and carries a global remit – you will collaborate with colleagues and clients internationally. We are also open to exceptional candidates based in the USA. The Senior Product Manager – AD&amp;D reports into the leadership of our AI, Data &amp; Digital Services business.</w:t>
+      </w:r>
+    </w:p>
+    <w:p>
+      <w:pPr>
+        <w:shd w:val="clear" w:color="auto" w:fill="FFFFFF" w:themeFill="background1"/>
+        <w:rPr>
+          <w:rFonts w:cstheme="minorHAnsi"/>
           <w:color w:val="F8F8F6"/>
-          <w:shd w:val="clear" w:color="auto" w:fill="121212"/>
-        </w:rPr>
-        <w:t>RoleThe</w:t>
-      </w:r>
-      <w:proofErr w:type="spellEnd"/>
-      <w:r>
-        <w:rPr>
-          <w:rFonts w:ascii="Segoe UI" w:hAnsi="Segoe UI" w:cs="Segoe UI"/>
+          <w:sz w:val="20"/>
+          <w:szCs w:val="20"/>
+          <w:shd w:val="clear" w:color="auto" w:fill="2C2C2A"/>
+        </w:rPr>
+      </w:pPr>
+      <w:r>
+        <w:rPr>
+          <w:rFonts w:cstheme="minorHAnsi"/>
           <w:color w:val="F8F8F6"/>
-          <w:shd w:val="clear" w:color="auto" w:fill="121212"/>
-        </w:rPr>
-        <w:t xml:space="preserve"> Talent Management team owns a suite of products that help Rippling customers manage, develop, and retain their </w:t>
-      </w:r>
-      <w:proofErr w:type="spellStart"/>
-      <w:r>
-        <w:rPr>
-          <w:rFonts w:ascii="Segoe UI" w:hAnsi="Segoe UI" w:cs="Segoe UI"/>
+          <w:sz w:val="20"/>
+          <w:szCs w:val="20"/>
+          <w:shd w:val="clear" w:color="auto" w:fill="2C2C2A"/>
+        </w:rPr>
+        <w:t>Reasoning for Weak Match:</w:t>
+      </w:r>
+    </w:p>
+    <w:p>
+      <w:pPr>
+        <w:spacing w:before="100" w:beforeAutospacing="1" w:after="100" w:afterAutospacing="1" w:line="240" w:lineRule="auto"/>
+        <w:outlineLvl w:val="3"/>
+        <w:rPr>
+          <w:rFonts w:eastAsia="Times New Roman" w:cstheme="minorHAnsi"/>
+          <w:b/>
+          <w:bCs/>
+          <w:kern w:val="0"/>
+          <w:sz w:val="20"/>
+          <w:szCs w:val="20"/>
+          <w14:ligatures w14:val="none"/>
+        </w:rPr>
+      </w:pPr>
+      <w:r>
+        <w:rPr>
+          <w:rFonts w:eastAsia="Times New Roman" w:cstheme="minorHAnsi"/>
+          <w:b/>
+          <w:bCs/>
+          <w:kern w:val="0"/>
+          <w:sz w:val="20"/>
+          <w:szCs w:val="20"/>
+          <w14:ligatures w14:val="none"/>
+        </w:rPr>
+        <w:t>1. EXPERIENCE LEVEL MATCH</w:t>
+      </w:r>
+    </w:p>
+    <w:p>
+      <w:pPr>
+        <w:spacing w:before="100" w:beforeAutospacing="1" w:after="100" w:afterAutospacing="1" w:line="240" w:lineRule="auto"/>
+        <w:rPr>
+          <w:rFonts w:eastAsia="Times New Roman" w:cstheme="minorHAnsi"/>
+          <w:kern w:val="0"/>
+          <w:sz w:val="20"/>
+          <w:szCs w:val="20"/>
+          <w14:ligatures w14:val="none"/>
+        </w:rPr>
+      </w:pPr>
+      <w:r>
+        <w:rPr>
+          <w:rFonts w:eastAsia="Times New Roman" w:cstheme="minorHAnsi"/>
+          <w:kern w:val="0"/>
+          <w:sz w:val="20"/>
+          <w:szCs w:val="20"/>
+          <w14:ligatures w14:val="none"/>
+        </w:rPr>
+        <w:t xml:space="preserve">JD asks for: 8+ years product management or offering management in technology consulting You have: ~7-8 years PM experience, but in </w:t>
+      </w:r>
+      <w:r>
+        <w:rPr>
+          <w:rFonts w:eastAsia="Times New Roman" w:cstheme="minorHAnsi"/>
+          <w:b/>
+          <w:bCs/>
+          <w:kern w:val="0"/>
+          <w:sz w:val="20"/>
+          <w:szCs w:val="20"/>
+          <w14:ligatures w14:val="none"/>
+        </w:rPr>
+        <w:t>product</w:t>
+      </w:r>
+      <w:r>
+        <w:rPr>
+          <w:rFonts w:eastAsia="Times New Roman" w:cstheme="minorHAnsi"/>
+          <w:kern w:val="0"/>
+          <w:sz w:val="20"/>
+          <w:szCs w:val="20"/>
+          <w14:ligatures w14:val="none"/>
+        </w:rPr>
+        <w:t xml:space="preserve"> not </w:t>
+      </w:r>
+      <w:r>
+        <w:rPr>
+          <w:rFonts w:eastAsia="Times New Roman" w:cstheme="minorHAnsi"/>
+          <w:b/>
+          <w:bCs/>
+          <w:kern w:val="0"/>
+          <w:sz w:val="20"/>
+          <w:szCs w:val="20"/>
+          <w14:ligatures w14:val="none"/>
+        </w:rPr>
+        <w:t>consulting services</w:t>
+      </w:r>
+    </w:p>
+    <w:p>
+      <w:pPr>
+        <w:spacing w:before="100" w:beforeAutospacing="1" w:after="100" w:afterAutospacing="1" w:line="240" w:lineRule="auto"/>
+        <w:rPr>
+          <w:rFonts w:eastAsia="Times New Roman" w:cstheme="minorHAnsi"/>
+          <w:kern w:val="0"/>
+          <w:sz w:val="20"/>
+          <w:szCs w:val="20"/>
+          <w14:ligatures w14:val="none"/>
+        </w:rPr>
+      </w:pPr>
+      <w:r>
+        <w:rPr>
+          <w:rFonts w:eastAsia="Times New Roman" w:cstheme="minorHAnsi"/>
+          <w:kern w:val="0"/>
+          <w:sz w:val="20"/>
+          <w:szCs w:val="20"/>
+          <w14:ligatures w14:val="none"/>
+        </w:rPr>
+        <w:t xml:space="preserve">This is </w:t>
+      </w:r>
+      <w:r>
+        <w:rPr>
+          <w:rFonts w:eastAsia="Times New Roman" w:cstheme="minorHAnsi"/>
+          <w:b/>
+          <w:bCs/>
+          <w:kern w:val="0"/>
+          <w:sz w:val="20"/>
+          <w:szCs w:val="20"/>
+          <w14:ligatures w14:val="none"/>
+        </w:rPr>
+        <w:t>functionally at bar on years</w:t>
+      </w:r>
+      <w:r>
+        <w:rPr>
+          <w:rFonts w:eastAsia="Times New Roman" w:cstheme="minorHAnsi"/>
+          <w:kern w:val="0"/>
+          <w:sz w:val="20"/>
+          <w:szCs w:val="20"/>
+          <w14:ligatures w14:val="none"/>
+        </w:rPr>
+        <w:t xml:space="preserve"> but the </w:t>
+      </w:r>
+      <w:r>
+        <w:rPr>
+          <w:rFonts w:eastAsia="Times New Roman" w:cstheme="minorHAnsi"/>
+          <w:i/>
+          <w:iCs/>
+          <w:kern w:val="0"/>
+          <w:sz w:val="20"/>
+          <w:szCs w:val="20"/>
+          <w14:ligatures w14:val="none"/>
+        </w:rPr>
+        <w:t>type</w:t>
+      </w:r>
+      <w:r>
+        <w:rPr>
+          <w:rFonts w:eastAsia="Times New Roman" w:cstheme="minorHAnsi"/>
+          <w:kern w:val="0"/>
+          <w:sz w:val="20"/>
+          <w:szCs w:val="20"/>
+          <w14:ligatures w14:val="none"/>
+        </w:rPr>
+        <w:t xml:space="preserve"> of experience is a significant mismatch (more on this in gaps).</w:t>
+      </w:r>
+    </w:p>
+    <w:p>
+      <w:pPr>
+        <w:spacing w:before="100" w:beforeAutospacing="1" w:after="100" w:afterAutospacing="1" w:line="240" w:lineRule="auto"/>
+        <w:outlineLvl w:val="3"/>
+        <w:rPr>
+          <w:rFonts w:eastAsia="Times New Roman" w:cstheme="minorHAnsi"/>
+          <w:b/>
+          <w:bCs/>
+          <w:kern w:val="0"/>
+          <w:sz w:val="20"/>
+          <w:szCs w:val="20"/>
+          <w14:ligatures w14:val="none"/>
+        </w:rPr>
+      </w:pPr>
+      <w:r>
+        <w:rPr>
+          <w:rFonts w:eastAsia="Times New Roman" w:cstheme="minorHAnsi"/>
+          <w:b/>
+          <w:bCs/>
+          <w:kern w:val="0"/>
+          <w:sz w:val="20"/>
+          <w:szCs w:val="20"/>
+          <w14:ligatures w14:val="none"/>
+        </w:rPr>
+        <w:t>2. ROLE TYPE ALIGNMENT — THE CORE ISSUE</w:t>
+      </w:r>
+    </w:p>
+    <w:p>
+      <w:pPr>
+        <w:spacing w:before="100" w:beforeAutospacing="1" w:after="100" w:afterAutospacing="1" w:line="240" w:lineRule="auto"/>
+        <w:rPr>
+          <w:rFonts w:eastAsia="Times New Roman" w:cstheme="minorHAnsi"/>
+          <w:kern w:val="0"/>
+          <w:sz w:val="20"/>
+          <w:szCs w:val="20"/>
+          <w14:ligatures w14:val="none"/>
+        </w:rPr>
+      </w:pPr>
+      <w:r>
+        <w:rPr>
+          <w:rFonts w:eastAsia="Times New Roman" w:cstheme="minorHAnsi"/>
+          <w:kern w:val="0"/>
+          <w:sz w:val="20"/>
+          <w:szCs w:val="20"/>
+          <w14:ligatures w14:val="none"/>
+        </w:rPr>
+        <w:t>This role is asking for someone to do four things simultaneously:</w:t>
+      </w:r>
+    </w:p>
+    <w:p>
+      <w:pPr>
+        <w:spacing w:before="100" w:beforeAutospacing="1" w:after="100" w:afterAutospacing="1" w:line="240" w:lineRule="auto"/>
+        <w:rPr>
+          <w:rFonts w:eastAsia="Times New Roman" w:cstheme="minorHAnsi"/>
+          <w:kern w:val="0"/>
+          <w:sz w:val="20"/>
+          <w:szCs w:val="20"/>
+          <w14:ligatures w14:val="none"/>
+        </w:rPr>
+      </w:pPr>
+      <w:r>
+        <w:rPr>
+          <w:rFonts w:eastAsia="Times New Roman" w:cstheme="minorHAnsi"/>
+          <w:b/>
+          <w:bCs/>
+          <w:kern w:val="0"/>
+          <w:sz w:val="20"/>
+          <w:szCs w:val="20"/>
+          <w14:ligatures w14:val="none"/>
+        </w:rPr>
+        <w:t>A) Consulting Proposition Design</w:t>
+      </w:r>
+      <w:r>
+        <w:rPr>
+          <w:rFonts w:eastAsia="Times New Roman" w:cstheme="minorHAnsi"/>
+          <w:kern w:val="0"/>
+          <w:sz w:val="20"/>
+          <w:szCs w:val="20"/>
+          <w14:ligatures w14:val="none"/>
+        </w:rPr>
+        <w:t xml:space="preserve"> — Define what services Acuity sells, how they're packaged, what the value narrative is. This is a </w:t>
+      </w:r>
+      <w:r>
+        <w:rPr>
+          <w:rFonts w:eastAsia="Times New Roman" w:cstheme="minorHAnsi"/>
+          <w:i/>
+          <w:iCs/>
+          <w:kern w:val="0"/>
+          <w:sz w:val="20"/>
+          <w:szCs w:val="20"/>
+          <w14:ligatures w14:val="none"/>
+        </w:rPr>
+        <w:t>management consulting</w:t>
+      </w:r>
+      <w:r>
+        <w:rPr>
+          <w:rFonts w:eastAsia="Times New Roman" w:cstheme="minorHAnsi"/>
+          <w:kern w:val="0"/>
+          <w:sz w:val="20"/>
+          <w:szCs w:val="20"/>
+          <w14:ligatures w14:val="none"/>
+        </w:rPr>
+        <w:t xml:space="preserve"> skillset, not a platform PM skillset. Think McKinsey practice leader meets GTM strategist.</w:t>
+      </w:r>
+    </w:p>
+    <w:p>
+      <w:pPr>
+        <w:spacing w:before="100" w:beforeAutospacing="1" w:after="100" w:afterAutospacing="1" w:line="240" w:lineRule="auto"/>
+        <w:rPr>
+          <w:rFonts w:eastAsia="Times New Roman" w:cstheme="minorHAnsi"/>
+          <w:kern w:val="0"/>
+          <w:sz w:val="20"/>
+          <w:szCs w:val="20"/>
+          <w14:ligatures w14:val="none"/>
+        </w:rPr>
+      </w:pPr>
+      <w:r>
+        <w:rPr>
+          <w:rFonts w:eastAsia="Times New Roman" w:cstheme="minorHAnsi"/>
+          <w:b/>
+          <w:bCs/>
+          <w:kern w:val="0"/>
+          <w:sz w:val="20"/>
+          <w:szCs w:val="20"/>
+          <w14:ligatures w14:val="none"/>
+        </w:rPr>
+        <w:t>B) Microsoft Alliance Management</w:t>
+      </w:r>
+      <w:r>
+        <w:rPr>
+          <w:rFonts w:eastAsia="Times New Roman" w:cstheme="minorHAnsi"/>
+          <w:kern w:val="0"/>
+          <w:sz w:val="20"/>
+          <w:szCs w:val="20"/>
+          <w14:ligatures w14:val="none"/>
+        </w:rPr>
+        <w:t xml:space="preserve"> — Drive the co-sell relationship with Microsoft, build "co-sell ready" offerings aligned to Microsoft solution areas. This requires deep familiarity with Microsoft partner ecosystems (ISV/SI partnerships, Azure Marketplace, co-sell motions).</w:t>
+      </w:r>
+    </w:p>
+    <w:p>
+      <w:pPr>
+        <w:spacing w:before="100" w:beforeAutospacing="1" w:after="100" w:afterAutospacing="1" w:line="240" w:lineRule="auto"/>
+        <w:rPr>
+          <w:rFonts w:eastAsia="Times New Roman" w:cstheme="minorHAnsi"/>
+          <w:kern w:val="0"/>
+          <w:sz w:val="20"/>
+          <w:szCs w:val="20"/>
+          <w14:ligatures w14:val="none"/>
+        </w:rPr>
+      </w:pPr>
+      <w:r>
+        <w:rPr>
+          <w:rFonts w:eastAsia="Times New Roman" w:cstheme="minorHAnsi"/>
+          <w:b/>
+          <w:bCs/>
+          <w:kern w:val="0"/>
+          <w:sz w:val="20"/>
+          <w:szCs w:val="20"/>
+          <w14:ligatures w14:val="none"/>
+        </w:rPr>
+        <w:t>C) Sales Enablement</w:t>
+      </w:r>
+      <w:r>
+        <w:rPr>
+          <w:rFonts w:eastAsia="Times New Roman" w:cstheme="minorHAnsi"/>
+          <w:kern w:val="0"/>
+          <w:sz w:val="20"/>
+          <w:szCs w:val="20"/>
+          <w14:ligatures w14:val="none"/>
+        </w:rPr>
+        <w:t xml:space="preserve"> — Build playbooks, train sales teams, join client pursuits as a subject matter expert. This is </w:t>
+      </w:r>
+      <w:r>
+        <w:rPr>
+          <w:rFonts w:eastAsia="Times New Roman" w:cstheme="minorHAnsi"/>
+          <w:i/>
+          <w:iCs/>
+          <w:kern w:val="0"/>
+          <w:sz w:val="20"/>
+          <w:szCs w:val="20"/>
+          <w14:ligatures w14:val="none"/>
+        </w:rPr>
+        <w:t>pre-sales consulting</w:t>
+      </w:r>
+      <w:r>
+        <w:rPr>
+          <w:rFonts w:eastAsia="Times New Roman" w:cstheme="minorHAnsi"/>
+          <w:kern w:val="0"/>
+          <w:sz w:val="20"/>
+          <w:szCs w:val="20"/>
+          <w14:ligatures w14:val="none"/>
+        </w:rPr>
+        <w:t>, not product management.</w:t>
+      </w:r>
+    </w:p>
+    <w:p>
+      <w:pPr>
+        <w:spacing w:before="100" w:beforeAutospacing="1" w:after="100" w:afterAutospacing="1" w:line="240" w:lineRule="auto"/>
+        <w:rPr>
+          <w:rFonts w:eastAsia="Times New Roman" w:cstheme="minorHAnsi"/>
+          <w:kern w:val="0"/>
+          <w:sz w:val="20"/>
+          <w:szCs w:val="20"/>
+          <w14:ligatures w14:val="none"/>
+        </w:rPr>
+      </w:pPr>
+      <w:r>
+        <w:rPr>
+          <w:rFonts w:eastAsia="Times New Roman" w:cstheme="minorHAnsi"/>
+          <w:b/>
+          <w:bCs/>
+          <w:kern w:val="0"/>
+          <w:sz w:val="20"/>
+          <w:szCs w:val="20"/>
+          <w14:ligatures w14:val="none"/>
+        </w:rPr>
+        <w:t>D) AI Narrative &amp; Thought Leadership</w:t>
+      </w:r>
+      <w:r>
+        <w:rPr>
+          <w:rFonts w:eastAsia="Times New Roman" w:cstheme="minorHAnsi"/>
+          <w:kern w:val="0"/>
+          <w:sz w:val="20"/>
+          <w:szCs w:val="20"/>
+          <w14:ligatures w14:val="none"/>
+        </w:rPr>
+        <w:t xml:space="preserve"> — Articulate Acuity's AI story externally. This is closer to a Chief Evangelist or VP of Product Marketing function.</w:t>
+      </w:r>
+    </w:p>
+    <w:p>
+      <w:pPr>
+        <w:spacing w:before="100" w:beforeAutospacing="1" w:after="100" w:afterAutospacing="1" w:line="240" w:lineRule="auto"/>
+        <w:rPr>
+          <w:rFonts w:eastAsia="Times New Roman" w:cstheme="minorHAnsi"/>
+          <w:kern w:val="0"/>
+          <w:sz w:val="20"/>
+          <w:szCs w:val="20"/>
+          <w14:ligatures w14:val="none"/>
+        </w:rPr>
+      </w:pPr>
+      <w:r>
+        <w:rPr>
+          <w:rFonts w:eastAsia="Times New Roman" w:cstheme="minorHAnsi"/>
+          <w:kern w:val="0"/>
+          <w:sz w:val="20"/>
+          <w:szCs w:val="20"/>
+          <w14:ligatures w14:val="none"/>
+        </w:rPr>
+        <w:t xml:space="preserve">Your candidacy maps to exactly </w:t>
+      </w:r>
+      <w:r>
+        <w:rPr>
+          <w:rFonts w:eastAsia="Times New Roman" w:cstheme="minorHAnsi"/>
+          <w:b/>
+          <w:bCs/>
+          <w:kern w:val="0"/>
+          <w:sz w:val="20"/>
+          <w:szCs w:val="20"/>
+          <w14:ligatures w14:val="none"/>
+        </w:rPr>
+        <w:t>none of these as primary experience.</w:t>
+      </w:r>
+      <w:r>
+        <w:rPr>
+          <w:rFonts w:eastAsia="Times New Roman" w:cstheme="minorHAnsi"/>
+          <w:kern w:val="0"/>
+          <w:sz w:val="20"/>
+          <w:szCs w:val="20"/>
+          <w14:ligatures w14:val="none"/>
+        </w:rPr>
+        <w:t xml:space="preserve"> You build internal infrastructure products. This role designs external consulting service packages.</w:t>
+      </w:r>
+    </w:p>
+    <w:p>
+      <w:pPr>
+        <w:spacing w:before="100" w:beforeAutospacing="1" w:after="100" w:afterAutospacing="1" w:line="240" w:lineRule="auto"/>
+        <w:outlineLvl w:val="3"/>
+        <w:rPr>
+          <w:rFonts w:eastAsia="Times New Roman" w:cstheme="minorHAnsi"/>
+          <w:b/>
+          <w:bCs/>
+          <w:kern w:val="0"/>
+          <w:sz w:val="20"/>
+          <w:szCs w:val="20"/>
+          <w14:ligatures w14:val="none"/>
+        </w:rPr>
+      </w:pPr>
+      <w:r>
+        <w:rPr>
+          <w:rFonts w:eastAsia="Times New Roman" w:cstheme="minorHAnsi"/>
+          <w:b/>
+          <w:bCs/>
+          <w:kern w:val="0"/>
+          <w:sz w:val="20"/>
+          <w:szCs w:val="20"/>
+          <w14:ligatures w14:val="none"/>
+        </w:rPr>
+        <w:t>3. SKILLS ALIGNMENT</w:t>
+      </w:r>
+    </w:p>
+    <w:tbl>
+      <w:tblPr>
+        <w:tblW w:w="0" w:type="auto"/>
+        <w:tblCellSpacing w:w="15" w:type="dxa"/>
+        <w:tblCellMar>
+          <w:top w:w="15" w:type="dxa"/>
+          <w:left w:w="15" w:type="dxa"/>
+          <w:bottom w:w="15" w:type="dxa"/>
+          <w:right w:w="15" w:type="dxa"/>
+        </w:tblCellMar>
+        <w:tblLook w:val="04A0" w:firstRow="1" w:lastRow="0" w:firstColumn="1" w:lastColumn="0" w:noHBand="0" w:noVBand="1"/>
+      </w:tblPr>
+      <w:tblGrid>
+        <w:gridCol w:w="3526"/>
+        <w:gridCol w:w="5227"/>
+        <w:gridCol w:w="607"/>
+      </w:tblGrid>
+      <w:tr>
+        <w:trPr>
+          <w:tblHeader/>
+          <w:tblCellSpacing w:w="15" w:type="dxa"/>
+        </w:trPr>
+        <w:tc>
+          <w:tcPr>
+            <w:tcW w:w="0" w:type="auto"/>
+            <w:vAlign w:val="center"/>
+            <w:hideMark/>
+          </w:tcPr>
+          <w:p>
+            <w:pPr>
+              <w:spacing w:after="0" w:line="240" w:lineRule="auto"/>
+              <w:jc w:val="center"/>
+              <w:rPr>
+                <w:rFonts w:eastAsia="Times New Roman" w:cstheme="minorHAnsi"/>
+                <w:b/>
+                <w:bCs/>
+                <w:kern w:val="0"/>
+                <w:sz w:val="20"/>
+                <w:szCs w:val="20"/>
+                <w14:ligatures w14:val="none"/>
+              </w:rPr>
+            </w:pPr>
+            <w:r>
+              <w:rPr>
+                <w:rFonts w:eastAsia="Times New Roman" w:cstheme="minorHAnsi"/>
+                <w:b/>
+                <w:bCs/>
+                <w:kern w:val="0"/>
+                <w:sz w:val="20"/>
+                <w:szCs w:val="20"/>
+                <w14:ligatures w14:val="none"/>
+              </w:rPr>
+              <w:t>JD Requirement</w:t>
+            </w:r>
+          </w:p>
+        </w:tc>
+        <w:tc>
+          <w:tcPr>
+            <w:tcW w:w="0" w:type="auto"/>
+            <w:vAlign w:val="center"/>
+            <w:hideMark/>
+          </w:tcPr>
+          <w:p>
+            <w:pPr>
+              <w:spacing w:after="0" w:line="240" w:lineRule="auto"/>
+              <w:jc w:val="center"/>
+              <w:rPr>
+                <w:rFonts w:eastAsia="Times New Roman" w:cstheme="minorHAnsi"/>
+                <w:b/>
+                <w:bCs/>
+                <w:kern w:val="0"/>
+                <w:sz w:val="20"/>
+                <w:szCs w:val="20"/>
+                <w14:ligatures w14:val="none"/>
+              </w:rPr>
+            </w:pPr>
+            <w:r>
+              <w:rPr>
+                <w:rFonts w:eastAsia="Times New Roman" w:cstheme="minorHAnsi"/>
+                <w:b/>
+                <w:bCs/>
+                <w:kern w:val="0"/>
+                <w:sz w:val="20"/>
+                <w:szCs w:val="20"/>
+                <w14:ligatures w14:val="none"/>
+              </w:rPr>
+              <w:t>Candidate Evidence</w:t>
+            </w:r>
+          </w:p>
+        </w:tc>
+        <w:tc>
+          <w:tcPr>
+            <w:tcW w:w="0" w:type="auto"/>
+            <w:vAlign w:val="center"/>
+            <w:hideMark/>
+          </w:tcPr>
+          <w:p>
+            <w:pPr>
+              <w:spacing w:after="0" w:line="240" w:lineRule="auto"/>
+              <w:jc w:val="center"/>
+              <w:rPr>
+                <w:rFonts w:eastAsia="Times New Roman" w:cstheme="minorHAnsi"/>
+                <w:b/>
+                <w:bCs/>
+                <w:kern w:val="0"/>
+                <w:sz w:val="20"/>
+                <w:szCs w:val="20"/>
+                <w14:ligatures w14:val="none"/>
+              </w:rPr>
+            </w:pPr>
+            <w:r>
+              <w:rPr>
+                <w:rFonts w:eastAsia="Times New Roman" w:cstheme="minorHAnsi"/>
+                <w:b/>
+                <w:bCs/>
+                <w:kern w:val="0"/>
+                <w:sz w:val="20"/>
+                <w:szCs w:val="20"/>
+                <w14:ligatures w14:val="none"/>
+              </w:rPr>
+              <w:t>Rating</w:t>
+            </w:r>
+          </w:p>
+        </w:tc>
+      </w:tr>
+      <w:tr>
+        <w:trPr>
+          <w:tblCellSpacing w:w="15" w:type="dxa"/>
+        </w:trPr>
+        <w:tc>
+          <w:tcPr>
+            <w:tcW w:w="0" w:type="auto"/>
+            <w:vAlign w:val="center"/>
+            <w:hideMark/>
+          </w:tcPr>
+          <w:p>
+            <w:pPr>
+              <w:spacing w:after="0" w:line="240" w:lineRule="auto"/>
+              <w:rPr>
+                <w:rFonts w:eastAsia="Times New Roman" w:cstheme="minorHAnsi"/>
+                <w:kern w:val="0"/>
+                <w:sz w:val="20"/>
+                <w:szCs w:val="20"/>
+                <w14:ligatures w14:val="none"/>
+              </w:rPr>
+            </w:pPr>
+            <w:r>
+              <w:rPr>
+                <w:rFonts w:eastAsia="Times New Roman" w:cstheme="minorHAnsi"/>
+                <w:kern w:val="0"/>
+                <w:sz w:val="20"/>
+                <w:szCs w:val="20"/>
+                <w14:ligatures w14:val="none"/>
+              </w:rPr>
+              <w:t>Proposition design / offering management</w:t>
+            </w:r>
+          </w:p>
+        </w:tc>
+        <w:tc>
+          <w:tcPr>
+            <w:tcW w:w="0" w:type="auto"/>
+            <w:vAlign w:val="center"/>
+            <w:hideMark/>
+          </w:tcPr>
+          <w:p>
+            <w:pPr>
+              <w:spacing w:after="0" w:line="240" w:lineRule="auto"/>
+              <w:rPr>
+                <w:rFonts w:eastAsia="Times New Roman" w:cstheme="minorHAnsi"/>
+                <w:kern w:val="0"/>
+                <w:sz w:val="20"/>
+                <w:szCs w:val="20"/>
+                <w14:ligatures w14:val="none"/>
+              </w:rPr>
+            </w:pPr>
+            <w:r>
+              <w:rPr>
+                <w:rFonts w:eastAsia="Times New Roman" w:cstheme="minorHAnsi"/>
+                <w:kern w:val="0"/>
+                <w:sz w:val="20"/>
+                <w:szCs w:val="20"/>
+                <w14:ligatures w14:val="none"/>
+              </w:rPr>
+              <w:t>No evidence — you build products, not consulting offerings</w:t>
+            </w:r>
+          </w:p>
+        </w:tc>
+        <w:tc>
+          <w:tcPr>
+            <w:tcW w:w="0" w:type="auto"/>
+            <w:vAlign w:val="center"/>
+            <w:hideMark/>
+          </w:tcPr>
+          <w:p>
+            <w:pPr>
+              <w:spacing w:after="0" w:line="240" w:lineRule="auto"/>
+              <w:rPr>
+                <w:rFonts w:eastAsia="Times New Roman" w:cstheme="minorHAnsi"/>
+                <w:kern w:val="0"/>
+                <w:sz w:val="20"/>
+                <w:szCs w:val="20"/>
+                <w14:ligatures w14:val="none"/>
+              </w:rPr>
+            </w:pPr>
+            <w:r>
+              <w:rPr>
+                <w:rFonts w:ascii="Segoe UI Symbol" w:eastAsia="Times New Roman" w:hAnsi="Segoe UI Symbol" w:cs="Segoe UI Symbol"/>
+                <w:kern w:val="0"/>
+                <w:sz w:val="20"/>
+                <w:szCs w:val="20"/>
+                <w14:ligatures w14:val="none"/>
+              </w:rPr>
+              <w:t>✗</w:t>
+            </w:r>
+          </w:p>
+        </w:tc>
+      </w:tr>
+      <w:tr>
+        <w:trPr>
+          <w:tblCellSpacing w:w="15" w:type="dxa"/>
+        </w:trPr>
+        <w:tc>
+          <w:tcPr>
+            <w:tcW w:w="0" w:type="auto"/>
+            <w:vAlign w:val="center"/>
+            <w:hideMark/>
+          </w:tcPr>
+          <w:p>
+            <w:pPr>
+              <w:spacing w:after="0" w:line="240" w:lineRule="auto"/>
+              <w:rPr>
+                <w:rFonts w:eastAsia="Times New Roman" w:cstheme="minorHAnsi"/>
+                <w:kern w:val="0"/>
+                <w:sz w:val="20"/>
+                <w:szCs w:val="20"/>
+                <w14:ligatures w14:val="none"/>
+              </w:rPr>
+            </w:pPr>
+            <w:r>
+              <w:rPr>
+                <w:rFonts w:eastAsia="Times New Roman" w:cstheme="minorHAnsi"/>
+                <w:kern w:val="0"/>
+                <w:sz w:val="20"/>
+                <w:szCs w:val="20"/>
+                <w14:ligatures w14:val="none"/>
+              </w:rPr>
+              <w:t>Financial services domain knowledge</w:t>
+            </w:r>
+          </w:p>
+        </w:tc>
+        <w:tc>
+          <w:tcPr>
+            <w:tcW w:w="0" w:type="auto"/>
+            <w:vAlign w:val="center"/>
+            <w:hideMark/>
+          </w:tcPr>
+          <w:p>
+            <w:pPr>
+              <w:spacing w:after="0" w:line="240" w:lineRule="auto"/>
+              <w:rPr>
+                <w:rFonts w:eastAsia="Times New Roman" w:cstheme="minorHAnsi"/>
+                <w:kern w:val="0"/>
+                <w:sz w:val="20"/>
+                <w:szCs w:val="20"/>
+                <w14:ligatures w14:val="none"/>
+              </w:rPr>
+            </w:pPr>
+            <w:r>
+              <w:rPr>
+                <w:rFonts w:eastAsia="Times New Roman" w:cstheme="minorHAnsi"/>
+                <w:kern w:val="0"/>
+                <w:sz w:val="20"/>
+                <w:szCs w:val="20"/>
+                <w14:ligatures w14:val="none"/>
+              </w:rPr>
+              <w:t>Mexico project (vendor payment reconciliation in regulated context) is genuine but thin</w:t>
+            </w:r>
+          </w:p>
+        </w:tc>
+        <w:tc>
+          <w:tcPr>
+            <w:tcW w:w="0" w:type="auto"/>
+            <w:vAlign w:val="center"/>
+            <w:hideMark/>
+          </w:tcPr>
+          <w:p>
+            <w:pPr>
+              <w:spacing w:after="0" w:line="240" w:lineRule="auto"/>
+              <w:rPr>
+                <w:rFonts w:eastAsia="Times New Roman" w:cstheme="minorHAnsi"/>
+                <w:kern w:val="0"/>
+                <w:sz w:val="20"/>
+                <w:szCs w:val="20"/>
+                <w14:ligatures w14:val="none"/>
+              </w:rPr>
+            </w:pPr>
+            <w:r>
+              <w:rPr>
+                <w:rFonts w:ascii="Segoe UI Symbol" w:eastAsia="Times New Roman" w:hAnsi="Segoe UI Symbol" w:cs="Segoe UI Symbol"/>
+                <w:kern w:val="0"/>
+                <w:sz w:val="20"/>
+                <w:szCs w:val="20"/>
+                <w14:ligatures w14:val="none"/>
+              </w:rPr>
+              <w:t>✓✓</w:t>
+            </w:r>
+          </w:p>
+        </w:tc>
+      </w:tr>
+      <w:tr>
+        <w:trPr>
+          <w:tblCellSpacing w:w="15" w:type="dxa"/>
+        </w:trPr>
+        <w:tc>
+          <w:tcPr>
+            <w:tcW w:w="0" w:type="auto"/>
+            <w:vAlign w:val="center"/>
+            <w:hideMark/>
+          </w:tcPr>
+          <w:p>
+            <w:pPr>
+              <w:spacing w:after="0" w:line="240" w:lineRule="auto"/>
+              <w:rPr>
+                <w:rFonts w:eastAsia="Times New Roman" w:cstheme="minorHAnsi"/>
+                <w:kern w:val="0"/>
+                <w:sz w:val="20"/>
+                <w:szCs w:val="20"/>
+                <w14:ligatures w14:val="none"/>
+              </w:rPr>
+            </w:pPr>
+            <w:r>
+              <w:rPr>
+                <w:rFonts w:eastAsia="Times New Roman" w:cstheme="minorHAnsi"/>
+                <w:kern w:val="0"/>
+                <w:sz w:val="20"/>
+                <w:szCs w:val="20"/>
+                <w14:ligatures w14:val="none"/>
+              </w:rPr>
+              <w:t>Microsoft Azure / co-sell ecosystem</w:t>
+            </w:r>
+          </w:p>
+        </w:tc>
+        <w:tc>
+          <w:tcPr>
+            <w:tcW w:w="0" w:type="auto"/>
+            <w:vAlign w:val="center"/>
+            <w:hideMark/>
+          </w:tcPr>
+          <w:p>
+            <w:pPr>
+              <w:spacing w:after="0" w:line="240" w:lineRule="auto"/>
+              <w:rPr>
+                <w:rFonts w:eastAsia="Times New Roman" w:cstheme="minorHAnsi"/>
+                <w:kern w:val="0"/>
+                <w:sz w:val="20"/>
+                <w:szCs w:val="20"/>
+                <w14:ligatures w14:val="none"/>
+              </w:rPr>
+            </w:pPr>
+            <w:r>
+              <w:rPr>
+                <w:rFonts w:eastAsia="Times New Roman" w:cstheme="minorHAnsi"/>
+                <w:kern w:val="0"/>
+                <w:sz w:val="20"/>
+                <w:szCs w:val="20"/>
+                <w14:ligatures w14:val="none"/>
+              </w:rPr>
+              <w:t>No evidence whatsoever</w:t>
+            </w:r>
+          </w:p>
+        </w:tc>
+        <w:tc>
+          <w:tcPr>
+            <w:tcW w:w="0" w:type="auto"/>
+            <w:vAlign w:val="center"/>
+            <w:hideMark/>
+          </w:tcPr>
+          <w:p>
+            <w:pPr>
+              <w:spacing w:after="0" w:line="240" w:lineRule="auto"/>
+              <w:rPr>
+                <w:rFonts w:eastAsia="Times New Roman" w:cstheme="minorHAnsi"/>
+                <w:kern w:val="0"/>
+                <w:sz w:val="20"/>
+                <w:szCs w:val="20"/>
+                <w14:ligatures w14:val="none"/>
+              </w:rPr>
+            </w:pPr>
+            <w:r>
+              <w:rPr>
+                <w:rFonts w:ascii="Segoe UI Symbol" w:eastAsia="Times New Roman" w:hAnsi="Segoe UI Symbol" w:cs="Segoe UI Symbol"/>
+                <w:kern w:val="0"/>
+                <w:sz w:val="20"/>
+                <w:szCs w:val="20"/>
+                <w14:ligatures w14:val="none"/>
+              </w:rPr>
+              <w:t>✗</w:t>
+            </w:r>
+          </w:p>
+        </w:tc>
+      </w:tr>
+      <w:tr>
+        <w:trPr>
+          <w:tblCellSpacing w:w="15" w:type="dxa"/>
+        </w:trPr>
+        <w:tc>
+          <w:tcPr>
+            <w:tcW w:w="0" w:type="auto"/>
+            <w:vAlign w:val="center"/>
+            <w:hideMark/>
+          </w:tcPr>
+          <w:p>
+            <w:pPr>
+              <w:spacing w:after="0" w:line="240" w:lineRule="auto"/>
+              <w:rPr>
+                <w:rFonts w:eastAsia="Times New Roman" w:cstheme="minorHAnsi"/>
+                <w:kern w:val="0"/>
+                <w:sz w:val="20"/>
+                <w:szCs w:val="20"/>
+                <w14:ligatures w14:val="none"/>
+              </w:rPr>
+            </w:pPr>
+            <w:r>
+              <w:rPr>
+                <w:rFonts w:eastAsia="Times New Roman" w:cstheme="minorHAnsi"/>
+                <w:kern w:val="0"/>
+                <w:sz w:val="20"/>
+                <w:szCs w:val="20"/>
+                <w14:ligatures w14:val="none"/>
+              </w:rPr>
+              <w:t>Consulting firm dynamics (pricing, delivery models)</w:t>
+            </w:r>
+          </w:p>
+        </w:tc>
+        <w:tc>
+          <w:tcPr>
+            <w:tcW w:w="0" w:type="auto"/>
+            <w:vAlign w:val="center"/>
+            <w:hideMark/>
+          </w:tcPr>
+          <w:p>
+            <w:pPr>
+              <w:spacing w:after="0" w:line="240" w:lineRule="auto"/>
+              <w:rPr>
+                <w:rFonts w:eastAsia="Times New Roman" w:cstheme="minorHAnsi"/>
+                <w:kern w:val="0"/>
+                <w:sz w:val="20"/>
+                <w:szCs w:val="20"/>
+                <w14:ligatures w14:val="none"/>
+              </w:rPr>
+            </w:pPr>
+            <w:r>
+              <w:rPr>
+                <w:rFonts w:eastAsia="Times New Roman" w:cstheme="minorHAnsi"/>
+                <w:kern w:val="0"/>
+                <w:sz w:val="20"/>
+                <w:szCs w:val="20"/>
+                <w14:ligatures w14:val="none"/>
+              </w:rPr>
+              <w:t>EY background is genuinely relevant here</w:t>
+            </w:r>
+          </w:p>
+        </w:tc>
+        <w:tc>
+          <w:tcPr>
+            <w:tcW w:w="0" w:type="auto"/>
+            <w:vAlign w:val="center"/>
+            <w:hideMark/>
+          </w:tcPr>
+          <w:p>
+            <w:pPr>
+              <w:spacing w:after="0" w:line="240" w:lineRule="auto"/>
+              <w:rPr>
+                <w:rFonts w:eastAsia="Times New Roman" w:cstheme="minorHAnsi"/>
+                <w:kern w:val="0"/>
+                <w:sz w:val="20"/>
+                <w:szCs w:val="20"/>
+                <w14:ligatures w14:val="none"/>
+              </w:rPr>
+            </w:pPr>
+            <w:r>
+              <w:rPr>
+                <w:rFonts w:ascii="Segoe UI Symbol" w:eastAsia="Times New Roman" w:hAnsi="Segoe UI Symbol" w:cs="Segoe UI Symbol"/>
+                <w:kern w:val="0"/>
+                <w:sz w:val="20"/>
+                <w:szCs w:val="20"/>
+                <w14:ligatures w14:val="none"/>
+              </w:rPr>
+              <w:t>✓✓</w:t>
+            </w:r>
+          </w:p>
+        </w:tc>
+      </w:tr>
+      <w:tr>
+        <w:trPr>
+          <w:tblCellSpacing w:w="15" w:type="dxa"/>
+        </w:trPr>
+        <w:tc>
+          <w:tcPr>
+            <w:tcW w:w="0" w:type="auto"/>
+            <w:vAlign w:val="center"/>
+            <w:hideMark/>
+          </w:tcPr>
+          <w:p>
+            <w:pPr>
+              <w:spacing w:after="0" w:line="240" w:lineRule="auto"/>
+              <w:rPr>
+                <w:rFonts w:eastAsia="Times New Roman" w:cstheme="minorHAnsi"/>
+                <w:kern w:val="0"/>
+                <w:sz w:val="20"/>
+                <w:szCs w:val="20"/>
+                <w14:ligatures w14:val="none"/>
+              </w:rPr>
+            </w:pPr>
+            <w:r>
+              <w:rPr>
+                <w:rFonts w:eastAsia="Times New Roman" w:cstheme="minorHAnsi"/>
+                <w:kern w:val="0"/>
+                <w:sz w:val="20"/>
+                <w:szCs w:val="20"/>
+                <w14:ligatures w14:val="none"/>
+              </w:rPr>
+              <w:lastRenderedPageBreak/>
+              <w:t>Sales enablement / playbooks</w:t>
+            </w:r>
+          </w:p>
+        </w:tc>
+        <w:tc>
+          <w:tcPr>
+            <w:tcW w:w="0" w:type="auto"/>
+            <w:vAlign w:val="center"/>
+            <w:hideMark/>
+          </w:tcPr>
+          <w:p>
+            <w:pPr>
+              <w:spacing w:after="0" w:line="240" w:lineRule="auto"/>
+              <w:rPr>
+                <w:rFonts w:eastAsia="Times New Roman" w:cstheme="minorHAnsi"/>
+                <w:kern w:val="0"/>
+                <w:sz w:val="20"/>
+                <w:szCs w:val="20"/>
+                <w14:ligatures w14:val="none"/>
+              </w:rPr>
+            </w:pPr>
+            <w:r>
+              <w:rPr>
+                <w:rFonts w:eastAsia="Times New Roman" w:cstheme="minorHAnsi"/>
+                <w:kern w:val="0"/>
+                <w:sz w:val="20"/>
+                <w:szCs w:val="20"/>
+                <w14:ligatures w14:val="none"/>
+              </w:rPr>
+              <w:t>No evidence</w:t>
+            </w:r>
+          </w:p>
+        </w:tc>
+        <w:tc>
+          <w:tcPr>
+            <w:tcW w:w="0" w:type="auto"/>
+            <w:vAlign w:val="center"/>
+            <w:hideMark/>
+          </w:tcPr>
+          <w:p>
+            <w:pPr>
+              <w:spacing w:after="0" w:line="240" w:lineRule="auto"/>
+              <w:rPr>
+                <w:rFonts w:eastAsia="Times New Roman" w:cstheme="minorHAnsi"/>
+                <w:kern w:val="0"/>
+                <w:sz w:val="20"/>
+                <w:szCs w:val="20"/>
+                <w14:ligatures w14:val="none"/>
+              </w:rPr>
+            </w:pPr>
+            <w:r>
+              <w:rPr>
+                <w:rFonts w:ascii="Segoe UI Symbol" w:eastAsia="Times New Roman" w:hAnsi="Segoe UI Symbol" w:cs="Segoe UI Symbol"/>
+                <w:kern w:val="0"/>
+                <w:sz w:val="20"/>
+                <w:szCs w:val="20"/>
+                <w14:ligatures w14:val="none"/>
+              </w:rPr>
+              <w:t>✗</w:t>
+            </w:r>
+          </w:p>
+        </w:tc>
+      </w:tr>
+      <w:tr>
+        <w:trPr>
+          <w:tblCellSpacing w:w="15" w:type="dxa"/>
+        </w:trPr>
+        <w:tc>
+          <w:tcPr>
+            <w:tcW w:w="0" w:type="auto"/>
+            <w:vAlign w:val="center"/>
+            <w:hideMark/>
+          </w:tcPr>
+          <w:p>
+            <w:pPr>
+              <w:spacing w:after="0" w:line="240" w:lineRule="auto"/>
+              <w:rPr>
+                <w:rFonts w:eastAsia="Times New Roman" w:cstheme="minorHAnsi"/>
+                <w:kern w:val="0"/>
+                <w:sz w:val="20"/>
+                <w:szCs w:val="20"/>
+                <w14:ligatures w14:val="none"/>
+              </w:rPr>
+            </w:pPr>
+            <w:r>
+              <w:rPr>
+                <w:rFonts w:eastAsia="Times New Roman" w:cstheme="minorHAnsi"/>
+                <w:kern w:val="0"/>
+                <w:sz w:val="20"/>
+                <w:szCs w:val="20"/>
+                <w14:ligatures w14:val="none"/>
+              </w:rPr>
+              <w:t>AI narrative / thought leadership / external communication</w:t>
+            </w:r>
+          </w:p>
+        </w:tc>
+        <w:tc>
+          <w:tcPr>
+            <w:tcW w:w="0" w:type="auto"/>
+            <w:vAlign w:val="center"/>
+            <w:hideMark/>
+          </w:tcPr>
+          <w:p>
+            <w:pPr>
+              <w:spacing w:after="0" w:line="240" w:lineRule="auto"/>
+              <w:rPr>
+                <w:rFonts w:eastAsia="Times New Roman" w:cstheme="minorHAnsi"/>
+                <w:kern w:val="0"/>
+                <w:sz w:val="20"/>
+                <w:szCs w:val="20"/>
+                <w14:ligatures w14:val="none"/>
+              </w:rPr>
+            </w:pPr>
+            <w:r>
+              <w:rPr>
+                <w:rFonts w:eastAsia="Times New Roman" w:cstheme="minorHAnsi"/>
+                <w:kern w:val="0"/>
+                <w:sz w:val="20"/>
+                <w:szCs w:val="20"/>
+                <w14:ligatures w14:val="none"/>
+              </w:rPr>
+              <w:t>AI Invoice Automation shows AI product thinking; but external narrative/client-facing is a gap</w:t>
+            </w:r>
+          </w:p>
+        </w:tc>
+        <w:tc>
+          <w:tcPr>
+            <w:tcW w:w="0" w:type="auto"/>
+            <w:vAlign w:val="center"/>
+            <w:hideMark/>
+          </w:tcPr>
+          <w:p>
+            <w:pPr>
+              <w:spacing w:after="0" w:line="240" w:lineRule="auto"/>
+              <w:rPr>
+                <w:rFonts w:eastAsia="Times New Roman" w:cstheme="minorHAnsi"/>
+                <w:kern w:val="0"/>
+                <w:sz w:val="20"/>
+                <w:szCs w:val="20"/>
+                <w14:ligatures w14:val="none"/>
+              </w:rPr>
+            </w:pPr>
+            <w:r>
+              <w:rPr>
+                <w:rFonts w:ascii="Segoe UI Symbol" w:eastAsia="Times New Roman" w:hAnsi="Segoe UI Symbol" w:cs="Segoe UI Symbol"/>
+                <w:kern w:val="0"/>
+                <w:sz w:val="20"/>
+                <w:szCs w:val="20"/>
+                <w14:ligatures w14:val="none"/>
+              </w:rPr>
+              <w:t>✓</w:t>
+            </w:r>
+          </w:p>
+        </w:tc>
+      </w:tr>
+      <w:tr>
+        <w:trPr>
+          <w:tblCellSpacing w:w="15" w:type="dxa"/>
+        </w:trPr>
+        <w:tc>
+          <w:tcPr>
+            <w:tcW w:w="0" w:type="auto"/>
+            <w:vAlign w:val="center"/>
+            <w:hideMark/>
+          </w:tcPr>
+          <w:p>
+            <w:pPr>
+              <w:spacing w:after="0" w:line="240" w:lineRule="auto"/>
+              <w:rPr>
+                <w:rFonts w:eastAsia="Times New Roman" w:cstheme="minorHAnsi"/>
+                <w:kern w:val="0"/>
+                <w:sz w:val="20"/>
+                <w:szCs w:val="20"/>
+                <w14:ligatures w14:val="none"/>
+              </w:rPr>
+            </w:pPr>
+            <w:r>
+              <w:rPr>
+                <w:rFonts w:eastAsia="Times New Roman" w:cstheme="minorHAnsi"/>
+                <w:kern w:val="0"/>
+                <w:sz w:val="20"/>
+                <w:szCs w:val="20"/>
+                <w14:ligatures w14:val="none"/>
+              </w:rPr>
+              <w:t>Cross-functional influence without authority</w:t>
+            </w:r>
+          </w:p>
+        </w:tc>
+        <w:tc>
+          <w:tcPr>
+            <w:tcW w:w="0" w:type="auto"/>
+            <w:vAlign w:val="center"/>
+            <w:hideMark/>
+          </w:tcPr>
+          <w:p>
+            <w:pPr>
+              <w:spacing w:after="0" w:line="240" w:lineRule="auto"/>
+              <w:rPr>
+                <w:rFonts w:eastAsia="Times New Roman" w:cstheme="minorHAnsi"/>
+                <w:kern w:val="0"/>
+                <w:sz w:val="20"/>
+                <w:szCs w:val="20"/>
+                <w14:ligatures w14:val="none"/>
+              </w:rPr>
+            </w:pPr>
+            <w:r>
+              <w:rPr>
+                <w:rFonts w:eastAsia="Times New Roman" w:cstheme="minorHAnsi"/>
+                <w:kern w:val="0"/>
+                <w:sz w:val="20"/>
+                <w:szCs w:val="20"/>
+                <w14:ligatures w14:val="none"/>
+              </w:rPr>
+              <w:t>Strong — your consistent strength across all projects</w:t>
+            </w:r>
+          </w:p>
+        </w:tc>
+        <w:tc>
+          <w:tcPr>
+            <w:tcW w:w="0" w:type="auto"/>
+            <w:vAlign w:val="center"/>
+            <w:hideMark/>
+          </w:tcPr>
+          <w:p>
+            <w:pPr>
+              <w:spacing w:after="0" w:line="240" w:lineRule="auto"/>
+              <w:rPr>
+                <w:rFonts w:eastAsia="Times New Roman" w:cstheme="minorHAnsi"/>
+                <w:kern w:val="0"/>
+                <w:sz w:val="20"/>
+                <w:szCs w:val="20"/>
+                <w14:ligatures w14:val="none"/>
+              </w:rPr>
+            </w:pPr>
+            <w:r>
+              <w:rPr>
+                <w:rFonts w:ascii="Segoe UI Symbol" w:eastAsia="Times New Roman" w:hAnsi="Segoe UI Symbol" w:cs="Segoe UI Symbol"/>
+                <w:kern w:val="0"/>
+                <w:sz w:val="20"/>
+                <w:szCs w:val="20"/>
+                <w14:ligatures w14:val="none"/>
+              </w:rPr>
+              <w:t>✓✓✓</w:t>
+            </w:r>
+          </w:p>
+        </w:tc>
+      </w:tr>
+      <w:tr>
+        <w:trPr>
+          <w:tblCellSpacing w:w="15" w:type="dxa"/>
+        </w:trPr>
+        <w:tc>
+          <w:tcPr>
+            <w:tcW w:w="0" w:type="auto"/>
+            <w:vAlign w:val="center"/>
+            <w:hideMark/>
+          </w:tcPr>
+          <w:p>
+            <w:pPr>
+              <w:spacing w:after="0" w:line="240" w:lineRule="auto"/>
+              <w:rPr>
+                <w:rFonts w:eastAsia="Times New Roman" w:cstheme="minorHAnsi"/>
+                <w:kern w:val="0"/>
+                <w:sz w:val="20"/>
+                <w:szCs w:val="20"/>
+                <w14:ligatures w14:val="none"/>
+              </w:rPr>
+            </w:pPr>
+            <w:r>
+              <w:rPr>
+                <w:rFonts w:eastAsia="Times New Roman" w:cstheme="minorHAnsi"/>
+                <w:kern w:val="0"/>
+                <w:sz w:val="20"/>
+                <w:szCs w:val="20"/>
+                <w14:ligatures w14:val="none"/>
+              </w:rPr>
+              <w:t>Systems thinking / structured analytical approach</w:t>
+            </w:r>
+          </w:p>
+        </w:tc>
+        <w:tc>
+          <w:tcPr>
+            <w:tcW w:w="0" w:type="auto"/>
+            <w:vAlign w:val="center"/>
+            <w:hideMark/>
+          </w:tcPr>
+          <w:p>
+            <w:pPr>
+              <w:spacing w:after="0" w:line="240" w:lineRule="auto"/>
+              <w:rPr>
+                <w:rFonts w:eastAsia="Times New Roman" w:cstheme="minorHAnsi"/>
+                <w:kern w:val="0"/>
+                <w:sz w:val="20"/>
+                <w:szCs w:val="20"/>
+                <w14:ligatures w14:val="none"/>
+              </w:rPr>
+            </w:pPr>
+            <w:r>
+              <w:rPr>
+                <w:rFonts w:eastAsia="Times New Roman" w:cstheme="minorHAnsi"/>
+                <w:kern w:val="0"/>
+                <w:sz w:val="20"/>
+                <w:szCs w:val="20"/>
+                <w14:ligatures w14:val="none"/>
+              </w:rPr>
+              <w:t>Strong</w:t>
+            </w:r>
+          </w:p>
+        </w:tc>
+        <w:tc>
+          <w:tcPr>
+            <w:tcW w:w="0" w:type="auto"/>
+            <w:vAlign w:val="center"/>
+            <w:hideMark/>
+          </w:tcPr>
+          <w:p>
+            <w:pPr>
+              <w:spacing w:after="0" w:line="240" w:lineRule="auto"/>
+              <w:rPr>
+                <w:rFonts w:eastAsia="Times New Roman" w:cstheme="minorHAnsi"/>
+                <w:kern w:val="0"/>
+                <w:sz w:val="20"/>
+                <w:szCs w:val="20"/>
+                <w14:ligatures w14:val="none"/>
+              </w:rPr>
+            </w:pPr>
+            <w:r>
+              <w:rPr>
+                <w:rFonts w:ascii="Segoe UI Symbol" w:eastAsia="Times New Roman" w:hAnsi="Segoe UI Symbol" w:cs="Segoe UI Symbol"/>
+                <w:kern w:val="0"/>
+                <w:sz w:val="20"/>
+                <w:szCs w:val="20"/>
+                <w14:ligatures w14:val="none"/>
+              </w:rPr>
+              <w:t>✓✓✓</w:t>
+            </w:r>
+          </w:p>
+        </w:tc>
+      </w:tr>
+    </w:tbl>
+    <w:p>
+      <w:pPr>
+        <w:spacing w:before="100" w:beforeAutospacing="1" w:after="100" w:afterAutospacing="1" w:line="240" w:lineRule="auto"/>
+        <w:rPr>
+          <w:rFonts w:eastAsia="Times New Roman" w:cstheme="minorHAnsi"/>
+          <w:kern w:val="0"/>
+          <w:sz w:val="20"/>
+          <w:szCs w:val="20"/>
+          <w14:ligatures w14:val="none"/>
+        </w:rPr>
+      </w:pPr>
+      <w:r>
+        <w:rPr>
+          <w:rFonts w:eastAsia="Times New Roman" w:cstheme="minorHAnsi"/>
+          <w:b/>
+          <w:bCs/>
+          <w:kern w:val="0"/>
+          <w:sz w:val="20"/>
+          <w:szCs w:val="20"/>
+          <w14:ligatures w14:val="none"/>
+        </w:rPr>
+        <w:t>Strong matches: 2 out of 8 core requirements.</w:t>
+      </w:r>
+      <w:r>
+        <w:rPr>
+          <w:rFonts w:eastAsia="Times New Roman" w:cstheme="minorHAnsi"/>
+          <w:kern w:val="0"/>
+          <w:sz w:val="20"/>
+          <w:szCs w:val="20"/>
+          <w14:ligatures w14:val="none"/>
+        </w:rPr>
+        <w:t xml:space="preserve"> That's a weak alignment profile.</w:t>
+      </w:r>
+    </w:p>
+    <w:p>
+      <w:pPr>
+        <w:spacing w:before="100" w:beforeAutospacing="1" w:after="100" w:afterAutospacing="1" w:line="240" w:lineRule="auto"/>
+        <w:outlineLvl w:val="3"/>
+        <w:rPr>
+          <w:rFonts w:eastAsia="Times New Roman" w:cstheme="minorHAnsi"/>
+          <w:b/>
+          <w:bCs/>
+          <w:kern w:val="0"/>
+          <w:sz w:val="20"/>
+          <w:szCs w:val="20"/>
+          <w14:ligatures w14:val="none"/>
+        </w:rPr>
+      </w:pPr>
+      <w:r>
+        <w:rPr>
+          <w:rFonts w:eastAsia="Times New Roman" w:cstheme="minorHAnsi"/>
+          <w:b/>
+          <w:bCs/>
+          <w:kern w:val="0"/>
+          <w:sz w:val="20"/>
+          <w:szCs w:val="20"/>
+          <w14:ligatures w14:val="none"/>
+        </w:rPr>
+        <w:t>4. TEAM NEEDS &amp; CRITICAL GAPS</w:t>
+      </w:r>
+    </w:p>
+    <w:p>
+      <w:pPr>
+        <w:spacing w:before="100" w:beforeAutospacing="1" w:after="100" w:afterAutospacing="1" w:line="240" w:lineRule="auto"/>
+        <w:rPr>
+          <w:rFonts w:eastAsia="Times New Roman" w:cstheme="minorHAnsi"/>
+          <w:kern w:val="0"/>
+          <w:sz w:val="20"/>
+          <w:szCs w:val="20"/>
+          <w14:ligatures w14:val="none"/>
+        </w:rPr>
+      </w:pPr>
+      <w:r>
+        <w:rPr>
+          <w:rFonts w:eastAsia="Times New Roman" w:cstheme="minorHAnsi"/>
+          <w:b/>
+          <w:bCs/>
+          <w:kern w:val="0"/>
+          <w:sz w:val="20"/>
+          <w:szCs w:val="20"/>
+          <w14:ligatures w14:val="none"/>
+        </w:rPr>
+        <w:t>What this team actually needs right now:</w:t>
+      </w:r>
+      <w:r>
+        <w:rPr>
+          <w:rFonts w:eastAsia="Times New Roman" w:cstheme="minorHAnsi"/>
+          <w:kern w:val="0"/>
+          <w:sz w:val="20"/>
+          <w:szCs w:val="20"/>
+          <w14:ligatures w14:val="none"/>
+        </w:rPr>
+        <w:t xml:space="preserve"> Someone who has sat inside a consulting firm (ideally Deloitte, Accenture, KPMG, or equivalent) and </w:t>
+      </w:r>
+      <w:r>
+        <w:rPr>
+          <w:rFonts w:eastAsia="Times New Roman" w:cstheme="minorHAnsi"/>
+          <w:i/>
+          <w:iCs/>
+          <w:kern w:val="0"/>
+          <w:sz w:val="20"/>
+          <w:szCs w:val="20"/>
+          <w14:ligatures w14:val="none"/>
+        </w:rPr>
+        <w:t>built service lines</w:t>
+      </w:r>
+      <w:r>
+        <w:rPr>
+          <w:rFonts w:eastAsia="Times New Roman" w:cstheme="minorHAnsi"/>
+          <w:kern w:val="0"/>
+          <w:sz w:val="20"/>
+          <w:szCs w:val="20"/>
+          <w14:ligatures w14:val="none"/>
+        </w:rPr>
+        <w:t xml:space="preserve"> — defined the go-to-market narrative, structured the delivery model, priced engagements, built sales collateral, and managed hyperscaler partnerships. They've just absorbed two acquisitions and have a pile of disconnected capabilities. They need a consulting offering architect, not a platform builder.</w:t>
+      </w:r>
+    </w:p>
+    <w:p>
+      <w:pPr>
+        <w:spacing w:before="100" w:beforeAutospacing="1" w:after="100" w:afterAutospacing="1" w:line="240" w:lineRule="auto"/>
+        <w:rPr>
+          <w:rFonts w:eastAsia="Times New Roman" w:cstheme="minorHAnsi"/>
+          <w:kern w:val="0"/>
+          <w:sz w:val="20"/>
+          <w:szCs w:val="20"/>
+          <w14:ligatures w14:val="none"/>
+        </w:rPr>
+      </w:pPr>
+      <w:r>
+        <w:rPr>
+          <w:rFonts w:eastAsia="Times New Roman" w:cstheme="minorHAnsi"/>
+          <w:b/>
+          <w:bCs/>
+          <w:kern w:val="0"/>
+          <w:sz w:val="20"/>
+          <w:szCs w:val="20"/>
+          <w14:ligatures w14:val="none"/>
+        </w:rPr>
+        <w:t>Gap 1 — Role type mismatch (dealbreaker-level):</w:t>
+      </w:r>
+      <w:r>
+        <w:rPr>
+          <w:rFonts w:eastAsia="Times New Roman" w:cstheme="minorHAnsi"/>
+          <w:kern w:val="0"/>
+          <w:sz w:val="20"/>
+          <w:szCs w:val="20"/>
+          <w14:ligatures w14:val="none"/>
+        </w:rPr>
+        <w:t xml:space="preserve"> Your career has been in </w:t>
+      </w:r>
+      <w:r>
+        <w:rPr>
+          <w:rFonts w:eastAsia="Times New Roman" w:cstheme="minorHAnsi"/>
+          <w:i/>
+          <w:iCs/>
+          <w:kern w:val="0"/>
+          <w:sz w:val="20"/>
+          <w:szCs w:val="20"/>
+          <w14:ligatures w14:val="none"/>
+        </w:rPr>
+        <w:t>product management of internal platforms and tools.</w:t>
+      </w:r>
+      <w:r>
+        <w:rPr>
+          <w:rFonts w:eastAsia="Times New Roman" w:cstheme="minorHAnsi"/>
+          <w:kern w:val="0"/>
+          <w:sz w:val="20"/>
+          <w:szCs w:val="20"/>
+          <w14:ligatures w14:val="none"/>
+        </w:rPr>
+        <w:t xml:space="preserve"> This role is </w:t>
+      </w:r>
+      <w:r>
+        <w:rPr>
+          <w:rFonts w:eastAsia="Times New Roman" w:cstheme="minorHAnsi"/>
+          <w:i/>
+          <w:iCs/>
+          <w:kern w:val="0"/>
+          <w:sz w:val="20"/>
+          <w:szCs w:val="20"/>
+          <w14:ligatures w14:val="none"/>
+        </w:rPr>
+        <w:t>offering management of external consulting services.</w:t>
+      </w:r>
+      <w:r>
+        <w:rPr>
+          <w:rFonts w:eastAsia="Times New Roman" w:cstheme="minorHAnsi"/>
+          <w:kern w:val="0"/>
+          <w:sz w:val="20"/>
+          <w:szCs w:val="20"/>
+          <w14:ligatures w14:val="none"/>
+        </w:rPr>
+        <w:t xml:space="preserve"> These are different disciplines. Offering management in consulting is about: how do we package and sell what we do? Product management is: what should we build and for whom? You'd be going from builder to seller/packager, and you have no track record of the latter.</w:t>
+      </w:r>
+    </w:p>
+    <w:p>
+      <w:pPr>
+        <w:spacing w:before="100" w:beforeAutospacing="1" w:after="100" w:afterAutospacing="1" w:line="240" w:lineRule="auto"/>
+        <w:rPr>
+          <w:rFonts w:eastAsia="Times New Roman" w:cstheme="minorHAnsi"/>
+          <w:kern w:val="0"/>
+          <w:sz w:val="20"/>
+          <w:szCs w:val="20"/>
+          <w14:ligatures w14:val="none"/>
+        </w:rPr>
+      </w:pPr>
+      <w:r>
+        <w:rPr>
+          <w:rFonts w:eastAsia="Times New Roman" w:cstheme="minorHAnsi"/>
+          <w:b/>
+          <w:bCs/>
+          <w:kern w:val="0"/>
+          <w:sz w:val="20"/>
+          <w:szCs w:val="20"/>
+          <w14:ligatures w14:val="none"/>
+        </w:rPr>
+        <w:t>Gap 2 — Microsoft ecosystem (dealbreaker for this specific role):</w:t>
+      </w:r>
+      <w:r>
+        <w:rPr>
+          <w:rFonts w:eastAsia="Times New Roman" w:cstheme="minorHAnsi"/>
+          <w:kern w:val="0"/>
+          <w:sz w:val="20"/>
+          <w:szCs w:val="20"/>
+          <w14:ligatures w14:val="none"/>
+        </w:rPr>
+        <w:t xml:space="preserve"> The JD explicitly calls out Microsoft co-sell, Azure, Copilot, Fabric, and Dynamics. This isn't "nice to have" — the Microsoft partnership is described as a </w:t>
+      </w:r>
+      <w:r>
+        <w:rPr>
+          <w:rFonts w:eastAsia="Times New Roman" w:cstheme="minorHAnsi"/>
+          <w:i/>
+          <w:iCs/>
+          <w:kern w:val="0"/>
+          <w:sz w:val="20"/>
+          <w:szCs w:val="20"/>
+          <w14:ligatures w14:val="none"/>
+        </w:rPr>
+        <w:t>key strategic pillar</w:t>
+      </w:r>
+      <w:r>
+        <w:rPr>
+          <w:rFonts w:eastAsia="Times New Roman" w:cstheme="minorHAnsi"/>
+          <w:kern w:val="0"/>
+          <w:sz w:val="20"/>
+          <w:szCs w:val="20"/>
+          <w14:ligatures w14:val="none"/>
+        </w:rPr>
+        <w:t>. You have no demonstrated Microsoft ecosystem experience. This would be a credibility gap in almost every conversation.</w:t>
+      </w:r>
+    </w:p>
+    <w:p>
+      <w:pPr>
+        <w:spacing w:before="100" w:beforeAutospacing="1" w:after="100" w:afterAutospacing="1" w:line="240" w:lineRule="auto"/>
+        <w:rPr>
+          <w:rFonts w:eastAsia="Times New Roman" w:cstheme="minorHAnsi"/>
+          <w:kern w:val="0"/>
+          <w:sz w:val="20"/>
+          <w:szCs w:val="20"/>
+          <w14:ligatures w14:val="none"/>
+        </w:rPr>
+      </w:pPr>
+      <w:r>
+        <w:rPr>
+          <w:rFonts w:eastAsia="Times New Roman" w:cstheme="minorHAnsi"/>
+          <w:b/>
+          <w:bCs/>
+          <w:kern w:val="0"/>
+          <w:sz w:val="20"/>
+          <w:szCs w:val="20"/>
+          <w14:ligatures w14:val="none"/>
+        </w:rPr>
+        <w:t>Gap 3 — Financial services consulting depth:</w:t>
+      </w:r>
+      <w:r>
+        <w:rPr>
+          <w:rFonts w:eastAsia="Times New Roman" w:cstheme="minorHAnsi"/>
+          <w:kern w:val="0"/>
+          <w:sz w:val="20"/>
+          <w:szCs w:val="20"/>
+          <w14:ligatures w14:val="none"/>
+        </w:rPr>
+        <w:t xml:space="preserve"> Your Mexico project is your best credential here, but it's internal operations work at a retailer. This role needs someone who has sold AI/data services </w:t>
+      </w:r>
+      <w:r>
+        <w:rPr>
+          <w:rFonts w:eastAsia="Times New Roman" w:cstheme="minorHAnsi"/>
+          <w:i/>
+          <w:iCs/>
+          <w:kern w:val="0"/>
+          <w:sz w:val="20"/>
+          <w:szCs w:val="20"/>
+          <w14:ligatures w14:val="none"/>
+        </w:rPr>
+        <w:t>to</w:t>
+      </w:r>
+      <w:r>
+        <w:rPr>
+          <w:rFonts w:eastAsia="Times New Roman" w:cstheme="minorHAnsi"/>
+          <w:kern w:val="0"/>
+          <w:sz w:val="20"/>
+          <w:szCs w:val="20"/>
+          <w14:ligatures w14:val="none"/>
+        </w:rPr>
+        <w:t xml:space="preserve"> banks and asset managers, understands their regulatory context (GDPR, DORA, FCA, etc.), and can speak credibly about governance concerns. Your EY background partially helps, but it predates your PM depth and may feel thin if probed.</w:t>
+      </w:r>
+    </w:p>
+    <w:p>
+      <w:pPr>
+        <w:spacing w:before="100" w:beforeAutospacing="1" w:after="100" w:afterAutospacing="1" w:line="240" w:lineRule="auto"/>
+        <w:rPr>
+          <w:rFonts w:eastAsia="Times New Roman" w:cstheme="minorHAnsi"/>
+          <w:kern w:val="0"/>
+          <w:sz w:val="20"/>
+          <w:szCs w:val="20"/>
+          <w14:ligatures w14:val="none"/>
+        </w:rPr>
+      </w:pPr>
+      <w:r>
+        <w:rPr>
+          <w:rFonts w:eastAsia="Times New Roman" w:cstheme="minorHAnsi"/>
+          <w:b/>
+          <w:bCs/>
+          <w:kern w:val="0"/>
+          <w:sz w:val="20"/>
+          <w:szCs w:val="20"/>
+          <w14:ligatures w14:val="none"/>
+        </w:rPr>
+        <w:t>Gap 4 — External client-facing PM experience:</w:t>
+      </w:r>
+      <w:r>
+        <w:rPr>
+          <w:rFonts w:eastAsia="Times New Roman" w:cstheme="minorHAnsi"/>
+          <w:kern w:val="0"/>
+          <w:sz w:val="20"/>
+          <w:szCs w:val="20"/>
+          <w14:ligatures w14:val="none"/>
+        </w:rPr>
+        <w:t xml:space="preserve"> You've built products used by suppliers and internal teams. This role requires standing in front of financial institution CIOs and C-suite clients and selling/articulating a technology vision. That's a different skill than what your resume demonstrates.</w:t>
+      </w:r>
+    </w:p>
+    <w:p>
+      <w:pPr>
+        <w:spacing w:after="0" w:line="240" w:lineRule="auto"/>
+        <w:rPr>
+          <w:rFonts w:eastAsia="Times New Roman" w:cstheme="minorHAnsi"/>
+          <w:kern w:val="0"/>
+          <w:sz w:val="20"/>
+          <w:szCs w:val="20"/>
+          <w14:ligatures w14:val="none"/>
+        </w:rPr>
+      </w:pPr>
+      <w:r>
+        <w:rPr>
+          <w:rFonts w:eastAsia="Times New Roman" w:cstheme="minorHAnsi"/>
+          <w:noProof/>
+          <w:kern w:val="0"/>
+          <w:sz w:val="20"/>
+          <w:szCs w:val="20"/>
+        </w:rPr>
+        <w:pict w14:anchorId="41CA2A95">
+          <v:rect id="_x0000_i1025" alt="" style="width:468pt;height:.05pt;mso-width-percent:0;mso-height-percent:0;mso-width-percent:0;mso-height-percent:0" o:hralign="center" o:hrstd="t" o:hr="t" fillcolor="#a0a0a0" stroked="f"/>
+        </w:pict>
+      </w:r>
+    </w:p>
+    <w:p>
+      <w:pPr>
+        <w:spacing w:before="100" w:beforeAutospacing="1" w:after="100" w:afterAutospacing="1" w:line="240" w:lineRule="auto"/>
+        <w:outlineLvl w:val="2"/>
+        <w:rPr>
+          <w:rFonts w:eastAsia="Times New Roman" w:cstheme="minorHAnsi"/>
+          <w:b/>
+          <w:bCs/>
+          <w:kern w:val="0"/>
+          <w:sz w:val="20"/>
+          <w:szCs w:val="20"/>
+          <w14:ligatures w14:val="none"/>
+        </w:rPr>
+      </w:pPr>
+      <w:r>
+        <w:rPr>
+          <w:rFonts w:eastAsia="Times New Roman" w:cstheme="minorHAnsi"/>
+          <w:b/>
+          <w:bCs/>
+          <w:kern w:val="0"/>
+          <w:sz w:val="20"/>
+          <w:szCs w:val="20"/>
+          <w14:ligatures w14:val="none"/>
+        </w:rPr>
+        <w:t>RECOMMENDATION</w:t>
+      </w:r>
+    </w:p>
+    <w:p>
+      <w:pPr>
+        <w:spacing w:before="100" w:beforeAutospacing="1" w:after="100" w:afterAutospacing="1" w:line="240" w:lineRule="auto"/>
+        <w:rPr>
+          <w:rFonts w:eastAsia="Times New Roman" w:cstheme="minorHAnsi"/>
+          <w:kern w:val="0"/>
+          <w:sz w:val="20"/>
+          <w:szCs w:val="20"/>
+          <w14:ligatures w14:val="none"/>
+        </w:rPr>
+      </w:pPr>
+      <w:r>
+        <w:rPr>
+          <w:rFonts w:eastAsia="Times New Roman" w:cstheme="minorHAnsi"/>
+          <w:b/>
+          <w:bCs/>
+          <w:kern w:val="0"/>
+          <w:sz w:val="20"/>
+          <w:szCs w:val="20"/>
+          <w14:ligatures w14:val="none"/>
+        </w:rPr>
+        <w:t>OVERALL MATCH: Weak Match — Do Not Prioritize</w:t>
+      </w:r>
+    </w:p>
+    <w:p>
+      <w:pPr>
+        <w:spacing w:before="100" w:beforeAutospacing="1" w:after="100" w:afterAutospacing="1" w:line="240" w:lineRule="auto"/>
+        <w:rPr>
+          <w:rFonts w:eastAsia="Times New Roman" w:cstheme="minorHAnsi"/>
+          <w:kern w:val="0"/>
+          <w:sz w:val="20"/>
+          <w:szCs w:val="20"/>
+          <w14:ligatures w14:val="none"/>
+        </w:rPr>
+      </w:pPr>
+      <w:r>
+        <w:rPr>
+          <w:rFonts w:eastAsia="Times New Roman" w:cstheme="minorHAnsi"/>
+          <w:b/>
+          <w:bCs/>
+          <w:kern w:val="0"/>
+          <w:sz w:val="20"/>
+          <w:szCs w:val="20"/>
+          <w14:ligatures w14:val="none"/>
+        </w:rPr>
+        <w:t>Why this role isn't right for you right now:</w:t>
+      </w:r>
+    </w:p>
+    <w:p>
+      <w:pPr>
+        <w:spacing w:before="100" w:beforeAutospacing="1" w:after="100" w:afterAutospacing="1" w:line="240" w:lineRule="auto"/>
+        <w:rPr>
+          <w:rFonts w:eastAsia="Times New Roman" w:cstheme="minorHAnsi"/>
+          <w:kern w:val="0"/>
+          <w:sz w:val="20"/>
+          <w:szCs w:val="20"/>
+          <w14:ligatures w14:val="none"/>
+        </w:rPr>
+      </w:pPr>
+      <w:r>
+        <w:rPr>
+          <w:rFonts w:eastAsia="Times New Roman" w:cstheme="minorHAnsi"/>
+          <w:kern w:val="0"/>
+          <w:sz w:val="20"/>
+          <w:szCs w:val="20"/>
+          <w14:ligatures w14:val="none"/>
+        </w:rPr>
+        <w:t xml:space="preserve">The fundamental problem isn't your skills — it's that this is the wrong </w:t>
+      </w:r>
+      <w:r>
+        <w:rPr>
+          <w:rFonts w:eastAsia="Times New Roman" w:cstheme="minorHAnsi"/>
+          <w:i/>
+          <w:iCs/>
+          <w:kern w:val="0"/>
+          <w:sz w:val="20"/>
+          <w:szCs w:val="20"/>
+          <w14:ligatures w14:val="none"/>
+        </w:rPr>
+        <w:t>type</w:t>
+      </w:r>
+      <w:r>
+        <w:rPr>
+          <w:rFonts w:eastAsia="Times New Roman" w:cstheme="minorHAnsi"/>
+          <w:kern w:val="0"/>
+          <w:sz w:val="20"/>
+          <w:szCs w:val="20"/>
+          <w14:ligatures w14:val="none"/>
+        </w:rPr>
+        <w:t xml:space="preserve"> of role for where you're trying to go. You've been deliberately building a financial infrastructure PM identity through Wise, Liberis, and Rippling. This </w:t>
+      </w:r>
+      <w:r>
+        <w:rPr>
+          <w:rFonts w:eastAsia="Times New Roman" w:cstheme="minorHAnsi"/>
+          <w:kern w:val="0"/>
+          <w:sz w:val="20"/>
+          <w:szCs w:val="20"/>
+          <w14:ligatures w14:val="none"/>
+        </w:rPr>
+        <w:lastRenderedPageBreak/>
+        <w:t>role would take you sideways into consulting proposition management, which diverges from that trajectory. Even if you got it, you'd be designing sales playbooks and co-sell decks, not owning product platforms. That's a detour, not a step forward.</w:t>
+      </w:r>
+    </w:p>
+    <w:p>
+      <w:pPr>
+        <w:shd w:val="clear" w:color="auto" w:fill="FFFFFF" w:themeFill="background1"/>
+        <w:rPr>
+          <w:rFonts w:cstheme="minorHAnsi"/>
           <w:color w:val="F8F8F6"/>
-          <w:shd w:val="clear" w:color="auto" w:fill="121212"/>
-        </w:rPr>
-        <w:t>employees.As</w:t>
-      </w:r>
-      <w:proofErr w:type="spellEnd"/>
-      <w:r>
-        <w:rPr>
-          <w:rFonts w:ascii="Segoe UI" w:hAnsi="Segoe UI" w:cs="Segoe UI"/>
-          <w:color w:val="F8F8F6"/>
-          <w:shd w:val="clear" w:color="auto" w:fill="121212"/>
-        </w:rPr>
-        <w:t xml:space="preserve"> a Product Lead on the Talent Management team, you will play a pivotal role in shaping the direction of this initiative by owning the vision, strategy, and execution for a core set of products within the suite. You will work cross-functionally with engineering, design, data science, and go-to-market teams to deliver innovative solutions that help managers become better leaders and employees grow in their careers. You will own the roadmap for your product area, determining which capabilities the team should invest in based on a deep understanding of customer needs, the competitive landscape, and Rippling’s unique </w:t>
-      </w:r>
-      <w:proofErr w:type="spellStart"/>
-      <w:proofErr w:type="gramStart"/>
-      <w:r>
-        <w:rPr>
-          <w:rFonts w:ascii="Segoe UI" w:hAnsi="Segoe UI" w:cs="Segoe UI"/>
-          <w:color w:val="F8F8F6"/>
-          <w:shd w:val="clear" w:color="auto" w:fill="121212"/>
-        </w:rPr>
-        <w:t>strengths.What</w:t>
-      </w:r>
-      <w:proofErr w:type="spellEnd"/>
-      <w:proofErr w:type="gramEnd"/>
-      <w:r>
-        <w:rPr>
-          <w:rFonts w:ascii="Segoe UI" w:hAnsi="Segoe UI" w:cs="Segoe UI"/>
-          <w:color w:val="F8F8F6"/>
-          <w:shd w:val="clear" w:color="auto" w:fill="121212"/>
-        </w:rPr>
-        <w:t xml:space="preserve"> You Will Do * Define and execute the product vision, strategy, and roadmap for a portfolio of products within the Talent Management suite. * Collaborate closely with engineering, design, data science, and go-to-market teams to launch innovative features that help managers become better leaders. * Deeply understand the competitive landscape and customer needs to prioritize investments and ensure product-market fit for the products you own. * Define and analyze key success metrics to measure the adoption, impact, and business value of your product area. * Identify and execute on opportunities to integrate insights from your products into other areas of </w:t>
-      </w:r>
-      <w:r>
-        <w:rPr>
-          <w:rFonts w:ascii="Segoe UI" w:hAnsi="Segoe UI" w:cs="Segoe UI"/>
-          <w:color w:val="F8F8F6"/>
-          <w:shd w:val="clear" w:color="auto" w:fill="121212"/>
-        </w:rPr>
-        <w:lastRenderedPageBreak/>
-        <w:t>the Rippling platform, maximizing their value for customers. What You Will Need * 8+ years of Product Management experience. * Self-starter with a bias towards action. * Ability to thrive in a fast-paced environment. * Strong product and usability instincts. * Helicopter pilot mentality: you can easily switch from high-level strategy and planning to UI polish and data model details. * Exceptional written and verbal communication skills. * Experience building complex workflows and integration/marketplace products. * Founder or hyper-growth startup experience a strong plus. * Strong alignment with our __leadership principles__: in particular Go and See, Push the Limits of Possible, and Are Right, a Lot.</w:t>
-      </w:r>
+          <w:sz w:val="20"/>
+          <w:szCs w:val="20"/>
+          <w:shd w:val="clear" w:color="auto" w:fill="2C2C2A"/>
+        </w:rPr>
+      </w:pPr>
     </w:p>
     <w:p>
       <w:pPr>
         <w:shd w:val="clear" w:color="auto" w:fill="FFFFFF" w:themeFill="background1"/>
         <w:rPr>
           <w:rFonts w:cstheme="minorHAnsi"/>
-          <w:sz w:val="22"/>
-          <w:szCs w:val="22"/>
+          <w:sz w:val="20"/>
+          <w:szCs w:val="20"/>
         </w:rPr>
       </w:pPr>
     </w:p>
@@ -3046,8 +5933,8 @@
         <w:shd w:val="clear" w:color="auto" w:fill="FFFFFF" w:themeFill="background1"/>
         <w:rPr>
           <w:rFonts w:cstheme="minorHAnsi"/>
-          <w:sz w:val="22"/>
-          <w:szCs w:val="22"/>
+          <w:sz w:val="20"/>
+          <w:szCs w:val="20"/>
         </w:rPr>
       </w:pPr>
     </w:p>
@@ -3056,15 +5943,65 @@
         <w:shd w:val="clear" w:color="auto" w:fill="FFFFFF" w:themeFill="background1"/>
         <w:rPr>
           <w:rFonts w:cstheme="minorHAnsi"/>
-          <w:sz w:val="22"/>
-          <w:szCs w:val="22"/>
-        </w:rPr>
-      </w:pPr>
-      <w:r>
+          <w:sz w:val="20"/>
+          <w:szCs w:val="20"/>
+        </w:rPr>
+      </w:pPr>
+    </w:p>
+    <w:p>
+      <w:pPr>
+        <w:shd w:val="clear" w:color="auto" w:fill="FFFFFF" w:themeFill="background1"/>
         <w:rPr>
           <w:rFonts w:cstheme="minorHAnsi"/>
-          <w:sz w:val="22"/>
-          <w:szCs w:val="22"/>
+          <w:sz w:val="20"/>
+          <w:szCs w:val="20"/>
+        </w:rPr>
+      </w:pPr>
+    </w:p>
+    <w:p>
+      <w:pPr>
+        <w:shd w:val="clear" w:color="auto" w:fill="FFFFFF" w:themeFill="background1"/>
+        <w:rPr>
+          <w:rFonts w:cstheme="minorHAnsi"/>
+          <w:sz w:val="20"/>
+          <w:szCs w:val="20"/>
+        </w:rPr>
+      </w:pPr>
+    </w:p>
+    <w:p>
+      <w:pPr>
+        <w:shd w:val="clear" w:color="auto" w:fill="FFFFFF" w:themeFill="background1"/>
+        <w:rPr>
+          <w:rFonts w:cstheme="minorHAnsi"/>
+          <w:sz w:val="20"/>
+          <w:szCs w:val="20"/>
+        </w:rPr>
+      </w:pPr>
+    </w:p>
+    <w:p>
+      <w:pPr>
+        <w:shd w:val="clear" w:color="auto" w:fill="FFFFFF" w:themeFill="background1"/>
+        <w:rPr>
+          <w:rFonts w:cstheme="minorHAnsi"/>
+          <w:sz w:val="20"/>
+          <w:szCs w:val="20"/>
+        </w:rPr>
+      </w:pPr>
+    </w:p>
+    <w:p>
+      <w:pPr>
+        <w:shd w:val="clear" w:color="auto" w:fill="FFFFFF" w:themeFill="background1"/>
+        <w:rPr>
+          <w:rFonts w:cstheme="minorHAnsi"/>
+          <w:sz w:val="20"/>
+          <w:szCs w:val="20"/>
+        </w:rPr>
+      </w:pPr>
+      <w:r>
+        <w:rPr>
+          <w:rFonts w:cstheme="minorHAnsi"/>
+          <w:sz w:val="20"/>
+          <w:szCs w:val="20"/>
         </w:rPr>
         <w:t>*****************************************</w:t>
       </w:r>
@@ -5438,7 +8375,6 @@
     <w:next w:val="Normal"/>
     <w:link w:val="Heading3Char"/>
     <w:uiPriority w:val="9"/>
-    <w:semiHidden/>
     <w:unhideWhenUsed/>
     <w:qFormat/>
     <w:rsid w:val="0037722E"/>
@@ -5461,7 +8397,6 @@
     <w:next w:val="Normal"/>
     <w:link w:val="Heading4Char"/>
     <w:uiPriority w:val="9"/>
-    <w:semiHidden/>
     <w:unhideWhenUsed/>
     <w:qFormat/>
     <w:rsid w:val="0037722E"/>
@@ -5645,7 +8580,6 @@
     <w:basedOn w:val="DefaultParagraphFont"/>
     <w:link w:val="Heading3"/>
     <w:uiPriority w:val="9"/>
-    <w:semiHidden/>
     <w:rsid w:val="0037722E"/>
     <w:rPr>
       <w:rFonts w:eastAsiaTheme="majorEastAsia" w:cstheme="majorBidi"/>
@@ -5659,7 +8593,6 @@
     <w:basedOn w:val="DefaultParagraphFont"/>
     <w:link w:val="Heading4"/>
     <w:uiPriority w:val="9"/>
-    <w:semiHidden/>
     <w:rsid w:val="0037722E"/>
     <w:rPr>
       <w:rFonts w:eastAsiaTheme="majorEastAsia" w:cstheme="majorBidi"/>
@@ -5960,6 +8893,30 @@
       <w14:ligatures w14:val="none"/>
     </w:rPr>
   </w:style>
+  <w:style w:type="paragraph" w:customStyle="1" w:styleId="font-claude-response-body">
+    <w:name w:val="font-claude-response-body"/>
+    <w:basedOn w:val="Normal"/>
+    <w:rsid w:val="008A2979"/>
+    <w:pPr>
+      <w:spacing w:before="100" w:beforeAutospacing="1" w:after="100" w:afterAutospacing="1" w:line="240" w:lineRule="auto"/>
+    </w:pPr>
+    <w:rPr>
+      <w:rFonts w:ascii="Times New Roman" w:eastAsia="Times New Roman" w:hAnsi="Times New Roman" w:cs="Times New Roman"/>
+      <w:kern w:val="0"/>
+      <w14:ligatures w14:val="none"/>
+    </w:rPr>
+  </w:style>
+  <w:style w:type="character" w:styleId="Emphasis">
+    <w:name w:val="Emphasis"/>
+    <w:basedOn w:val="DefaultParagraphFont"/>
+    <w:uiPriority w:val="20"/>
+    <w:qFormat/>
+    <w:rsid w:val="008A2979"/>
+    <w:rPr>
+      <w:i/>
+      <w:iCs/>
+    </w:rPr>
+  </w:style>
 </w:styles>
 </file>
 
